--- a/docs/CoreXY_firmware_tai_lieu_dao_tao.docx
+++ b/docs/CoreXY_firmware_tai_lieu_dao_tao.docx
@@ -290,6 +290,1981 @@
           <w:color w:val="1A1A1A"/>
         </w:rPr>
         <w:t xml:space="preserve">không viết một dòng code nào cho bước sau khi bước hiện tại chưa chạy được trên phần cứng thật và chưa có số đo chứng minh. Mọi con số trong tài liệu đều là số đo, không phải số ước lượng.</w:t>
+      </w:r>
+    </w:p>
+    <w:p>
+      <w:pPr>
+        <w:pStyle w:val="Heading2"/>
+        <w:spacing w:after="120" w:before="300"/>
+      </w:pPr>
+      <w:r>
+        <w:t xml:space="preserve">0.3 Cách học tài liệu này</w:t>
+      </w:r>
+    </w:p>
+    <w:p>
+      <w:pPr>
+        <w:spacing w:after="130" w:line="310"/>
+        <w:jc w:val="both"/>
+      </w:pPr>
+      <w:r>
+        <w:rPr>
+          <w:color w:val="1A1A1A"/>
+        </w:rPr>
+        <w:t xml:space="preserve">Tài liệu này không viết để đọc một lượt rồi cất. Đọc suông thì sau một tuần chỉ còn nhớ vài thuật ngữ. Phần dưới là lộ trình đã tính sao cho mỗi buổi học đều kết thúc bằng một thứ chạy được trên máy.</w:t>
+      </w:r>
+    </w:p>
+    <w:p>
+      <w:pPr>
+        <w:pStyle w:val="Heading3"/>
+        <w:spacing w:after="100" w:before="220"/>
+      </w:pPr>
+      <w:r>
+        <w:t xml:space="preserve">Ba nguyên tắc</w:t>
+      </w:r>
+    </w:p>
+    <w:p>
+      <w:pPr>
+        <w:pStyle w:val="ListParagraph"/>
+        <w:numPr>
+          <w:ilvl w:val="0"/>
+          <w:numId w:val="3"/>
+        </w:numPr>
+        <w:spacing w:after="70" w:line="300"/>
+      </w:pPr>
+      <w:r>
+        <w:rPr>
+          <w:b/>
+          <w:bCs/>
+          <w:color w:val="1A1A1A"/>
+        </w:rPr>
+        <w:t xml:space="preserve">Luôn mở code bên cạnh.</w:t>
+      </w:r>
+      <w:r>
+        <w:rPr>
+          <w:color w:val="1A1A1A"/>
+        </w:rPr>
+        <w:t xml:space="preserve"> Đọc một mục trong tài liệu, rồi mở ngay hàm tương ứng trong mã nguồn và đối chiếu. Hiểu thuật toán mà không nhận ra nó nằm ở dòng nào thì khi cần sửa vẫn bó tay. Phụ lục A sinh ra chính để làm việc này.</w:t>
+      </w:r>
+    </w:p>
+    <w:p>
+      <w:pPr>
+        <w:pStyle w:val="ListParagraph"/>
+        <w:numPr>
+          <w:ilvl w:val="0"/>
+          <w:numId w:val="3"/>
+        </w:numPr>
+        <w:spacing w:after="70" w:line="300"/>
+      </w:pPr>
+      <w:r>
+        <w:rPr>
+          <w:b/>
+          <w:bCs/>
+          <w:color w:val="1A1A1A"/>
+        </w:rPr>
+        <w:t xml:space="preserve">Dự đoán trước, đo sau.</w:t>
+      </w:r>
+      <w:r>
+        <w:rPr>
+          <w:color w:val="1A1A1A"/>
+        </w:rPr>
+        <w:t xml:space="preserve"> Trước mỗi lần nạp, viết ra giấy con số bạn nghĩ máy sẽ cho. Rồi mới chạy. Trùng thì kiến thức được xác nhận. Lệch thì bạn vừa tìm ra một chỗ mình hiểu sai, và đó mới là lúc học được nhiều nhất. Nếu chỉ chạy rồi gật gù thì não không ghi lại gì cả.</w:t>
+      </w:r>
+    </w:p>
+    <w:p>
+      <w:pPr>
+        <w:pStyle w:val="ListParagraph"/>
+        <w:numPr>
+          <w:ilvl w:val="0"/>
+          <w:numId w:val="3"/>
+        </w:numPr>
+        <w:spacing w:after="70" w:line="300"/>
+      </w:pPr>
+      <w:r>
+        <w:rPr>
+          <w:b/>
+          <w:bCs/>
+          <w:color w:val="1A1A1A"/>
+        </w:rPr>
+        <w:t xml:space="preserve">Phá có chủ đích.</w:t>
+      </w:r>
+      <w:r>
+        <w:rPr>
+          <w:color w:val="1A1A1A"/>
+        </w:rPr>
+        <w:t xml:space="preserve"> Cố tình làm hỏng một chi tiết, chạy, quan sát hậu quả, rồi sửa lại. Bỏ biến `rest` đi và nghe tiếng động cơ sẽ khắc sâu hơn mười lần đọc giải thích về nó.</w:t>
+      </w:r>
+    </w:p>
+    <w:p>
+      <w:pPr>
+        <w:pBdr>
+          <w:left w:val="single" w:color="D99A00" w:sz="18" w:space="8"/>
+        </w:pBdr>
+        <w:shd w:fill="FFF6E0" w:val="clear"/>
+        <w:spacing w:after="170" w:before="130" w:line="300"/>
+        <w:ind w:left="200" w:right="200"/>
+        <w:jc w:val="both"/>
+      </w:pPr>
+      <w:r>
+        <w:rPr>
+          <w:b/>
+          <w:bCs/>
+          <w:color w:val="D99A00"/>
+        </w:rPr>
+        <w:t xml:space="preserve">Vì sao nguyên tắc 2 quan trọng nhất: </w:t>
+      </w:r>
+      <w:r>
+        <w:rPr>
+          <w:color w:val="1A1A1A"/>
+        </w:rPr>
+        <w:t xml:space="preserve">não chỉ ghi nhớ mạnh khi có </w:t>
+      </w:r>
+      <w:r>
+        <w:rPr>
+          <w:b/>
+          <w:bCs/>
+          <w:color w:val="1A1A1A"/>
+        </w:rPr>
+        <w:t xml:space="preserve">sai số dự đoán</w:t>
+      </w:r>
+      <w:r>
+        <w:rPr>
+          <w:color w:val="1A1A1A"/>
+        </w:rPr>
+        <w:t xml:space="preserve">. Đọc rồi đồng ý là hoạt động thụ động. Dự đoán 600 ms rồi thấy máy chạy 539 ms buộc bạn phải đi tìm lý do, và lý do đó sẽ nhớ rất lâu.</w:t>
+      </w:r>
+    </w:p>
+    <w:p>
+      <w:pPr>
+        <w:pStyle w:val="Heading3"/>
+        <w:spacing w:after="100" w:before="220"/>
+      </w:pPr>
+      <w:r>
+        <w:t xml:space="preserve">Lộ trình tám buổi</w:t>
+      </w:r>
+    </w:p>
+    <w:p>
+      <w:pPr>
+        <w:spacing w:after="130" w:line="310"/>
+        <w:jc w:val="both"/>
+      </w:pPr>
+      <w:r>
+        <w:rPr>
+          <w:color w:val="1A1A1A"/>
+        </w:rPr>
+        <w:t xml:space="preserve">Mỗi buổi khoảng 60 tới 90 phút. Không nên nhảy cóc, vì các buổi sau dùng lại kết quả đo của buổi trước.</w:t>
+      </w:r>
+    </w:p>
+    <w:tbl>
+      <w:tblPr>
+        <w:tblW w:type="dxa" w:w="9360"/>
+        <w:tblBorders>
+          <w:top w:val="single" w:color="auto" w:sz="4"/>
+          <w:left w:val="single" w:color="auto" w:sz="4"/>
+          <w:bottom w:val="single" w:color="auto" w:sz="4"/>
+          <w:right w:val="single" w:color="auto" w:sz="4"/>
+          <w:insideH w:val="single" w:color="auto" w:sz="4"/>
+          <w:insideV w:val="single" w:color="auto" w:sz="4"/>
+        </w:tblBorders>
+      </w:tblPr>
+      <w:tblGrid>
+        <w:gridCol w:w="551"/>
+        <w:gridCol w:w="1652"/>
+        <w:gridCol w:w="1872"/>
+        <w:gridCol w:w="2533"/>
+        <w:gridCol w:w="2752"/>
+      </w:tblGrid>
+      <w:tr>
+        <w:trPr>
+          <w:tblHeader/>
+        </w:trPr>
+        <w:tc>
+          <w:tcPr>
+            <w:tcW w:type="dxa" w:w="551"/>
+            <w:shd w:fill="E4EDEC" w:val="clear"/>
+            <w:tcMar>
+              <w:top w:type="dxa" w:w="70"/>
+              <w:left w:type="dxa" w:w="110"/>
+              <w:bottom w:type="dxa" w:w="70"/>
+              <w:right w:type="dxa" w:w="110"/>
+            </w:tcMar>
+          </w:tcPr>
+          <w:p>
+            <w:pPr>
+              <w:spacing w:after="0" w:line="255"/>
+            </w:pPr>
+            <w:r>
+              <w:rPr>
+                <w:b/>
+                <w:bCs/>
+                <w:color w:val="1A1A1A"/>
+                <w:sz w:val="19"/>
+                <w:szCs w:val="19"/>
+              </w:rPr>
+              <w:t xml:space="preserve">Buổi</w:t>
+            </w:r>
+          </w:p>
+        </w:tc>
+        <w:tc>
+          <w:tcPr>
+            <w:tcW w:type="dxa" w:w="1652"/>
+            <w:shd w:fill="E4EDEC" w:val="clear"/>
+            <w:tcMar>
+              <w:top w:type="dxa" w:w="70"/>
+              <w:left w:type="dxa" w:w="110"/>
+              <w:bottom w:type="dxa" w:w="70"/>
+              <w:right w:type="dxa" w:w="110"/>
+            </w:tcMar>
+          </w:tcPr>
+          <w:p>
+            <w:pPr>
+              <w:spacing w:after="0" w:line="255"/>
+            </w:pPr>
+            <w:r>
+              <w:rPr>
+                <w:b/>
+                <w:bCs/>
+                <w:color w:val="1A1A1A"/>
+                <w:sz w:val="19"/>
+                <w:szCs w:val="19"/>
+              </w:rPr>
+              <w:t xml:space="preserve">Đọc</w:t>
+            </w:r>
+          </w:p>
+        </w:tc>
+        <w:tc>
+          <w:tcPr>
+            <w:tcW w:type="dxa" w:w="1872"/>
+            <w:shd w:fill="E4EDEC" w:val="clear"/>
+            <w:tcMar>
+              <w:top w:type="dxa" w:w="70"/>
+              <w:left w:type="dxa" w:w="110"/>
+              <w:bottom w:type="dxa" w:w="70"/>
+              <w:right w:type="dxa" w:w="110"/>
+            </w:tcMar>
+          </w:tcPr>
+          <w:p>
+            <w:pPr>
+              <w:spacing w:after="0" w:line="255"/>
+            </w:pPr>
+            <w:r>
+              <w:rPr>
+                <w:b/>
+                <w:bCs/>
+                <w:color w:val="1A1A1A"/>
+                <w:sz w:val="19"/>
+                <w:szCs w:val="19"/>
+              </w:rPr>
+              <w:t xml:space="preserve">Mở file</w:t>
+            </w:r>
+          </w:p>
+        </w:tc>
+        <w:tc>
+          <w:tcPr>
+            <w:tcW w:type="dxa" w:w="2533"/>
+            <w:shd w:fill="E4EDEC" w:val="clear"/>
+            <w:tcMar>
+              <w:top w:type="dxa" w:w="70"/>
+              <w:left w:type="dxa" w:w="110"/>
+              <w:bottom w:type="dxa" w:w="70"/>
+              <w:right w:type="dxa" w:w="110"/>
+            </w:tcMar>
+          </w:tcPr>
+          <w:p>
+            <w:pPr>
+              <w:spacing w:after="0" w:line="255"/>
+            </w:pPr>
+            <w:r>
+              <w:rPr>
+                <w:b/>
+                <w:bCs/>
+                <w:color w:val="1A1A1A"/>
+                <w:sz w:val="19"/>
+                <w:szCs w:val="19"/>
+              </w:rPr>
+              <w:t xml:space="preserve">Việc cần làm</w:t>
+            </w:r>
+          </w:p>
+        </w:tc>
+        <w:tc>
+          <w:tcPr>
+            <w:tcW w:type="dxa" w:w="2752"/>
+            <w:shd w:fill="E4EDEC" w:val="clear"/>
+            <w:tcMar>
+              <w:top w:type="dxa" w:w="70"/>
+              <w:left w:type="dxa" w:w="110"/>
+              <w:bottom w:type="dxa" w:w="70"/>
+              <w:right w:type="dxa" w:w="110"/>
+            </w:tcMar>
+          </w:tcPr>
+          <w:p>
+            <w:pPr>
+              <w:spacing w:after="0" w:line="255"/>
+            </w:pPr>
+            <w:r>
+              <w:rPr>
+                <w:b/>
+                <w:bCs/>
+                <w:color w:val="1A1A1A"/>
+                <w:sz w:val="19"/>
+                <w:szCs w:val="19"/>
+              </w:rPr>
+              <w:t xml:space="preserve">Coi như hiểu khi</w:t>
+            </w:r>
+          </w:p>
+        </w:tc>
+      </w:tr>
+      <w:tr>
+        <w:tc>
+          <w:tcPr>
+            <w:tcW w:type="dxa" w:w="551"/>
+            <w:tcMar>
+              <w:top w:type="dxa" w:w="70"/>
+              <w:left w:type="dxa" w:w="110"/>
+              <w:bottom w:type="dxa" w:w="70"/>
+              <w:right w:type="dxa" w:w="110"/>
+            </w:tcMar>
+          </w:tcPr>
+          <w:p>
+            <w:pPr>
+              <w:spacing w:after="0" w:line="255"/>
+            </w:pPr>
+            <w:r>
+              <w:rPr>
+                <w:rFonts w:ascii="Consolas" w:cs="Consolas" w:eastAsia="Consolas" w:hAnsi="Consolas"/>
+                <w:b w:val="false"/>
+                <w:bCs w:val="false"/>
+                <w:color w:val="1A1A1A"/>
+                <w:sz w:val="19"/>
+                <w:szCs w:val="19"/>
+              </w:rPr>
+              <w:t xml:space="preserve">1</w:t>
+            </w:r>
+          </w:p>
+        </w:tc>
+        <w:tc>
+          <w:tcPr>
+            <w:tcW w:type="dxa" w:w="1652"/>
+            <w:tcMar>
+              <w:top w:type="dxa" w:w="70"/>
+              <w:left w:type="dxa" w:w="110"/>
+              <w:bottom w:type="dxa" w:w="70"/>
+              <w:right w:type="dxa" w:w="110"/>
+            </w:tcMar>
+          </w:tcPr>
+          <w:p>
+            <w:pPr>
+              <w:spacing w:after="0" w:line="255"/>
+            </w:pPr>
+            <w:r>
+              <w:rPr>
+                <w:b w:val="false"/>
+                <w:bCs w:val="false"/>
+                <w:color w:val="1A1A1A"/>
+                <w:sz w:val="19"/>
+                <w:szCs w:val="19"/>
+              </w:rPr>
+              <w:t xml:space="preserve">Chương 1</w:t>
+            </w:r>
+          </w:p>
+        </w:tc>
+        <w:tc>
+          <w:tcPr>
+            <w:tcW w:type="dxa" w:w="1872"/>
+            <w:tcMar>
+              <w:top w:type="dxa" w:w="70"/>
+              <w:left w:type="dxa" w:w="110"/>
+              <w:bottom w:type="dxa" w:w="70"/>
+              <w:right w:type="dxa" w:w="110"/>
+            </w:tcMar>
+          </w:tcPr>
+          <w:p>
+            <w:pPr>
+              <w:spacing w:after="0" w:line="255"/>
+            </w:pPr>
+            <w:r>
+              <w:rPr>
+                <w:b w:val="false"/>
+                <w:bCs w:val="false"/>
+                <w:color w:val="1A1A1A"/>
+                <w:sz w:val="19"/>
+                <w:szCs w:val="19"/>
+              </w:rPr>
+              <w:t xml:space="preserve">—</w:t>
+            </w:r>
+          </w:p>
+        </w:tc>
+        <w:tc>
+          <w:tcPr>
+            <w:tcW w:type="dxa" w:w="2533"/>
+            <w:tcMar>
+              <w:top w:type="dxa" w:w="70"/>
+              <w:left w:type="dxa" w:w="110"/>
+              <w:bottom w:type="dxa" w:w="70"/>
+              <w:right w:type="dxa" w:w="110"/>
+            </w:tcMar>
+          </w:tcPr>
+          <w:p>
+            <w:pPr>
+              <w:spacing w:after="0" w:line="255"/>
+            </w:pPr>
+            <w:r>
+              <w:rPr>
+                <w:b w:val="false"/>
+                <w:bCs w:val="false"/>
+                <w:color w:val="1A1A1A"/>
+                <w:sz w:val="19"/>
+                <w:szCs w:val="19"/>
+              </w:rPr>
+              <w:t xml:space="preserve">Tự tính steps/mm cho puly 16 răng và vi bước 1/32</w:t>
+            </w:r>
+          </w:p>
+        </w:tc>
+        <w:tc>
+          <w:tcPr>
+            <w:tcW w:type="dxa" w:w="2752"/>
+            <w:tcMar>
+              <w:top w:type="dxa" w:w="70"/>
+              <w:left w:type="dxa" w:w="110"/>
+              <w:bottom w:type="dxa" w:w="70"/>
+              <w:right w:type="dxa" w:w="110"/>
+            </w:tcMar>
+          </w:tcPr>
+          <w:p>
+            <w:pPr>
+              <w:spacing w:after="0" w:line="255"/>
+            </w:pPr>
+            <w:r>
+              <w:rPr>
+                <w:b w:val="false"/>
+                <w:bCs w:val="false"/>
+                <w:color w:val="1A1A1A"/>
+                <w:sz w:val="19"/>
+                <w:szCs w:val="19"/>
+              </w:rPr>
+              <w:t xml:space="preserve">Giải thích được vì sao vi bước không làm máy chính xác hơn</w:t>
+            </w:r>
+          </w:p>
+        </w:tc>
+      </w:tr>
+      <w:tr>
+        <w:tc>
+          <w:tcPr>
+            <w:tcW w:type="dxa" w:w="551"/>
+            <w:tcMar>
+              <w:top w:type="dxa" w:w="70"/>
+              <w:left w:type="dxa" w:w="110"/>
+              <w:bottom w:type="dxa" w:w="70"/>
+              <w:right w:type="dxa" w:w="110"/>
+            </w:tcMar>
+          </w:tcPr>
+          <w:p>
+            <w:pPr>
+              <w:spacing w:after="0" w:line="255"/>
+            </w:pPr>
+            <w:r>
+              <w:rPr>
+                <w:rFonts w:ascii="Consolas" w:cs="Consolas" w:eastAsia="Consolas" w:hAnsi="Consolas"/>
+                <w:b w:val="false"/>
+                <w:bCs w:val="false"/>
+                <w:color w:val="1A1A1A"/>
+                <w:sz w:val="19"/>
+                <w:szCs w:val="19"/>
+              </w:rPr>
+              <w:t xml:space="preserve">2</w:t>
+            </w:r>
+          </w:p>
+        </w:tc>
+        <w:tc>
+          <w:tcPr>
+            <w:tcW w:type="dxa" w:w="1652"/>
+            <w:tcMar>
+              <w:top w:type="dxa" w:w="70"/>
+              <w:left w:type="dxa" w:w="110"/>
+              <w:bottom w:type="dxa" w:w="70"/>
+              <w:right w:type="dxa" w:w="110"/>
+            </w:tcMar>
+          </w:tcPr>
+          <w:p>
+            <w:pPr>
+              <w:spacing w:after="0" w:line="255"/>
+            </w:pPr>
+            <w:r>
+              <w:rPr>
+                <w:b w:val="false"/>
+                <w:bCs w:val="false"/>
+                <w:color w:val="1A1A1A"/>
+                <w:sz w:val="19"/>
+                <w:szCs w:val="19"/>
+              </w:rPr>
+              <w:t xml:space="preserve">Chương 2</w:t>
+            </w:r>
+          </w:p>
+        </w:tc>
+        <w:tc>
+          <w:tcPr>
+            <w:tcW w:type="dxa" w:w="1872"/>
+            <w:tcMar>
+              <w:top w:type="dxa" w:w="70"/>
+              <w:left w:type="dxa" w:w="110"/>
+              <w:bottom w:type="dxa" w:w="70"/>
+              <w:right w:type="dxa" w:w="110"/>
+            </w:tcMar>
+          </w:tcPr>
+          <w:p>
+            <w:pPr>
+              <w:spacing w:after="0" w:line="255"/>
+            </w:pPr>
+            <w:r>
+              <w:rPr>
+                <w:b w:val="false"/>
+                <w:bCs w:val="false"/>
+                <w:color w:val="1A1A1A"/>
+                <w:sz w:val="19"/>
+                <w:szCs w:val="19"/>
+              </w:rPr>
+              <w:t xml:space="preserve">stepper.c, hàm stepper_move_xy</w:t>
+            </w:r>
+          </w:p>
+        </w:tc>
+        <w:tc>
+          <w:tcPr>
+            <w:tcW w:type="dxa" w:w="2533"/>
+            <w:tcMar>
+              <w:top w:type="dxa" w:w="70"/>
+              <w:left w:type="dxa" w:w="110"/>
+              <w:bottom w:type="dxa" w:w="70"/>
+              <w:right w:type="dxa" w:w="110"/>
+            </w:tcMar>
+          </w:tcPr>
+          <w:p>
+            <w:pPr>
+              <w:spacing w:after="0" w:line="255"/>
+            </w:pPr>
+            <w:r>
+              <w:rPr>
+                <w:b w:val="false"/>
+                <w:bCs w:val="false"/>
+                <w:color w:val="1A1A1A"/>
+                <w:sz w:val="19"/>
+                <w:szCs w:val="19"/>
+              </w:rPr>
+              <w:t xml:space="preserve">Tự tính ΔA, ΔB cho năm hướng đi bất kỳ</w:t>
+            </w:r>
+          </w:p>
+        </w:tc>
+        <w:tc>
+          <w:tcPr>
+            <w:tcW w:type="dxa" w:w="2752"/>
+            <w:tcMar>
+              <w:top w:type="dxa" w:w="70"/>
+              <w:left w:type="dxa" w:w="110"/>
+              <w:bottom w:type="dxa" w:w="70"/>
+              <w:right w:type="dxa" w:w="110"/>
+            </w:tcMar>
+          </w:tcPr>
+          <w:p>
+            <w:pPr>
+              <w:spacing w:after="0" w:line="255"/>
+            </w:pPr>
+            <w:r>
+              <w:rPr>
+                <w:b w:val="false"/>
+                <w:bCs w:val="false"/>
+                <w:color w:val="1A1A1A"/>
+                <w:sz w:val="19"/>
+                <w:szCs w:val="19"/>
+              </w:rPr>
+              <w:t xml:space="preserve">Nói ngay được hướng nào thì motor nào đứng yên</w:t>
+            </w:r>
+          </w:p>
+        </w:tc>
+      </w:tr>
+      <w:tr>
+        <w:tc>
+          <w:tcPr>
+            <w:tcW w:type="dxa" w:w="551"/>
+            <w:tcMar>
+              <w:top w:type="dxa" w:w="70"/>
+              <w:left w:type="dxa" w:w="110"/>
+              <w:bottom w:type="dxa" w:w="70"/>
+              <w:right w:type="dxa" w:w="110"/>
+            </w:tcMar>
+          </w:tcPr>
+          <w:p>
+            <w:pPr>
+              <w:spacing w:after="0" w:line="255"/>
+            </w:pPr>
+            <w:r>
+              <w:rPr>
+                <w:rFonts w:ascii="Consolas" w:cs="Consolas" w:eastAsia="Consolas" w:hAnsi="Consolas"/>
+                <w:b w:val="false"/>
+                <w:bCs w:val="false"/>
+                <w:color w:val="1A1A1A"/>
+                <w:sz w:val="19"/>
+                <w:szCs w:val="19"/>
+              </w:rPr>
+              <w:t xml:space="preserve">3</w:t>
+            </w:r>
+          </w:p>
+        </w:tc>
+        <w:tc>
+          <w:tcPr>
+            <w:tcW w:type="dxa" w:w="1652"/>
+            <w:tcMar>
+              <w:top w:type="dxa" w:w="70"/>
+              <w:left w:type="dxa" w:w="110"/>
+              <w:bottom w:type="dxa" w:w="70"/>
+              <w:right w:type="dxa" w:w="110"/>
+            </w:tcMar>
+          </w:tcPr>
+          <w:p>
+            <w:pPr>
+              <w:spacing w:after="0" w:line="255"/>
+            </w:pPr>
+            <w:r>
+              <w:rPr>
+                <w:b w:val="false"/>
+                <w:bCs w:val="false"/>
+                <w:color w:val="1A1A1A"/>
+                <w:sz w:val="19"/>
+                <w:szCs w:val="19"/>
+              </w:rPr>
+              <w:t xml:space="preserve">Chương 3 và 6, phụ lục A.1</w:t>
+            </w:r>
+          </w:p>
+        </w:tc>
+        <w:tc>
+          <w:tcPr>
+            <w:tcW w:type="dxa" w:w="1872"/>
+            <w:tcMar>
+              <w:top w:type="dxa" w:w="70"/>
+              <w:left w:type="dxa" w:w="110"/>
+              <w:bottom w:type="dxa" w:w="70"/>
+              <w:right w:type="dxa" w:w="110"/>
+            </w:tcMar>
+          </w:tcPr>
+          <w:p>
+            <w:pPr>
+              <w:spacing w:after="0" w:line="255"/>
+            </w:pPr>
+            <w:r>
+              <w:rPr>
+                <w:b w:val="false"/>
+                <w:bCs w:val="false"/>
+                <w:color w:val="1A1A1A"/>
+                <w:sz w:val="19"/>
+                <w:szCs w:val="19"/>
+              </w:rPr>
+              <w:t xml:space="preserve">stepper.h, A.1</w:t>
+            </w:r>
+          </w:p>
+        </w:tc>
+        <w:tc>
+          <w:tcPr>
+            <w:tcW w:type="dxa" w:w="2533"/>
+            <w:tcMar>
+              <w:top w:type="dxa" w:w="70"/>
+              <w:left w:type="dxa" w:w="110"/>
+              <w:bottom w:type="dxa" w:w="70"/>
+              <w:right w:type="dxa" w:w="110"/>
+            </w:tcMar>
+          </w:tcPr>
+          <w:p>
+            <w:pPr>
+              <w:spacing w:after="0" w:line="255"/>
+            </w:pPr>
+            <w:r>
+              <w:rPr>
+                <w:b w:val="false"/>
+                <w:bCs w:val="false"/>
+                <w:color w:val="1A1A1A"/>
+                <w:sz w:val="19"/>
+                <w:szCs w:val="19"/>
+              </w:rPr>
+              <w:t xml:space="preserve">Chạy tay Bresenham với ΔA = 7, ΔB = 4 trên giấy</w:t>
+            </w:r>
+          </w:p>
+        </w:tc>
+        <w:tc>
+          <w:tcPr>
+            <w:tcW w:type="dxa" w:w="2752"/>
+            <w:tcMar>
+              <w:top w:type="dxa" w:w="70"/>
+              <w:left w:type="dxa" w:w="110"/>
+              <w:bottom w:type="dxa" w:w="70"/>
+              <w:right w:type="dxa" w:w="110"/>
+            </w:tcMar>
+          </w:tcPr>
+          <w:p>
+            <w:pPr>
+              <w:spacing w:after="0" w:line="255"/>
+            </w:pPr>
+            <w:r>
+              <w:rPr>
+                <w:b w:val="false"/>
+                <w:bCs w:val="false"/>
+                <w:color w:val="1A1A1A"/>
+                <w:sz w:val="19"/>
+                <w:szCs w:val="19"/>
+              </w:rPr>
+              <w:t xml:space="preserve">Giải thích được vì sao phải volatile</w:t>
+            </w:r>
+          </w:p>
+        </w:tc>
+      </w:tr>
+      <w:tr>
+        <w:tc>
+          <w:tcPr>
+            <w:tcW w:type="dxa" w:w="551"/>
+            <w:tcMar>
+              <w:top w:type="dxa" w:w="70"/>
+              <w:left w:type="dxa" w:w="110"/>
+              <w:bottom w:type="dxa" w:w="70"/>
+              <w:right w:type="dxa" w:w="110"/>
+            </w:tcMar>
+          </w:tcPr>
+          <w:p>
+            <w:pPr>
+              <w:spacing w:after="0" w:line="255"/>
+            </w:pPr>
+            <w:r>
+              <w:rPr>
+                <w:rFonts w:ascii="Consolas" w:cs="Consolas" w:eastAsia="Consolas" w:hAnsi="Consolas"/>
+                <w:b w:val="false"/>
+                <w:bCs w:val="false"/>
+                <w:color w:val="1A1A1A"/>
+                <w:sz w:val="19"/>
+                <w:szCs w:val="19"/>
+              </w:rPr>
+              <w:t xml:space="preserve">4</w:t>
+            </w:r>
+          </w:p>
+        </w:tc>
+        <w:tc>
+          <w:tcPr>
+            <w:tcW w:type="dxa" w:w="1652"/>
+            <w:tcMar>
+              <w:top w:type="dxa" w:w="70"/>
+              <w:left w:type="dxa" w:w="110"/>
+              <w:bottom w:type="dxa" w:w="70"/>
+              <w:right w:type="dxa" w:w="110"/>
+            </w:tcMar>
+          </w:tcPr>
+          <w:p>
+            <w:pPr>
+              <w:spacing w:after="0" w:line="255"/>
+            </w:pPr>
+            <w:r>
+              <w:rPr>
+                <w:b w:val="false"/>
+                <w:bCs w:val="false"/>
+                <w:color w:val="1A1A1A"/>
+                <w:sz w:val="19"/>
+                <w:szCs w:val="19"/>
+              </w:rPr>
+              <w:t xml:space="preserve">Chương 6, phụ lục A.4.11</w:t>
+            </w:r>
+          </w:p>
+        </w:tc>
+        <w:tc>
+          <w:tcPr>
+            <w:tcW w:type="dxa" w:w="1872"/>
+            <w:tcMar>
+              <w:top w:type="dxa" w:w="70"/>
+              <w:left w:type="dxa" w:w="110"/>
+              <w:bottom w:type="dxa" w:w="70"/>
+              <w:right w:type="dxa" w:w="110"/>
+            </w:tcMar>
+          </w:tcPr>
+          <w:p>
+            <w:pPr>
+              <w:spacing w:after="0" w:line="255"/>
+            </w:pPr>
+            <w:r>
+              <w:rPr>
+                <w:b w:val="false"/>
+                <w:bCs w:val="false"/>
+                <w:color w:val="1A1A1A"/>
+                <w:sz w:val="19"/>
+                <w:szCs w:val="19"/>
+              </w:rPr>
+              <w:t xml:space="preserve">stepper.c, hàm ISR</w:t>
+            </w:r>
+          </w:p>
+        </w:tc>
+        <w:tc>
+          <w:tcPr>
+            <w:tcW w:type="dxa" w:w="2533"/>
+            <w:tcMar>
+              <w:top w:type="dxa" w:w="70"/>
+              <w:left w:type="dxa" w:w="110"/>
+              <w:bottom w:type="dxa" w:w="70"/>
+              <w:right w:type="dxa" w:w="110"/>
+            </w:tcMar>
+          </w:tcPr>
+          <w:p>
+            <w:pPr>
+              <w:spacing w:after="0" w:line="255"/>
+            </w:pPr>
+            <w:r>
+              <w:rPr>
+                <w:b w:val="false"/>
+                <w:bCs w:val="false"/>
+                <w:color w:val="1A1A1A"/>
+                <w:sz w:val="19"/>
+                <w:szCs w:val="19"/>
+              </w:rPr>
+              <w:t xml:space="preserve">Bài tập B.2 số 1 tới 3</w:t>
+            </w:r>
+          </w:p>
+        </w:tc>
+        <w:tc>
+          <w:tcPr>
+            <w:tcW w:type="dxa" w:w="2752"/>
+            <w:tcMar>
+              <w:top w:type="dxa" w:w="70"/>
+              <w:left w:type="dxa" w:w="110"/>
+              <w:bottom w:type="dxa" w:w="70"/>
+              <w:right w:type="dxa" w:w="110"/>
+            </w:tcMar>
+          </w:tcPr>
+          <w:p>
+            <w:pPr>
+              <w:spacing w:after="0" w:line="255"/>
+            </w:pPr>
+            <w:r>
+              <w:rPr>
+                <w:b w:val="false"/>
+                <w:bCs w:val="false"/>
+                <w:color w:val="1A1A1A"/>
+                <w:sz w:val="19"/>
+                <w:szCs w:val="19"/>
+              </w:rPr>
+              <w:t xml:space="preserve">Chỉ ra được dòng nào phát xung, dòng nào đếm vị trí</w:t>
+            </w:r>
+          </w:p>
+        </w:tc>
+      </w:tr>
+      <w:tr>
+        <w:tc>
+          <w:tcPr>
+            <w:tcW w:type="dxa" w:w="551"/>
+            <w:tcMar>
+              <w:top w:type="dxa" w:w="70"/>
+              <w:left w:type="dxa" w:w="110"/>
+              <w:bottom w:type="dxa" w:w="70"/>
+              <w:right w:type="dxa" w:w="110"/>
+            </w:tcMar>
+          </w:tcPr>
+          <w:p>
+            <w:pPr>
+              <w:spacing w:after="0" w:line="255"/>
+            </w:pPr>
+            <w:r>
+              <w:rPr>
+                <w:rFonts w:ascii="Consolas" w:cs="Consolas" w:eastAsia="Consolas" w:hAnsi="Consolas"/>
+                <w:b w:val="false"/>
+                <w:bCs w:val="false"/>
+                <w:color w:val="1A1A1A"/>
+                <w:sz w:val="19"/>
+                <w:szCs w:val="19"/>
+              </w:rPr>
+              <w:t xml:space="preserve">5</w:t>
+            </w:r>
+          </w:p>
+        </w:tc>
+        <w:tc>
+          <w:tcPr>
+            <w:tcW w:type="dxa" w:w="1652"/>
+            <w:tcMar>
+              <w:top w:type="dxa" w:w="70"/>
+              <w:left w:type="dxa" w:w="110"/>
+              <w:bottom w:type="dxa" w:w="70"/>
+              <w:right w:type="dxa" w:w="110"/>
+            </w:tcMar>
+          </w:tcPr>
+          <w:p>
+            <w:pPr>
+              <w:spacing w:after="0" w:line="255"/>
+            </w:pPr>
+            <w:r>
+              <w:rPr>
+                <w:b w:val="false"/>
+                <w:bCs w:val="false"/>
+                <w:color w:val="1A1A1A"/>
+                <w:sz w:val="19"/>
+                <w:szCs w:val="19"/>
+              </w:rPr>
+              <w:t xml:space="preserve">Chương 7</w:t>
+            </w:r>
+          </w:p>
+        </w:tc>
+        <w:tc>
+          <w:tcPr>
+            <w:tcW w:type="dxa" w:w="1872"/>
+            <w:tcMar>
+              <w:top w:type="dxa" w:w="70"/>
+              <w:left w:type="dxa" w:w="110"/>
+              <w:bottom w:type="dxa" w:w="70"/>
+              <w:right w:type="dxa" w:w="110"/>
+            </w:tcMar>
+          </w:tcPr>
+          <w:p>
+            <w:pPr>
+              <w:spacing w:after="0" w:line="255"/>
+            </w:pPr>
+            <w:r>
+              <w:rPr>
+                <w:b w:val="false"/>
+                <w:bCs w:val="false"/>
+                <w:color w:val="1A1A1A"/>
+                <w:sz w:val="19"/>
+                <w:szCs w:val="19"/>
+              </w:rPr>
+              <w:t xml:space="preserve">stepper.c, load_block</w:t>
+            </w:r>
+          </w:p>
+        </w:tc>
+        <w:tc>
+          <w:tcPr>
+            <w:tcW w:type="dxa" w:w="2533"/>
+            <w:tcMar>
+              <w:top w:type="dxa" w:w="70"/>
+              <w:left w:type="dxa" w:w="110"/>
+              <w:bottom w:type="dxa" w:w="70"/>
+              <w:right w:type="dxa" w:w="110"/>
+            </w:tcMar>
+          </w:tcPr>
+          <w:p>
+            <w:pPr>
+              <w:spacing w:after="0" w:line="255"/>
+            </w:pPr>
+            <w:r>
+              <w:rPr>
+                <w:b w:val="false"/>
+                <w:bCs w:val="false"/>
+                <w:color w:val="1A1A1A"/>
+                <w:sz w:val="19"/>
+                <w:szCs w:val="19"/>
+              </w:rPr>
+              <w:t xml:space="preserve">Bài tập B.2 số 4 tới 7</w:t>
+            </w:r>
+          </w:p>
+        </w:tc>
+        <w:tc>
+          <w:tcPr>
+            <w:tcW w:type="dxa" w:w="2752"/>
+            <w:tcMar>
+              <w:top w:type="dxa" w:w="70"/>
+              <w:left w:type="dxa" w:w="110"/>
+              <w:bottom w:type="dxa" w:w="70"/>
+              <w:right w:type="dxa" w:w="110"/>
+            </w:tcMar>
+          </w:tcPr>
+          <w:p>
+            <w:pPr>
+              <w:spacing w:after="0" w:line="255"/>
+            </w:pPr>
+            <w:r>
+              <w:rPr>
+                <w:b w:val="false"/>
+                <w:bCs w:val="false"/>
+                <w:color w:val="1A1A1A"/>
+                <w:sz w:val="19"/>
+                <w:szCs w:val="19"/>
+              </w:rPr>
+              <w:t xml:space="preserve">Tự tính được thời gian một lệnh chạy trước khi đo</w:t>
+            </w:r>
+          </w:p>
+        </w:tc>
+      </w:tr>
+      <w:tr>
+        <w:tc>
+          <w:tcPr>
+            <w:tcW w:type="dxa" w:w="551"/>
+            <w:tcMar>
+              <w:top w:type="dxa" w:w="70"/>
+              <w:left w:type="dxa" w:w="110"/>
+              <w:bottom w:type="dxa" w:w="70"/>
+              <w:right w:type="dxa" w:w="110"/>
+            </w:tcMar>
+          </w:tcPr>
+          <w:p>
+            <w:pPr>
+              <w:spacing w:after="0" w:line="255"/>
+            </w:pPr>
+            <w:r>
+              <w:rPr>
+                <w:rFonts w:ascii="Consolas" w:cs="Consolas" w:eastAsia="Consolas" w:hAnsi="Consolas"/>
+                <w:b w:val="false"/>
+                <w:bCs w:val="false"/>
+                <w:color w:val="1A1A1A"/>
+                <w:sz w:val="19"/>
+                <w:szCs w:val="19"/>
+              </w:rPr>
+              <w:t xml:space="preserve">6</w:t>
+            </w:r>
+          </w:p>
+        </w:tc>
+        <w:tc>
+          <w:tcPr>
+            <w:tcW w:type="dxa" w:w="1652"/>
+            <w:tcMar>
+              <w:top w:type="dxa" w:w="70"/>
+              <w:left w:type="dxa" w:w="110"/>
+              <w:bottom w:type="dxa" w:w="70"/>
+              <w:right w:type="dxa" w:w="110"/>
+            </w:tcMar>
+          </w:tcPr>
+          <w:p>
+            <w:pPr>
+              <w:spacing w:after="0" w:line="255"/>
+            </w:pPr>
+            <w:r>
+              <w:rPr>
+                <w:b w:val="false"/>
+                <w:bCs w:val="false"/>
+                <w:color w:val="1A1A1A"/>
+                <w:sz w:val="19"/>
+                <w:szCs w:val="19"/>
+              </w:rPr>
+              <w:t xml:space="preserve">Chương 8, phụ lục A.4.6</w:t>
+            </w:r>
+          </w:p>
+        </w:tc>
+        <w:tc>
+          <w:tcPr>
+            <w:tcW w:type="dxa" w:w="1872"/>
+            <w:tcMar>
+              <w:top w:type="dxa" w:w="70"/>
+              <w:left w:type="dxa" w:w="110"/>
+              <w:bottom w:type="dxa" w:w="70"/>
+              <w:right w:type="dxa" w:w="110"/>
+            </w:tcMar>
+          </w:tcPr>
+          <w:p>
+            <w:pPr>
+              <w:spacing w:after="0" w:line="255"/>
+            </w:pPr>
+            <w:r>
+              <w:rPr>
+                <w:b w:val="false"/>
+                <w:bCs w:val="false"/>
+                <w:color w:val="1A1A1A"/>
+                <w:sz w:val="19"/>
+                <w:szCs w:val="19"/>
+              </w:rPr>
+              <w:t xml:space="preserve">stepper.c, recalculate</w:t>
+            </w:r>
+          </w:p>
+        </w:tc>
+        <w:tc>
+          <w:tcPr>
+            <w:tcW w:type="dxa" w:w="2533"/>
+            <w:tcMar>
+              <w:top w:type="dxa" w:w="70"/>
+              <w:left w:type="dxa" w:w="110"/>
+              <w:bottom w:type="dxa" w:w="70"/>
+              <w:right w:type="dxa" w:w="110"/>
+            </w:tcMar>
+          </w:tcPr>
+          <w:p>
+            <w:pPr>
+              <w:spacing w:after="0" w:line="255"/>
+            </w:pPr>
+            <w:r>
+              <w:rPr>
+                <w:b w:val="false"/>
+                <w:bCs w:val="false"/>
+                <w:color w:val="1A1A1A"/>
+                <w:sz w:val="19"/>
+                <w:szCs w:val="19"/>
+              </w:rPr>
+              <w:t xml:space="preserve">Bài tập B.2 số 8 tới 10</w:t>
+            </w:r>
+          </w:p>
+        </w:tc>
+        <w:tc>
+          <w:tcPr>
+            <w:tcW w:type="dxa" w:w="2752"/>
+            <w:tcMar>
+              <w:top w:type="dxa" w:w="70"/>
+              <w:left w:type="dxa" w:w="110"/>
+              <w:bottom w:type="dxa" w:w="70"/>
+              <w:right w:type="dxa" w:w="110"/>
+            </w:tcMar>
+          </w:tcPr>
+          <w:p>
+            <w:pPr>
+              <w:spacing w:after="0" w:line="255"/>
+            </w:pPr>
+            <w:r>
+              <w:rPr>
+                <w:b w:val="false"/>
+                <w:bCs w:val="false"/>
+                <w:color w:val="1A1A1A"/>
+                <w:sz w:val="19"/>
+                <w:szCs w:val="19"/>
+              </w:rPr>
+              <w:t xml:space="preserve">Giải thích được vì sao cần đủ hai lượt quét</w:t>
+            </w:r>
+          </w:p>
+        </w:tc>
+      </w:tr>
+      <w:tr>
+        <w:tc>
+          <w:tcPr>
+            <w:tcW w:type="dxa" w:w="551"/>
+            <w:tcMar>
+              <w:top w:type="dxa" w:w="70"/>
+              <w:left w:type="dxa" w:w="110"/>
+              <w:bottom w:type="dxa" w:w="70"/>
+              <w:right w:type="dxa" w:w="110"/>
+            </w:tcMar>
+          </w:tcPr>
+          <w:p>
+            <w:pPr>
+              <w:spacing w:after="0" w:line="255"/>
+            </w:pPr>
+            <w:r>
+              <w:rPr>
+                <w:rFonts w:ascii="Consolas" w:cs="Consolas" w:eastAsia="Consolas" w:hAnsi="Consolas"/>
+                <w:b w:val="false"/>
+                <w:bCs w:val="false"/>
+                <w:color w:val="1A1A1A"/>
+                <w:sz w:val="19"/>
+                <w:szCs w:val="19"/>
+              </w:rPr>
+              <w:t xml:space="preserve">7</w:t>
+            </w:r>
+          </w:p>
+        </w:tc>
+        <w:tc>
+          <w:tcPr>
+            <w:tcW w:type="dxa" w:w="1652"/>
+            <w:tcMar>
+              <w:top w:type="dxa" w:w="70"/>
+              <w:left w:type="dxa" w:w="110"/>
+              <w:bottom w:type="dxa" w:w="70"/>
+              <w:right w:type="dxa" w:w="110"/>
+            </w:tcMar>
+          </w:tcPr>
+          <w:p>
+            <w:pPr>
+              <w:spacing w:after="0" w:line="255"/>
+            </w:pPr>
+            <w:r>
+              <w:rPr>
+                <w:b w:val="false"/>
+                <w:bCs w:val="false"/>
+                <w:color w:val="1A1A1A"/>
+                <w:sz w:val="19"/>
+                <w:szCs w:val="19"/>
+              </w:rPr>
+              <w:t xml:space="preserve">Chương 9 và 10</w:t>
+            </w:r>
+          </w:p>
+        </w:tc>
+        <w:tc>
+          <w:tcPr>
+            <w:tcW w:type="dxa" w:w="1872"/>
+            <w:tcMar>
+              <w:top w:type="dxa" w:w="70"/>
+              <w:left w:type="dxa" w:w="110"/>
+              <w:bottom w:type="dxa" w:w="70"/>
+              <w:right w:type="dxa" w:w="110"/>
+            </w:tcMar>
+          </w:tcPr>
+          <w:p>
+            <w:pPr>
+              <w:spacing w:after="0" w:line="255"/>
+            </w:pPr>
+            <w:r>
+              <w:rPr>
+                <w:b w:val="false"/>
+                <w:bCs w:val="false"/>
+                <w:color w:val="1A1A1A"/>
+                <w:sz w:val="19"/>
+                <w:szCs w:val="19"/>
+              </w:rPr>
+              <w:t xml:space="preserve">gcode.c, comms.c</w:t>
+            </w:r>
+          </w:p>
+        </w:tc>
+        <w:tc>
+          <w:tcPr>
+            <w:tcW w:type="dxa" w:w="2533"/>
+            <w:tcMar>
+              <w:top w:type="dxa" w:w="70"/>
+              <w:left w:type="dxa" w:w="110"/>
+              <w:bottom w:type="dxa" w:w="70"/>
+              <w:right w:type="dxa" w:w="110"/>
+            </w:tcMar>
+          </w:tcPr>
+          <w:p>
+            <w:pPr>
+              <w:spacing w:after="0" w:line="255"/>
+            </w:pPr>
+            <w:r>
+              <w:rPr>
+                <w:b w:val="false"/>
+                <w:bCs w:val="false"/>
+                <w:color w:val="1A1A1A"/>
+                <w:sz w:val="19"/>
+                <w:szCs w:val="19"/>
+              </w:rPr>
+              <w:t xml:space="preserve">Tự viết một file G-code vẽ chữ cái đầu tên mình</w:t>
+            </w:r>
+          </w:p>
+        </w:tc>
+        <w:tc>
+          <w:tcPr>
+            <w:tcW w:type="dxa" w:w="2752"/>
+            <w:tcMar>
+              <w:top w:type="dxa" w:w="70"/>
+              <w:left w:type="dxa" w:w="110"/>
+              <w:bottom w:type="dxa" w:w="70"/>
+              <w:right w:type="dxa" w:w="110"/>
+            </w:tcMar>
+          </w:tcPr>
+          <w:p>
+            <w:pPr>
+              <w:spacing w:after="0" w:line="255"/>
+            </w:pPr>
+            <w:r>
+              <w:rPr>
+                <w:b w:val="false"/>
+                <w:bCs w:val="false"/>
+                <w:color w:val="1A1A1A"/>
+                <w:sz w:val="19"/>
+                <w:szCs w:val="19"/>
+              </w:rPr>
+              <w:t xml:space="preserve">Sửa được parser để thêm một lệnh mới</w:t>
+            </w:r>
+          </w:p>
+        </w:tc>
+      </w:tr>
+      <w:tr>
+        <w:tc>
+          <w:tcPr>
+            <w:tcW w:type="dxa" w:w="551"/>
+            <w:tcMar>
+              <w:top w:type="dxa" w:w="70"/>
+              <w:left w:type="dxa" w:w="110"/>
+              <w:bottom w:type="dxa" w:w="70"/>
+              <w:right w:type="dxa" w:w="110"/>
+            </w:tcMar>
+          </w:tcPr>
+          <w:p>
+            <w:pPr>
+              <w:spacing w:after="0" w:line="255"/>
+            </w:pPr>
+            <w:r>
+              <w:rPr>
+                <w:rFonts w:ascii="Consolas" w:cs="Consolas" w:eastAsia="Consolas" w:hAnsi="Consolas"/>
+                <w:b w:val="false"/>
+                <w:bCs w:val="false"/>
+                <w:color w:val="1A1A1A"/>
+                <w:sz w:val="19"/>
+                <w:szCs w:val="19"/>
+              </w:rPr>
+              <w:t xml:space="preserve">8</w:t>
+            </w:r>
+          </w:p>
+        </w:tc>
+        <w:tc>
+          <w:tcPr>
+            <w:tcW w:type="dxa" w:w="1652"/>
+            <w:tcMar>
+              <w:top w:type="dxa" w:w="70"/>
+              <w:left w:type="dxa" w:w="110"/>
+              <w:bottom w:type="dxa" w:w="70"/>
+              <w:right w:type="dxa" w:w="110"/>
+            </w:tcMar>
+          </w:tcPr>
+          <w:p>
+            <w:pPr>
+              <w:spacing w:after="0" w:line="255"/>
+            </w:pPr>
+            <w:r>
+              <w:rPr>
+                <w:b w:val="false"/>
+                <w:bCs w:val="false"/>
+                <w:color w:val="1A1A1A"/>
+                <w:sz w:val="19"/>
+                <w:szCs w:val="19"/>
+              </w:rPr>
+              <w:t xml:space="preserve">Chương 11 và 12</w:t>
+            </w:r>
+          </w:p>
+        </w:tc>
+        <w:tc>
+          <w:tcPr>
+            <w:tcW w:type="dxa" w:w="1872"/>
+            <w:tcMar>
+              <w:top w:type="dxa" w:w="70"/>
+              <w:left w:type="dxa" w:w="110"/>
+              <w:bottom w:type="dxa" w:w="70"/>
+              <w:right w:type="dxa" w:w="110"/>
+            </w:tcMar>
+          </w:tcPr>
+          <w:p>
+            <w:pPr>
+              <w:spacing w:after="0" w:line="255"/>
+            </w:pPr>
+            <w:r>
+              <w:rPr>
+                <w:b w:val="false"/>
+                <w:bCs w:val="false"/>
+                <w:color w:val="1A1A1A"/>
+                <w:sz w:val="19"/>
+                <w:szCs w:val="19"/>
+              </w:rPr>
+              <w:t xml:space="preserve">tools/</w:t>
+            </w:r>
+          </w:p>
+        </w:tc>
+        <w:tc>
+          <w:tcPr>
+            <w:tcW w:type="dxa" w:w="2533"/>
+            <w:tcMar>
+              <w:top w:type="dxa" w:w="70"/>
+              <w:left w:type="dxa" w:w="110"/>
+              <w:bottom w:type="dxa" w:w="70"/>
+              <w:right w:type="dxa" w:w="110"/>
+            </w:tcMar>
+          </w:tcPr>
+          <w:p>
+            <w:pPr>
+              <w:spacing w:after="0" w:line="255"/>
+            </w:pPr>
+            <w:r>
+              <w:rPr>
+                <w:b w:val="false"/>
+                <w:bCs w:val="false"/>
+                <w:color w:val="1A1A1A"/>
+                <w:sz w:val="19"/>
+                <w:szCs w:val="19"/>
+              </w:rPr>
+              <w:t xml:space="preserve">Toàn bộ mục B.3, phá rồi sửa</w:t>
+            </w:r>
+          </w:p>
+        </w:tc>
+        <w:tc>
+          <w:tcPr>
+            <w:tcW w:type="dxa" w:w="2752"/>
+            <w:tcMar>
+              <w:top w:type="dxa" w:w="70"/>
+              <w:left w:type="dxa" w:w="110"/>
+              <w:bottom w:type="dxa" w:w="70"/>
+              <w:right w:type="dxa" w:w="110"/>
+            </w:tcMar>
+          </w:tcPr>
+          <w:p>
+            <w:pPr>
+              <w:spacing w:after="0" w:line="255"/>
+            </w:pPr>
+            <w:r>
+              <w:rPr>
+                <w:b w:val="false"/>
+                <w:bCs w:val="false"/>
+                <w:color w:val="1A1A1A"/>
+                <w:sz w:val="19"/>
+                <w:szCs w:val="19"/>
+              </w:rPr>
+              <w:t xml:space="preserve">Đoán được chỗ hỏng trước khi đo</w:t>
+            </w:r>
+          </w:p>
+        </w:tc>
+      </w:tr>
+    </w:tbl>
+    <w:p>
+      <w:pPr>
+        <w:spacing w:after="110"/>
+      </w:pPr>
+    </w:p>
+    <w:p>
+      <w:pPr>
+        <w:pStyle w:val="Heading3"/>
+        <w:spacing w:after="100" w:before="220"/>
+      </w:pPr>
+      <w:r>
+        <w:t xml:space="preserve">Cách tự kiểm tra đã hiểu thật chưa</w:t>
+      </w:r>
+    </w:p>
+    <w:p>
+      <w:pPr>
+        <w:spacing w:after="130" w:line="310"/>
+        <w:jc w:val="both"/>
+      </w:pPr>
+      <w:r>
+        <w:rPr>
+          <w:color w:val="1A1A1A"/>
+        </w:rPr>
+        <w:t xml:space="preserve">Ba phép thử, làm được cả ba thì chắc chắn đã hiểu, không phải chỉ thấy quen mặt:</w:t>
+      </w:r>
+    </w:p>
+    <w:p>
+      <w:pPr>
+        <w:pStyle w:val="ListParagraph"/>
+        <w:numPr>
+          <w:ilvl w:val="0"/>
+          <w:numId w:val="2"/>
+        </w:numPr>
+        <w:spacing w:after="70" w:line="300"/>
+      </w:pPr>
+      <w:r>
+        <w:rPr>
+          <w:b/>
+          <w:bCs/>
+          <w:color w:val="1A1A1A"/>
+        </w:rPr>
+        <w:t xml:space="preserve">Giải thích bằng lời, không nhìn tài liệu</w:t>
+      </w:r>
+      <w:r>
+        <w:rPr>
+          <w:color w:val="1A1A1A"/>
+        </w:rPr>
+        <w:t xml:space="preserve">, cho một người không biết gì, trong hai phút. Chỗ nào bạn phải nói mơ hồ là chỗ chưa nắm.</w:t>
+      </w:r>
+    </w:p>
+    <w:p>
+      <w:pPr>
+        <w:pStyle w:val="ListParagraph"/>
+        <w:numPr>
+          <w:ilvl w:val="0"/>
+          <w:numId w:val="2"/>
+        </w:numPr>
+        <w:spacing w:after="70" w:line="300"/>
+      </w:pPr>
+      <w:r>
+        <w:rPr>
+          <w:b/>
+          <w:bCs/>
+          <w:color w:val="1A1A1A"/>
+        </w:rPr>
+        <w:t xml:space="preserve">Vẽ lại sơ đồ từ trí nhớ.</w:t>
+      </w:r>
+      <w:r>
+        <w:rPr>
+          <w:color w:val="1A1A1A"/>
+        </w:rPr>
+        <w:t xml:space="preserve"> Ví dụ vẽ lại Hình 12 và nói rõ ranh giới đổi đơn vị nằm ở đâu, vì sao ở đó.</w:t>
+      </w:r>
+    </w:p>
+    <w:p>
+      <w:pPr>
+        <w:pStyle w:val="ListParagraph"/>
+        <w:numPr>
+          <w:ilvl w:val="0"/>
+          <w:numId w:val="2"/>
+        </w:numPr>
+        <w:spacing w:after="70" w:line="300"/>
+      </w:pPr>
+      <w:r>
+        <w:rPr>
+          <w:b/>
+          <w:bCs/>
+          <w:color w:val="1A1A1A"/>
+        </w:rPr>
+        <w:t xml:space="preserve">Xoá một hàm nhỏ rồi viết lại từ đầu.</w:t>
+      </w:r>
+      <w:r>
+        <w:rPr>
+          <w:color w:val="1A1A1A"/>
+        </w:rPr>
+        <w:t xml:space="preserve"> Bắt đầu bằng `junction</w:t>
+      </w:r>
+      <w:r>
+        <w:rPr>
+          <w:i/>
+          <w:iCs/>
+          <w:color w:val="1A1A1A"/>
+        </w:rPr>
+        <w:t xml:space="preserve">speed` hoặc `period</w:t>
+      </w:r>
+      <w:r>
+        <w:rPr>
+          <w:color w:val="1A1A1A"/>
+        </w:rPr>
+        <w:t xml:space="preserve">of`, chúng ngắn và độc lập. So với bản gốc xem khác chỗ nào.</w:t>
+      </w:r>
+    </w:p>
+    <w:p>
+      <w:pPr>
+        <w:pStyle w:val="Heading3"/>
+        <w:spacing w:after="100" w:before="220"/>
+      </w:pPr>
+      <w:r>
+        <w:t xml:space="preserve">Bốn sai lầm thường gặp khi tự học firmware</w:t>
+      </w:r>
+    </w:p>
+    <w:tbl>
+      <w:tblPr>
+        <w:tblW w:type="dxa" w:w="9360"/>
+        <w:tblBorders>
+          <w:top w:val="single" w:color="auto" w:sz="4"/>
+          <w:left w:val="single" w:color="auto" w:sz="4"/>
+          <w:bottom w:val="single" w:color="auto" w:sz="4"/>
+          <w:right w:val="single" w:color="auto" w:sz="4"/>
+          <w:insideH w:val="single" w:color="auto" w:sz="4"/>
+          <w:insideV w:val="single" w:color="auto" w:sz="4"/>
+        </w:tblBorders>
+      </w:tblPr>
+      <w:tblGrid>
+        <w:gridCol w:w="2592"/>
+        <w:gridCol w:w="3312"/>
+        <w:gridCol w:w="3456"/>
+      </w:tblGrid>
+      <w:tr>
+        <w:trPr>
+          <w:tblHeader/>
+        </w:trPr>
+        <w:tc>
+          <w:tcPr>
+            <w:tcW w:type="dxa" w:w="2592"/>
+            <w:shd w:fill="E4EDEC" w:val="clear"/>
+            <w:tcMar>
+              <w:top w:type="dxa" w:w="70"/>
+              <w:left w:type="dxa" w:w="110"/>
+              <w:bottom w:type="dxa" w:w="70"/>
+              <w:right w:type="dxa" w:w="110"/>
+            </w:tcMar>
+          </w:tcPr>
+          <w:p>
+            <w:pPr>
+              <w:spacing w:after="0" w:line="255"/>
+            </w:pPr>
+            <w:r>
+              <w:rPr>
+                <w:b/>
+                <w:bCs/>
+                <w:color w:val="1A1A1A"/>
+                <w:sz w:val="19"/>
+                <w:szCs w:val="19"/>
+              </w:rPr>
+              <w:t xml:space="preserve">Sai lầm</w:t>
+            </w:r>
+          </w:p>
+        </w:tc>
+        <w:tc>
+          <w:tcPr>
+            <w:tcW w:type="dxa" w:w="3312"/>
+            <w:shd w:fill="E4EDEC" w:val="clear"/>
+            <w:tcMar>
+              <w:top w:type="dxa" w:w="70"/>
+              <w:left w:type="dxa" w:w="110"/>
+              <w:bottom w:type="dxa" w:w="70"/>
+              <w:right w:type="dxa" w:w="110"/>
+            </w:tcMar>
+          </w:tcPr>
+          <w:p>
+            <w:pPr>
+              <w:spacing w:after="0" w:line="255"/>
+            </w:pPr>
+            <w:r>
+              <w:rPr>
+                <w:b/>
+                <w:bCs/>
+                <w:color w:val="1A1A1A"/>
+                <w:sz w:val="19"/>
+                <w:szCs w:val="19"/>
+              </w:rPr>
+              <w:t xml:space="preserve">Vì sao hại</w:t>
+            </w:r>
+          </w:p>
+        </w:tc>
+        <w:tc>
+          <w:tcPr>
+            <w:tcW w:type="dxa" w:w="3456"/>
+            <w:shd w:fill="E4EDEC" w:val="clear"/>
+            <w:tcMar>
+              <w:top w:type="dxa" w:w="70"/>
+              <w:left w:type="dxa" w:w="110"/>
+              <w:bottom w:type="dxa" w:w="70"/>
+              <w:right w:type="dxa" w:w="110"/>
+            </w:tcMar>
+          </w:tcPr>
+          <w:p>
+            <w:pPr>
+              <w:spacing w:after="0" w:line="255"/>
+            </w:pPr>
+            <w:r>
+              <w:rPr>
+                <w:b/>
+                <w:bCs/>
+                <w:color w:val="1A1A1A"/>
+                <w:sz w:val="19"/>
+                <w:szCs w:val="19"/>
+              </w:rPr>
+              <w:t xml:space="preserve">Làm thay thế</w:t>
+            </w:r>
+          </w:p>
+        </w:tc>
+      </w:tr>
+      <w:tr>
+        <w:tc>
+          <w:tcPr>
+            <w:tcW w:type="dxa" w:w="2592"/>
+            <w:tcMar>
+              <w:top w:type="dxa" w:w="70"/>
+              <w:left w:type="dxa" w:w="110"/>
+              <w:bottom w:type="dxa" w:w="70"/>
+              <w:right w:type="dxa" w:w="110"/>
+            </w:tcMar>
+          </w:tcPr>
+          <w:p>
+            <w:pPr>
+              <w:spacing w:after="0" w:line="255"/>
+            </w:pPr>
+            <w:r>
+              <w:rPr>
+                <w:b w:val="false"/>
+                <w:bCs w:val="false"/>
+                <w:color w:val="1A1A1A"/>
+                <w:sz w:val="19"/>
+                <w:szCs w:val="19"/>
+              </w:rPr>
+              <w:t xml:space="preserve">Đọc hết một lượt rồi mới động vào máy</w:t>
+            </w:r>
+          </w:p>
+        </w:tc>
+        <w:tc>
+          <w:tcPr>
+            <w:tcW w:type="dxa" w:w="3312"/>
+            <w:tcMar>
+              <w:top w:type="dxa" w:w="70"/>
+              <w:left w:type="dxa" w:w="110"/>
+              <w:bottom w:type="dxa" w:w="70"/>
+              <w:right w:type="dxa" w:w="110"/>
+            </w:tcMar>
+          </w:tcPr>
+          <w:p>
+            <w:pPr>
+              <w:spacing w:after="0" w:line="255"/>
+            </w:pPr>
+            <w:r>
+              <w:rPr>
+                <w:b w:val="false"/>
+                <w:bCs w:val="false"/>
+                <w:color w:val="1A1A1A"/>
+                <w:sz w:val="19"/>
+                <w:szCs w:val="19"/>
+              </w:rPr>
+              <w:t xml:space="preserve">quên gần hết trước khi tới phần thực hành</w:t>
+            </w:r>
+          </w:p>
+        </w:tc>
+        <w:tc>
+          <w:tcPr>
+            <w:tcW w:type="dxa" w:w="3456"/>
+            <w:tcMar>
+              <w:top w:type="dxa" w:w="70"/>
+              <w:left w:type="dxa" w:w="110"/>
+              <w:bottom w:type="dxa" w:w="70"/>
+              <w:right w:type="dxa" w:w="110"/>
+            </w:tcMar>
+          </w:tcPr>
+          <w:p>
+            <w:pPr>
+              <w:spacing w:after="0" w:line="255"/>
+            </w:pPr>
+            <w:r>
+              <w:rPr>
+                <w:b w:val="false"/>
+                <w:bCs w:val="false"/>
+                <w:color w:val="1A1A1A"/>
+                <w:sz w:val="19"/>
+                <w:szCs w:val="19"/>
+              </w:rPr>
+              <w:t xml:space="preserve">mỗi chương đọc xong là chạy ngay một phép thử</w:t>
+            </w:r>
+          </w:p>
+        </w:tc>
+      </w:tr>
+      <w:tr>
+        <w:tc>
+          <w:tcPr>
+            <w:tcW w:type="dxa" w:w="2592"/>
+            <w:tcMar>
+              <w:top w:type="dxa" w:w="70"/>
+              <w:left w:type="dxa" w:w="110"/>
+              <w:bottom w:type="dxa" w:w="70"/>
+              <w:right w:type="dxa" w:w="110"/>
+            </w:tcMar>
+          </w:tcPr>
+          <w:p>
+            <w:pPr>
+              <w:spacing w:after="0" w:line="255"/>
+            </w:pPr>
+            <w:r>
+              <w:rPr>
+                <w:b w:val="false"/>
+                <w:bCs w:val="false"/>
+                <w:color w:val="1A1A1A"/>
+                <w:sz w:val="19"/>
+                <w:szCs w:val="19"/>
+              </w:rPr>
+              <w:t xml:space="preserve">Chép code rồi chỉnh tới khi chạy</w:t>
+            </w:r>
+          </w:p>
+        </w:tc>
+        <w:tc>
+          <w:tcPr>
+            <w:tcW w:type="dxa" w:w="3312"/>
+            <w:tcMar>
+              <w:top w:type="dxa" w:w="70"/>
+              <w:left w:type="dxa" w:w="110"/>
+              <w:bottom w:type="dxa" w:w="70"/>
+              <w:right w:type="dxa" w:w="110"/>
+            </w:tcMar>
+          </w:tcPr>
+          <w:p>
+            <w:pPr>
+              <w:spacing w:after="0" w:line="255"/>
+            </w:pPr>
+            <w:r>
+              <w:rPr>
+                <w:b w:val="false"/>
+                <w:bCs w:val="false"/>
+                <w:color w:val="1A1A1A"/>
+                <w:sz w:val="19"/>
+                <w:szCs w:val="19"/>
+              </w:rPr>
+              <w:t xml:space="preserve">chạy được mà không biết vì sao, lần sau hỏng là bó tay</w:t>
+            </w:r>
+          </w:p>
+        </w:tc>
+        <w:tc>
+          <w:tcPr>
+            <w:tcW w:type="dxa" w:w="3456"/>
+            <w:tcMar>
+              <w:top w:type="dxa" w:w="70"/>
+              <w:left w:type="dxa" w:w="110"/>
+              <w:bottom w:type="dxa" w:w="70"/>
+              <w:right w:type="dxa" w:w="110"/>
+            </w:tcMar>
+          </w:tcPr>
+          <w:p>
+            <w:pPr>
+              <w:spacing w:after="0" w:line="255"/>
+            </w:pPr>
+            <w:r>
+              <w:rPr>
+                <w:b w:val="false"/>
+                <w:bCs w:val="false"/>
+                <w:color w:val="1A1A1A"/>
+                <w:sz w:val="19"/>
+                <w:szCs w:val="19"/>
+              </w:rPr>
+              <w:t xml:space="preserve">đọc hiểu rồi tự gõ lại, dù chậm hơn</w:t>
+            </w:r>
+          </w:p>
+        </w:tc>
+      </w:tr>
+      <w:tr>
+        <w:tc>
+          <w:tcPr>
+            <w:tcW w:type="dxa" w:w="2592"/>
+            <w:tcMar>
+              <w:top w:type="dxa" w:w="70"/>
+              <w:left w:type="dxa" w:w="110"/>
+              <w:bottom w:type="dxa" w:w="70"/>
+              <w:right w:type="dxa" w:w="110"/>
+            </w:tcMar>
+          </w:tcPr>
+          <w:p>
+            <w:pPr>
+              <w:spacing w:after="0" w:line="255"/>
+            </w:pPr>
+            <w:r>
+              <w:rPr>
+                <w:b w:val="false"/>
+                <w:bCs w:val="false"/>
+                <w:color w:val="1A1A1A"/>
+                <w:sz w:val="19"/>
+                <w:szCs w:val="19"/>
+              </w:rPr>
+              <w:t xml:space="preserve">Bỏ qua phần mô phỏng Python</w:t>
+            </w:r>
+          </w:p>
+        </w:tc>
+        <w:tc>
+          <w:tcPr>
+            <w:tcW w:type="dxa" w:w="3312"/>
+            <w:tcMar>
+              <w:top w:type="dxa" w:w="70"/>
+              <w:left w:type="dxa" w:w="110"/>
+              <w:bottom w:type="dxa" w:w="70"/>
+              <w:right w:type="dxa" w:w="110"/>
+            </w:tcMar>
+          </w:tcPr>
+          <w:p>
+            <w:pPr>
+              <w:spacing w:after="0" w:line="255"/>
+            </w:pPr>
+            <w:r>
+              <w:rPr>
+                <w:b w:val="false"/>
+                <w:bCs w:val="false"/>
+                <w:color w:val="1A1A1A"/>
+                <w:sz w:val="19"/>
+                <w:szCs w:val="19"/>
+              </w:rPr>
+              <w:t xml:space="preserve">mất công cụ kiểm tra rẻ nhất và nhanh nhất</w:t>
+            </w:r>
+          </w:p>
+        </w:tc>
+        <w:tc>
+          <w:tcPr>
+            <w:tcW w:type="dxa" w:w="3456"/>
+            <w:tcMar>
+              <w:top w:type="dxa" w:w="70"/>
+              <w:left w:type="dxa" w:w="110"/>
+              <w:bottom w:type="dxa" w:w="70"/>
+              <w:right w:type="dxa" w:w="110"/>
+            </w:tcMar>
+          </w:tcPr>
+          <w:p>
+            <w:pPr>
+              <w:spacing w:after="0" w:line="255"/>
+            </w:pPr>
+            <w:r>
+              <w:rPr>
+                <w:b w:val="false"/>
+                <w:bCs w:val="false"/>
+                <w:color w:val="1A1A1A"/>
+                <w:sz w:val="19"/>
+                <w:szCs w:val="19"/>
+              </w:rPr>
+              <w:t xml:space="preserve">mô phỏng trước mỗi lần nạp</w:t>
+            </w:r>
+          </w:p>
+        </w:tc>
+      </w:tr>
+      <w:tr>
+        <w:tc>
+          <w:tcPr>
+            <w:tcW w:type="dxa" w:w="2592"/>
+            <w:tcMar>
+              <w:top w:type="dxa" w:w="70"/>
+              <w:left w:type="dxa" w:w="110"/>
+              <w:bottom w:type="dxa" w:w="70"/>
+              <w:right w:type="dxa" w:w="110"/>
+            </w:tcMar>
+          </w:tcPr>
+          <w:p>
+            <w:pPr>
+              <w:spacing w:after="0" w:line="255"/>
+            </w:pPr>
+            <w:r>
+              <w:rPr>
+                <w:b w:val="false"/>
+                <w:bCs w:val="false"/>
+                <w:color w:val="1A1A1A"/>
+                <w:sz w:val="19"/>
+                <w:szCs w:val="19"/>
+              </w:rPr>
+              <w:t xml:space="preserve">Chỉ học khi mọi thứ chạy đúng</w:t>
+            </w:r>
+          </w:p>
+        </w:tc>
+        <w:tc>
+          <w:tcPr>
+            <w:tcW w:type="dxa" w:w="3312"/>
+            <w:tcMar>
+              <w:top w:type="dxa" w:w="70"/>
+              <w:left w:type="dxa" w:w="110"/>
+              <w:bottom w:type="dxa" w:w="70"/>
+              <w:right w:type="dxa" w:w="110"/>
+            </w:tcMar>
+          </w:tcPr>
+          <w:p>
+            <w:pPr>
+              <w:spacing w:after="0" w:line="255"/>
+            </w:pPr>
+            <w:r>
+              <w:rPr>
+                <w:b w:val="false"/>
+                <w:bCs w:val="false"/>
+                <w:color w:val="1A1A1A"/>
+                <w:sz w:val="19"/>
+                <w:szCs w:val="19"/>
+              </w:rPr>
+              <w:t xml:space="preserve">bỏ lỡ phần giá trị nhất là gỡ lỗi</w:t>
+            </w:r>
+          </w:p>
+        </w:tc>
+        <w:tc>
+          <w:tcPr>
+            <w:tcW w:type="dxa" w:w="3456"/>
+            <w:tcMar>
+              <w:top w:type="dxa" w:w="70"/>
+              <w:left w:type="dxa" w:w="110"/>
+              <w:bottom w:type="dxa" w:w="70"/>
+              <w:right w:type="dxa" w:w="110"/>
+            </w:tcMar>
+          </w:tcPr>
+          <w:p>
+            <w:pPr>
+              <w:spacing w:after="0" w:line="255"/>
+            </w:pPr>
+            <w:r>
+              <w:rPr>
+                <w:b w:val="false"/>
+                <w:bCs w:val="false"/>
+                <w:color w:val="1A1A1A"/>
+                <w:sz w:val="19"/>
+                <w:szCs w:val="19"/>
+              </w:rPr>
+              <w:t xml:space="preserve">chủ động phá theo mục B.3</w:t>
+            </w:r>
+          </w:p>
+        </w:tc>
+      </w:tr>
+    </w:tbl>
+    <w:p>
+      <w:pPr>
+        <w:spacing w:after="110"/>
+      </w:pPr>
+    </w:p>
+    <w:p>
+      <w:pPr>
+        <w:pBdr>
+          <w:left w:val="single" w:color="0B5E63" w:sz="18" w:space="8"/>
+        </w:pBdr>
+        <w:shd w:fill="EAF1F0" w:val="clear"/>
+        <w:spacing w:after="170" w:before="130" w:line="300"/>
+        <w:ind w:left="200" w:right="200"/>
+        <w:jc w:val="both"/>
+      </w:pPr>
+      <w:r>
+        <w:rPr>
+          <w:b/>
+          <w:bCs/>
+          <w:color w:val="0B5E63"/>
+        </w:rPr>
+        <w:t xml:space="preserve">Một mẹo nhỏ nhưng hiệu quả: </w:t>
+      </w:r>
+      <w:r>
+        <w:rPr>
+          <w:color w:val="1A1A1A"/>
+        </w:rPr>
+        <w:t xml:space="preserve">ghi </w:t>
+      </w:r>
+      <w:r>
+        <w:rPr>
+          <w:b/>
+          <w:bCs/>
+          <w:color w:val="1A1A1A"/>
+        </w:rPr>
+        <w:t xml:space="preserve">nhật ký học</w:t>
+      </w:r>
+      <w:r>
+        <w:rPr>
+          <w:color w:val="1A1A1A"/>
+        </w:rPr>
+        <w:t xml:space="preserve"> vào một file văn bản. Mỗi buổi viết ba dòng: hôm nay dự đoán gì, đo được gì, vì sao lệch. Sau tám buổi, đọc lại chính nhật ký đó sẽ thấy rõ mình tiến tới đâu, và những chỗ từng hiểu sai thường là những chỗ nhớ kỹ nhất.</w:t>
       </w:r>
     </w:p>
     <w:p>
@@ -30892,6 +32867,3988 @@
           <w:color w:val="1A1A1A"/>
         </w:rPr>
         <w:t xml:space="preserve">Vì khi dừng giữa chừng, motor không nằm ở đích của đoạn đang chạy. Planner thì vẫn tin là đã tới đích. Không đồng bộ lại thì lệnh kế tiếp tính quãng đường từ một điểm sai, và đầu in sẽ nhảy một đoạn đúng bằng phần còn thiếu.</w:t>
+      </w:r>
+    </w:p>
+    <w:p>
+      <w:r>
+        <w:br w:type="page"/>
+      </w:r>
+    </w:p>
+    <w:p>
+      <w:pPr>
+        <w:pStyle w:val="Heading1"/>
+        <w:spacing w:after="160" w:before="360"/>
+      </w:pPr>
+      <w:r>
+        <w:t xml:space="preserve">Phụ lục B. Bài tập thực hành</w:t>
+      </w:r>
+    </w:p>
+    <w:p>
+      <w:pPr>
+        <w:spacing w:after="130" w:line="310"/>
+        <w:jc w:val="both"/>
+      </w:pPr>
+      <w:r>
+        <w:rPr>
+          <w:color w:val="1A1A1A"/>
+        </w:rPr>
+        <w:t xml:space="preserve">Bài tập chia ba nhóm theo độ khó tăng dần: dự đoán rồi đo, phá rồi quan sát, và tự viết thêm tính năng. Đáp án đi kèm, nhưng chỉ nên xem sau khi đã tự làm.</w:t>
+      </w:r>
+    </w:p>
+    <w:p>
+      <w:pPr>
+        <w:pStyle w:val="Heading2"/>
+        <w:spacing w:after="120" w:before="300"/>
+      </w:pPr>
+      <w:r>
+        <w:t xml:space="preserve">B.1 Chuẩn bị</w:t>
+      </w:r>
+    </w:p>
+    <w:p>
+      <w:pPr>
+        <w:shd w:fill="F2F4F2" w:val="clear"/>
+        <w:spacing w:after="0" w:before="110" w:line="240"/>
+        <w:ind w:left="200" w:right="200"/>
+      </w:pPr>
+      <w:r>
+        <w:rPr>
+          <w:rFonts w:ascii="Consolas" w:cs="Consolas" w:eastAsia="Consolas" w:hAnsi="Consolas"/>
+          <w:color w:val="173A3D"/>
+          <w:sz w:val="17"/>
+          <w:szCs w:val="17"/>
+        </w:rPr>
+        <w:t xml:space="preserve">cd software/CoreXY</w:t>
+      </w:r>
+    </w:p>
+    <w:p>
+      <w:pPr>
+        <w:shd w:fill="F2F4F2" w:val="clear"/>
+        <w:spacing w:after="0" w:before="0" w:line="240"/>
+        <w:ind w:left="200" w:right="200"/>
+      </w:pPr>
+      <w:r>
+        <w:rPr>
+          <w:rFonts w:ascii="Consolas" w:cs="Consolas" w:eastAsia="Consolas" w:hAnsi="Consolas"/>
+          <w:color w:val="173A3D"/>
+          <w:sz w:val="17"/>
+          <w:szCs w:val="17"/>
+        </w:rPr>
+        <w:t xml:space="preserve">cmake --build build/Debug                       # biên dịch</w:t>
+      </w:r>
+    </w:p>
+    <w:p>
+      <w:pPr>
+        <w:shd w:fill="F2F4F2" w:val="clear"/>
+        <w:spacing w:after="0" w:before="0" w:line="240"/>
+        <w:ind w:left="200" w:right="200"/>
+      </w:pPr>
+      <w:r>
+        <w:rPr>
+          <w:rFonts w:ascii="Consolas" w:cs="Consolas" w:eastAsia="Consolas" w:hAnsi="Consolas"/>
+          <w:color w:val="173A3D"/>
+          <w:sz w:val="17"/>
+          <w:szCs w:val="17"/>
+        </w:rPr>
+        <w:t xml:space="preserve">./tools/flash_run.sh &lt;dx&gt; &lt;dy&gt; &lt;tốc độ&gt; &lt;gia tốc&gt;   # nạp và chạy một đoạn</w:t>
+      </w:r>
+    </w:p>
+    <w:p>
+      <w:pPr>
+        <w:shd w:fill="F2F4F2" w:val="clear"/>
+        <w:spacing w:after="0" w:before="0" w:line="240"/>
+        <w:ind w:left="200" w:right="200"/>
+      </w:pPr>
+      <w:r>
+        <w:rPr>
+          <w:rFonts w:ascii="Consolas" w:cs="Consolas" w:eastAsia="Consolas" w:hAnsi="Consolas"/>
+          <w:color w:val="173A3D"/>
+          <w:sz w:val="17"/>
+          <w:szCs w:val="17"/>
+        </w:rPr>
+        <w:t xml:space="preserve">NOFLASH=1 ./tools/flash_run.sh 50 0 100 2000    # chạy lại, không nạp</w:t>
+      </w:r>
+    </w:p>
+    <w:p>
+      <w:pPr>
+        <w:shd w:fill="F2F4F2" w:val="clear"/>
+        <w:spacing w:after="0" w:before="0" w:line="240"/>
+        <w:ind w:left="200" w:right="200"/>
+      </w:pPr>
+      <w:r>
+        <w:rPr>
+          <w:rFonts w:ascii="Consolas" w:cs="Consolas" w:eastAsia="Consolas" w:hAnsi="Consolas"/>
+          <w:color w:val="173A3D"/>
+          <w:sz w:val="17"/>
+          <w:szCs w:val="17"/>
+        </w:rPr>
+        <w:t xml:space="preserve">SPLIT=1   ./tools/flash_run.sh 100 0 150 2000   # chia thành 20 đoạn</w:t>
+      </w:r>
+    </w:p>
+    <w:p>
+      <w:pPr>
+        <w:shd w:fill="F2F4F2" w:val="clear"/>
+        <w:spacing w:after="150" w:before="0" w:line="240"/>
+        <w:ind w:left="200" w:right="200"/>
+      </w:pPr>
+      <w:r>
+        <w:rPr>
+          <w:rFonts w:ascii="Consolas" w:cs="Consolas" w:eastAsia="Consolas" w:hAnsi="Consolas"/>
+          <w:color w:val="173A3D"/>
+          <w:sz w:val="17"/>
+          <w:szCs w:val="17"/>
+        </w:rPr>
+        <w:t xml:space="preserve">JOB=1     ./tools/flash_run.sh                  # chạy file G-code trong flash</w:t>
+      </w:r>
+    </w:p>
+    <w:p>
+      <w:pPr>
+        <w:spacing w:after="130" w:line="310"/>
+        <w:jc w:val="both"/>
+      </w:pPr>
+      <w:r>
+        <w:rPr>
+          <w:color w:val="1A1A1A"/>
+        </w:rPr>
+        <w:t xml:space="preserve">Đọc kết quả bằng gdb, sau khi chạy xong:</w:t>
+      </w:r>
+    </w:p>
+    <w:p>
+      <w:pPr>
+        <w:shd w:fill="F2F4F2" w:val="clear"/>
+        <w:spacing w:after="0" w:before="110" w:line="240"/>
+        <w:ind w:left="200" w:right="200"/>
+      </w:pPr>
+      <w:r>
+        <w:rPr>
+          <w:rFonts w:ascii="Consolas" w:cs="Consolas" w:eastAsia="Consolas" w:hAnsi="Consolas"/>
+          <w:color w:val="173A3D"/>
+          <w:sz w:val="17"/>
+          <w:szCs w:val="17"/>
+        </w:rPr>
+        <w:t xml:space="preserve">openocd -f interface/jlink.cfg -c 'transport select swd' \</w:t>
+      </w:r>
+    </w:p>
+    <w:p>
+      <w:pPr>
+        <w:shd w:fill="F2F4F2" w:val="clear"/>
+        <w:spacing w:after="0" w:before="0" w:line="240"/>
+        <w:ind w:left="200" w:right="200"/>
+      </w:pPr>
+      <w:r>
+        <w:rPr>
+          <w:rFonts w:ascii="Consolas" w:cs="Consolas" w:eastAsia="Consolas" w:hAnsi="Consolas"/>
+          <w:color w:val="173A3D"/>
+          <w:sz w:val="17"/>
+          <w:szCs w:val="17"/>
+        </w:rPr>
+        <w:t xml:space="preserve">        -f target/stm32h7x.cfg &amp;</w:t>
+      </w:r>
+    </w:p>
+    <w:p>
+      <w:pPr>
+        <w:shd w:fill="F2F4F2" w:val="clear"/>
+        <w:spacing w:after="0" w:before="0" w:line="240"/>
+        <w:ind w:left="200" w:right="200"/>
+      </w:pPr>
+      <w:r>
+        <w:rPr>
+          <w:rFonts w:ascii="Consolas" w:cs="Consolas" w:eastAsia="Consolas" w:hAnsi="Consolas"/>
+          <w:color w:val="173A3D"/>
+          <w:sz w:val="17"/>
+          <w:szCs w:val="17"/>
+        </w:rPr>
+        <w:t xml:space="preserve"> </w:t>
+      </w:r>
+    </w:p>
+    <w:p>
+      <w:pPr>
+        <w:shd w:fill="F2F4F2" w:val="clear"/>
+        <w:spacing w:after="0" w:before="0" w:line="240"/>
+        <w:ind w:left="200" w:right="200"/>
+      </w:pPr>
+      <w:r>
+        <w:rPr>
+          <w:rFonts w:ascii="Consolas" w:cs="Consolas" w:eastAsia="Consolas" w:hAnsi="Consolas"/>
+          <w:color w:val="173A3D"/>
+          <w:sz w:val="17"/>
+          <w:szCs w:val="17"/>
+        </w:rPr>
+        <w:t xml:space="preserve">gdb-multiarch -q -batch build/Debug/CoreXY.elf \</w:t>
+      </w:r>
+    </w:p>
+    <w:p>
+      <w:pPr>
+        <w:shd w:fill="F2F4F2" w:val="clear"/>
+        <w:spacing w:after="0" w:before="0" w:line="240"/>
+        <w:ind w:left="200" w:right="200"/>
+      </w:pPr>
+      <w:r>
+        <w:rPr>
+          <w:rFonts w:ascii="Consolas" w:cs="Consolas" w:eastAsia="Consolas" w:hAnsi="Consolas"/>
+          <w:color w:val="173A3D"/>
+          <w:sz w:val="17"/>
+          <w:szCs w:val="17"/>
+        </w:rPr>
+        <w:t xml:space="preserve">  -ex 'target extended-remote :3333' \</w:t>
+      </w:r>
+    </w:p>
+    <w:p>
+      <w:pPr>
+        <w:shd w:fill="F2F4F2" w:val="clear"/>
+        <w:spacing w:after="0" w:before="0" w:line="240"/>
+        <w:ind w:left="200" w:right="200"/>
+      </w:pPr>
+      <w:r>
+        <w:rPr>
+          <w:rFonts w:ascii="Consolas" w:cs="Consolas" w:eastAsia="Consolas" w:hAnsi="Consolas"/>
+          <w:color w:val="173A3D"/>
+          <w:sz w:val="17"/>
+          <w:szCs w:val="17"/>
+        </w:rPr>
+        <w:t xml:space="preserve">  -ex 'printf "%u ms  posA=%d posB=%d\n", step_test_ms, \</w:t>
+      </w:r>
+    </w:p>
+    <w:p>
+      <w:pPr>
+        <w:shd w:fill="F2F4F2" w:val="clear"/>
+        <w:spacing w:after="150" w:before="0" w:line="240"/>
+        <w:ind w:left="200" w:right="200"/>
+      </w:pPr>
+      <w:r>
+        <w:rPr>
+          <w:rFonts w:ascii="Consolas" w:cs="Consolas" w:eastAsia="Consolas" w:hAnsi="Consolas"/>
+          <w:color w:val="173A3D"/>
+          <w:sz w:val="17"/>
+          <w:szCs w:val="17"/>
+        </w:rPr>
+        <w:t xml:space="preserve">       (int)'\''stepper.c'\''::pos_a, (int)'\''stepper.c'\''::pos_b'</w:t>
+      </w:r>
+    </w:p>
+    <w:p>
+      <w:pPr>
+        <w:pBdr>
+          <w:left w:val="single" w:color="D99A00" w:sz="18" w:space="8"/>
+        </w:pBdr>
+        <w:shd w:fill="FFF6E0" w:val="clear"/>
+        <w:spacing w:after="170" w:before="130" w:line="300"/>
+        <w:ind w:left="200" w:right="200"/>
+        <w:jc w:val="both"/>
+      </w:pPr>
+      <w:r>
+        <w:rPr>
+          <w:b/>
+          <w:bCs/>
+          <w:color w:val="D99A00"/>
+        </w:rPr>
+        <w:t xml:space="preserve">Nhớ: </w:t>
+      </w:r>
+      <w:r>
+        <w:rPr>
+          <w:color w:val="1A1A1A"/>
+        </w:rPr>
+        <w:t xml:space="preserve">dấu nháy quanh `'stepper.c'::pos_a` là cú pháp của gdb để chỉ biến `static` thuộc một file cụ thể. Không có nó, gdb sẽ báo không tìm thấy ký hiệu, vì biến `static` không nằm trong bảng ký hiệu toàn cục.</w:t>
+      </w:r>
+    </w:p>
+    <w:p>
+      <w:pPr>
+        <w:pStyle w:val="Heading2"/>
+        <w:spacing w:after="120" w:before="300"/>
+      </w:pPr>
+      <w:r>
+        <w:t xml:space="preserve">B.2 Mười bài dự đoán rồi đo</w:t>
+      </w:r>
+    </w:p>
+    <w:p>
+      <w:pPr>
+        <w:spacing w:after="130" w:line="310"/>
+        <w:jc w:val="both"/>
+      </w:pPr>
+      <w:r>
+        <w:rPr>
+          <w:color w:val="1A1A1A"/>
+        </w:rPr>
+        <w:t xml:space="preserve">Với mỗi bài: viết con số dự đoán ra giấy, chạy lệnh, rồi so. Sai quá 10% thì đọc lại mục được ghi ở cột cuối.</w:t>
+      </w:r>
+    </w:p>
+    <w:tbl>
+      <w:tblPr>
+        <w:tblW w:type="dxa" w:w="9360"/>
+        <w:tblBorders>
+          <w:top w:val="single" w:color="auto" w:sz="4"/>
+          <w:left w:val="single" w:color="auto" w:sz="4"/>
+          <w:bottom w:val="single" w:color="auto" w:sz="4"/>
+          <w:right w:val="single" w:color="auto" w:sz="4"/>
+          <w:insideH w:val="single" w:color="auto" w:sz="4"/>
+          <w:insideV w:val="single" w:color="auto" w:sz="4"/>
+        </w:tblBorders>
+      </w:tblPr>
+      <w:tblGrid>
+        <w:gridCol w:w="585"/>
+        <w:gridCol w:w="3071"/>
+        <w:gridCol w:w="3803"/>
+        <w:gridCol w:w="1901"/>
+      </w:tblGrid>
+      <w:tr>
+        <w:trPr>
+          <w:tblHeader/>
+        </w:trPr>
+        <w:tc>
+          <w:tcPr>
+            <w:tcW w:type="dxa" w:w="585"/>
+            <w:shd w:fill="E4EDEC" w:val="clear"/>
+            <w:tcMar>
+              <w:top w:type="dxa" w:w="70"/>
+              <w:left w:type="dxa" w:w="110"/>
+              <w:bottom w:type="dxa" w:w="70"/>
+              <w:right w:type="dxa" w:w="110"/>
+            </w:tcMar>
+          </w:tcPr>
+          <w:p>
+            <w:pPr>
+              <w:spacing w:after="0" w:line="255"/>
+            </w:pPr>
+            <w:r>
+              <w:rPr>
+                <w:b/>
+                <w:bCs/>
+                <w:color w:val="1A1A1A"/>
+                <w:sz w:val="19"/>
+                <w:szCs w:val="19"/>
+              </w:rPr>
+              <w:t xml:space="preserve">#</w:t>
+            </w:r>
+          </w:p>
+        </w:tc>
+        <w:tc>
+          <w:tcPr>
+            <w:tcW w:type="dxa" w:w="3071"/>
+            <w:shd w:fill="E4EDEC" w:val="clear"/>
+            <w:tcMar>
+              <w:top w:type="dxa" w:w="70"/>
+              <w:left w:type="dxa" w:w="110"/>
+              <w:bottom w:type="dxa" w:w="70"/>
+              <w:right w:type="dxa" w:w="110"/>
+            </w:tcMar>
+          </w:tcPr>
+          <w:p>
+            <w:pPr>
+              <w:spacing w:after="0" w:line="255"/>
+            </w:pPr>
+            <w:r>
+              <w:rPr>
+                <w:b/>
+                <w:bCs/>
+                <w:color w:val="1A1A1A"/>
+                <w:sz w:val="19"/>
+                <w:szCs w:val="19"/>
+              </w:rPr>
+              <w:t xml:space="preserve">Lệnh chạy</w:t>
+            </w:r>
+          </w:p>
+        </w:tc>
+        <w:tc>
+          <w:tcPr>
+            <w:tcW w:type="dxa" w:w="3803"/>
+            <w:shd w:fill="E4EDEC" w:val="clear"/>
+            <w:tcMar>
+              <w:top w:type="dxa" w:w="70"/>
+              <w:left w:type="dxa" w:w="110"/>
+              <w:bottom w:type="dxa" w:w="70"/>
+              <w:right w:type="dxa" w:w="110"/>
+            </w:tcMar>
+          </w:tcPr>
+          <w:p>
+            <w:pPr>
+              <w:spacing w:after="0" w:line="255"/>
+            </w:pPr>
+            <w:r>
+              <w:rPr>
+                <w:b/>
+                <w:bCs/>
+                <w:color w:val="1A1A1A"/>
+                <w:sz w:val="19"/>
+                <w:szCs w:val="19"/>
+              </w:rPr>
+              <w:t xml:space="preserve">Câu hỏi dự đoán</w:t>
+            </w:r>
+          </w:p>
+        </w:tc>
+        <w:tc>
+          <w:tcPr>
+            <w:tcW w:type="dxa" w:w="1901"/>
+            <w:shd w:fill="E4EDEC" w:val="clear"/>
+            <w:tcMar>
+              <w:top w:type="dxa" w:w="70"/>
+              <w:left w:type="dxa" w:w="110"/>
+              <w:bottom w:type="dxa" w:w="70"/>
+              <w:right w:type="dxa" w:w="110"/>
+            </w:tcMar>
+          </w:tcPr>
+          <w:p>
+            <w:pPr>
+              <w:spacing w:after="0" w:line="255"/>
+            </w:pPr>
+            <w:r>
+              <w:rPr>
+                <w:b/>
+                <w:bCs/>
+                <w:color w:val="1A1A1A"/>
+                <w:sz w:val="19"/>
+                <w:szCs w:val="19"/>
+              </w:rPr>
+              <w:t xml:space="preserve">Đọc lại mục nào nếu sai</w:t>
+            </w:r>
+          </w:p>
+        </w:tc>
+      </w:tr>
+      <w:tr>
+        <w:tc>
+          <w:tcPr>
+            <w:tcW w:type="dxa" w:w="585"/>
+            <w:tcMar>
+              <w:top w:type="dxa" w:w="70"/>
+              <w:left w:type="dxa" w:w="110"/>
+              <w:bottom w:type="dxa" w:w="70"/>
+              <w:right w:type="dxa" w:w="110"/>
+            </w:tcMar>
+          </w:tcPr>
+          <w:p>
+            <w:pPr>
+              <w:spacing w:after="0" w:line="255"/>
+            </w:pPr>
+            <w:r>
+              <w:rPr>
+                <w:rFonts w:ascii="Consolas" w:cs="Consolas" w:eastAsia="Consolas" w:hAnsi="Consolas"/>
+                <w:b w:val="false"/>
+                <w:bCs w:val="false"/>
+                <w:color w:val="1A1A1A"/>
+                <w:sz w:val="19"/>
+                <w:szCs w:val="19"/>
+              </w:rPr>
+              <w:t xml:space="preserve">1</w:t>
+            </w:r>
+          </w:p>
+        </w:tc>
+        <w:tc>
+          <w:tcPr>
+            <w:tcW w:type="dxa" w:w="3071"/>
+            <w:tcMar>
+              <w:top w:type="dxa" w:w="70"/>
+              <w:left w:type="dxa" w:w="110"/>
+              <w:bottom w:type="dxa" w:w="70"/>
+              <w:right w:type="dxa" w:w="110"/>
+            </w:tcMar>
+          </w:tcPr>
+          <w:p>
+            <w:pPr>
+              <w:spacing w:after="0" w:line="255"/>
+            </w:pPr>
+            <w:r>
+              <w:rPr>
+                <w:b w:val="false"/>
+                <w:bCs w:val="false"/>
+                <w:color w:val="1A1A1A"/>
+                <w:sz w:val="19"/>
+                <w:szCs w:val="19"/>
+              </w:rPr>
+              <w:t xml:space="preserve">flash_run.sh 50 0 20 2000</w:t>
+            </w:r>
+          </w:p>
+        </w:tc>
+        <w:tc>
+          <w:tcPr>
+            <w:tcW w:type="dxa" w:w="3803"/>
+            <w:tcMar>
+              <w:top w:type="dxa" w:w="70"/>
+              <w:left w:type="dxa" w:w="110"/>
+              <w:bottom w:type="dxa" w:w="70"/>
+              <w:right w:type="dxa" w:w="110"/>
+            </w:tcMar>
+          </w:tcPr>
+          <w:p>
+            <w:pPr>
+              <w:spacing w:after="0" w:line="255"/>
+            </w:pPr>
+            <w:r>
+              <w:rPr>
+                <w:b w:val="false"/>
+                <w:bCs w:val="false"/>
+                <w:color w:val="1A1A1A"/>
+                <w:sz w:val="19"/>
+                <w:szCs w:val="19"/>
+              </w:rPr>
+              <w:t xml:space="preserve">Mất bao nhiêu mili giây?</w:t>
+            </w:r>
+          </w:p>
+        </w:tc>
+        <w:tc>
+          <w:tcPr>
+            <w:tcW w:type="dxa" w:w="1901"/>
+            <w:tcMar>
+              <w:top w:type="dxa" w:w="70"/>
+              <w:left w:type="dxa" w:w="110"/>
+              <w:bottom w:type="dxa" w:w="70"/>
+              <w:right w:type="dxa" w:w="110"/>
+            </w:tcMar>
+          </w:tcPr>
+          <w:p>
+            <w:pPr>
+              <w:spacing w:after="0" w:line="255"/>
+            </w:pPr>
+            <w:r>
+              <w:rPr>
+                <w:rFonts w:ascii="Consolas" w:cs="Consolas" w:eastAsia="Consolas" w:hAnsi="Consolas"/>
+                <w:b w:val="false"/>
+                <w:bCs w:val="false"/>
+                <w:color w:val="1A1A1A"/>
+                <w:sz w:val="19"/>
+                <w:szCs w:val="19"/>
+              </w:rPr>
+              <w:t xml:space="preserve">7.2</w:t>
+            </w:r>
+          </w:p>
+        </w:tc>
+      </w:tr>
+      <w:tr>
+        <w:tc>
+          <w:tcPr>
+            <w:tcW w:type="dxa" w:w="585"/>
+            <w:tcMar>
+              <w:top w:type="dxa" w:w="70"/>
+              <w:left w:type="dxa" w:w="110"/>
+              <w:bottom w:type="dxa" w:w="70"/>
+              <w:right w:type="dxa" w:w="110"/>
+            </w:tcMar>
+          </w:tcPr>
+          <w:p>
+            <w:pPr>
+              <w:spacing w:after="0" w:line="255"/>
+            </w:pPr>
+            <w:r>
+              <w:rPr>
+                <w:rFonts w:ascii="Consolas" w:cs="Consolas" w:eastAsia="Consolas" w:hAnsi="Consolas"/>
+                <w:b w:val="false"/>
+                <w:bCs w:val="false"/>
+                <w:color w:val="1A1A1A"/>
+                <w:sz w:val="19"/>
+                <w:szCs w:val="19"/>
+              </w:rPr>
+              <w:t xml:space="preserve">2</w:t>
+            </w:r>
+          </w:p>
+        </w:tc>
+        <w:tc>
+          <w:tcPr>
+            <w:tcW w:type="dxa" w:w="3071"/>
+            <w:tcMar>
+              <w:top w:type="dxa" w:w="70"/>
+              <w:left w:type="dxa" w:w="110"/>
+              <w:bottom w:type="dxa" w:w="70"/>
+              <w:right w:type="dxa" w:w="110"/>
+            </w:tcMar>
+          </w:tcPr>
+          <w:p>
+            <w:pPr>
+              <w:spacing w:after="0" w:line="255"/>
+            </w:pPr>
+            <w:r>
+              <w:rPr>
+                <w:b w:val="false"/>
+                <w:bCs w:val="false"/>
+                <w:color w:val="1A1A1A"/>
+                <w:sz w:val="19"/>
+                <w:szCs w:val="19"/>
+              </w:rPr>
+              <w:t xml:space="preserve">flash_run.sh 50 0 100 2000</w:t>
+            </w:r>
+          </w:p>
+        </w:tc>
+        <w:tc>
+          <w:tcPr>
+            <w:tcW w:type="dxa" w:w="3803"/>
+            <w:tcMar>
+              <w:top w:type="dxa" w:w="70"/>
+              <w:left w:type="dxa" w:w="110"/>
+              <w:bottom w:type="dxa" w:w="70"/>
+              <w:right w:type="dxa" w:w="110"/>
+            </w:tcMar>
+          </w:tcPr>
+          <w:p>
+            <w:pPr>
+              <w:spacing w:after="0" w:line="255"/>
+            </w:pPr>
+            <w:r>
+              <w:rPr>
+                <w:b w:val="false"/>
+                <w:bCs w:val="false"/>
+                <w:color w:val="1A1A1A"/>
+                <w:sz w:val="19"/>
+                <w:szCs w:val="19"/>
+              </w:rPr>
+              <w:t xml:space="preserve">Mất bao lâu, và nhanh hơn bài 1 mấy lần?</w:t>
+            </w:r>
+          </w:p>
+        </w:tc>
+        <w:tc>
+          <w:tcPr>
+            <w:tcW w:type="dxa" w:w="1901"/>
+            <w:tcMar>
+              <w:top w:type="dxa" w:w="70"/>
+              <w:left w:type="dxa" w:w="110"/>
+              <w:bottom w:type="dxa" w:w="70"/>
+              <w:right w:type="dxa" w:w="110"/>
+            </w:tcMar>
+          </w:tcPr>
+          <w:p>
+            <w:pPr>
+              <w:spacing w:after="0" w:line="255"/>
+            </w:pPr>
+            <w:r>
+              <w:rPr>
+                <w:rFonts w:ascii="Consolas" w:cs="Consolas" w:eastAsia="Consolas" w:hAnsi="Consolas"/>
+                <w:b w:val="false"/>
+                <w:bCs w:val="false"/>
+                <w:color w:val="1A1A1A"/>
+                <w:sz w:val="19"/>
+                <w:szCs w:val="19"/>
+              </w:rPr>
+              <w:t xml:space="preserve">7.2</w:t>
+            </w:r>
+          </w:p>
+        </w:tc>
+      </w:tr>
+      <w:tr>
+        <w:tc>
+          <w:tcPr>
+            <w:tcW w:type="dxa" w:w="585"/>
+            <w:tcMar>
+              <w:top w:type="dxa" w:w="70"/>
+              <w:left w:type="dxa" w:w="110"/>
+              <w:bottom w:type="dxa" w:w="70"/>
+              <w:right w:type="dxa" w:w="110"/>
+            </w:tcMar>
+          </w:tcPr>
+          <w:p>
+            <w:pPr>
+              <w:spacing w:after="0" w:line="255"/>
+            </w:pPr>
+            <w:r>
+              <w:rPr>
+                <w:rFonts w:ascii="Consolas" w:cs="Consolas" w:eastAsia="Consolas" w:hAnsi="Consolas"/>
+                <w:b w:val="false"/>
+                <w:bCs w:val="false"/>
+                <w:color w:val="1A1A1A"/>
+                <w:sz w:val="19"/>
+                <w:szCs w:val="19"/>
+              </w:rPr>
+              <w:t xml:space="preserve">3</w:t>
+            </w:r>
+          </w:p>
+        </w:tc>
+        <w:tc>
+          <w:tcPr>
+            <w:tcW w:type="dxa" w:w="3071"/>
+            <w:tcMar>
+              <w:top w:type="dxa" w:w="70"/>
+              <w:left w:type="dxa" w:w="110"/>
+              <w:bottom w:type="dxa" w:w="70"/>
+              <w:right w:type="dxa" w:w="110"/>
+            </w:tcMar>
+          </w:tcPr>
+          <w:p>
+            <w:pPr>
+              <w:spacing w:after="0" w:line="255"/>
+            </w:pPr>
+            <w:r>
+              <w:rPr>
+                <w:b w:val="false"/>
+                <w:bCs w:val="false"/>
+                <w:color w:val="1A1A1A"/>
+                <w:sz w:val="19"/>
+                <w:szCs w:val="19"/>
+              </w:rPr>
+              <w:t xml:space="preserve">flash_run.sh 50 0 100 5000</w:t>
+            </w:r>
+          </w:p>
+        </w:tc>
+        <w:tc>
+          <w:tcPr>
+            <w:tcW w:type="dxa" w:w="3803"/>
+            <w:tcMar>
+              <w:top w:type="dxa" w:w="70"/>
+              <w:left w:type="dxa" w:w="110"/>
+              <w:bottom w:type="dxa" w:w="70"/>
+              <w:right w:type="dxa" w:w="110"/>
+            </w:tcMar>
+          </w:tcPr>
+          <w:p>
+            <w:pPr>
+              <w:spacing w:after="0" w:line="255"/>
+            </w:pPr>
+            <w:r>
+              <w:rPr>
+                <w:b w:val="false"/>
+                <w:bCs w:val="false"/>
+                <w:color w:val="1A1A1A"/>
+                <w:sz w:val="19"/>
+                <w:szCs w:val="19"/>
+              </w:rPr>
+              <w:t xml:space="preserve">Tăng gia tốc 2.5 lần thì nhanh hơn bao nhiêu?</w:t>
+            </w:r>
+          </w:p>
+        </w:tc>
+        <w:tc>
+          <w:tcPr>
+            <w:tcW w:type="dxa" w:w="1901"/>
+            <w:tcMar>
+              <w:top w:type="dxa" w:w="70"/>
+              <w:left w:type="dxa" w:w="110"/>
+              <w:bottom w:type="dxa" w:w="70"/>
+              <w:right w:type="dxa" w:w="110"/>
+            </w:tcMar>
+          </w:tcPr>
+          <w:p>
+            <w:pPr>
+              <w:spacing w:after="0" w:line="255"/>
+            </w:pPr>
+            <w:r>
+              <w:rPr>
+                <w:rFonts w:ascii="Consolas" w:cs="Consolas" w:eastAsia="Consolas" w:hAnsi="Consolas"/>
+                <w:b w:val="false"/>
+                <w:bCs w:val="false"/>
+                <w:color w:val="1A1A1A"/>
+                <w:sz w:val="19"/>
+                <w:szCs w:val="19"/>
+              </w:rPr>
+              <w:t xml:space="preserve">7.2</w:t>
+            </w:r>
+          </w:p>
+        </w:tc>
+      </w:tr>
+      <w:tr>
+        <w:tc>
+          <w:tcPr>
+            <w:tcW w:type="dxa" w:w="585"/>
+            <w:tcMar>
+              <w:top w:type="dxa" w:w="70"/>
+              <w:left w:type="dxa" w:w="110"/>
+              <w:bottom w:type="dxa" w:w="70"/>
+              <w:right w:type="dxa" w:w="110"/>
+            </w:tcMar>
+          </w:tcPr>
+          <w:p>
+            <w:pPr>
+              <w:spacing w:after="0" w:line="255"/>
+            </w:pPr>
+            <w:r>
+              <w:rPr>
+                <w:rFonts w:ascii="Consolas" w:cs="Consolas" w:eastAsia="Consolas" w:hAnsi="Consolas"/>
+                <w:b w:val="false"/>
+                <w:bCs w:val="false"/>
+                <w:color w:val="1A1A1A"/>
+                <w:sz w:val="19"/>
+                <w:szCs w:val="19"/>
+              </w:rPr>
+              <w:t xml:space="preserve">4</w:t>
+            </w:r>
+          </w:p>
+        </w:tc>
+        <w:tc>
+          <w:tcPr>
+            <w:tcW w:type="dxa" w:w="3071"/>
+            <w:tcMar>
+              <w:top w:type="dxa" w:w="70"/>
+              <w:left w:type="dxa" w:w="110"/>
+              <w:bottom w:type="dxa" w:w="70"/>
+              <w:right w:type="dxa" w:w="110"/>
+            </w:tcMar>
+          </w:tcPr>
+          <w:p>
+            <w:pPr>
+              <w:spacing w:after="0" w:line="255"/>
+            </w:pPr>
+            <w:r>
+              <w:rPr>
+                <w:b w:val="false"/>
+                <w:bCs w:val="false"/>
+                <w:color w:val="1A1A1A"/>
+                <w:sz w:val="19"/>
+                <w:szCs w:val="19"/>
+              </w:rPr>
+              <w:t xml:space="preserve">flash_run.sh 50 0 100 500</w:t>
+            </w:r>
+          </w:p>
+        </w:tc>
+        <w:tc>
+          <w:tcPr>
+            <w:tcW w:type="dxa" w:w="3803"/>
+            <w:tcMar>
+              <w:top w:type="dxa" w:w="70"/>
+              <w:left w:type="dxa" w:w="110"/>
+              <w:bottom w:type="dxa" w:w="70"/>
+              <w:right w:type="dxa" w:w="110"/>
+            </w:tcMar>
+          </w:tcPr>
+          <w:p>
+            <w:pPr>
+              <w:spacing w:after="0" w:line="255"/>
+            </w:pPr>
+            <w:r>
+              <w:rPr>
+                <w:b w:val="false"/>
+                <w:bCs w:val="false"/>
+                <w:color w:val="1A1A1A"/>
+                <w:sz w:val="19"/>
+                <w:szCs w:val="19"/>
+              </w:rPr>
+              <w:t xml:space="preserve">Giảm gia tốc 4 lần thì chậm đi bao nhiêu?</w:t>
+            </w:r>
+          </w:p>
+        </w:tc>
+        <w:tc>
+          <w:tcPr>
+            <w:tcW w:type="dxa" w:w="1901"/>
+            <w:tcMar>
+              <w:top w:type="dxa" w:w="70"/>
+              <w:left w:type="dxa" w:w="110"/>
+              <w:bottom w:type="dxa" w:w="70"/>
+              <w:right w:type="dxa" w:w="110"/>
+            </w:tcMar>
+          </w:tcPr>
+          <w:p>
+            <w:pPr>
+              <w:spacing w:after="0" w:line="255"/>
+            </w:pPr>
+            <w:r>
+              <w:rPr>
+                <w:rFonts w:ascii="Consolas" w:cs="Consolas" w:eastAsia="Consolas" w:hAnsi="Consolas"/>
+                <w:b w:val="false"/>
+                <w:bCs w:val="false"/>
+                <w:color w:val="1A1A1A"/>
+                <w:sz w:val="19"/>
+                <w:szCs w:val="19"/>
+              </w:rPr>
+              <w:t xml:space="preserve">7.2</w:t>
+            </w:r>
+          </w:p>
+        </w:tc>
+      </w:tr>
+      <w:tr>
+        <w:tc>
+          <w:tcPr>
+            <w:tcW w:type="dxa" w:w="585"/>
+            <w:tcMar>
+              <w:top w:type="dxa" w:w="70"/>
+              <w:left w:type="dxa" w:w="110"/>
+              <w:bottom w:type="dxa" w:w="70"/>
+              <w:right w:type="dxa" w:w="110"/>
+            </w:tcMar>
+          </w:tcPr>
+          <w:p>
+            <w:pPr>
+              <w:spacing w:after="0" w:line="255"/>
+            </w:pPr>
+            <w:r>
+              <w:rPr>
+                <w:rFonts w:ascii="Consolas" w:cs="Consolas" w:eastAsia="Consolas" w:hAnsi="Consolas"/>
+                <w:b w:val="false"/>
+                <w:bCs w:val="false"/>
+                <w:color w:val="1A1A1A"/>
+                <w:sz w:val="19"/>
+                <w:szCs w:val="19"/>
+              </w:rPr>
+              <w:t xml:space="preserve">5</w:t>
+            </w:r>
+          </w:p>
+        </w:tc>
+        <w:tc>
+          <w:tcPr>
+            <w:tcW w:type="dxa" w:w="3071"/>
+            <w:tcMar>
+              <w:top w:type="dxa" w:w="70"/>
+              <w:left w:type="dxa" w:w="110"/>
+              <w:bottom w:type="dxa" w:w="70"/>
+              <w:right w:type="dxa" w:w="110"/>
+            </w:tcMar>
+          </w:tcPr>
+          <w:p>
+            <w:pPr>
+              <w:spacing w:after="0" w:line="255"/>
+            </w:pPr>
+            <w:r>
+              <w:rPr>
+                <w:b w:val="false"/>
+                <w:bCs w:val="false"/>
+                <w:color w:val="1A1A1A"/>
+                <w:sz w:val="19"/>
+                <w:szCs w:val="19"/>
+              </w:rPr>
+              <w:t xml:space="preserve">flash_run.sh 2 0 150 2000</w:t>
+            </w:r>
+          </w:p>
+        </w:tc>
+        <w:tc>
+          <w:tcPr>
+            <w:tcW w:type="dxa" w:w="3803"/>
+            <w:tcMar>
+              <w:top w:type="dxa" w:w="70"/>
+              <w:left w:type="dxa" w:w="110"/>
+              <w:bottom w:type="dxa" w:w="70"/>
+              <w:right w:type="dxa" w:w="110"/>
+            </w:tcMar>
+          </w:tcPr>
+          <w:p>
+            <w:pPr>
+              <w:spacing w:after="0" w:line="255"/>
+            </w:pPr>
+            <w:r>
+              <w:rPr>
+                <w:b w:val="false"/>
+                <w:bCs w:val="false"/>
+                <w:color w:val="1A1A1A"/>
+                <w:sz w:val="19"/>
+                <w:szCs w:val="19"/>
+              </w:rPr>
+              <w:t xml:space="preserve">Tốc độ đỉnh thật sự đạt được là bao nhiêu?</w:t>
+            </w:r>
+          </w:p>
+        </w:tc>
+        <w:tc>
+          <w:tcPr>
+            <w:tcW w:type="dxa" w:w="1901"/>
+            <w:tcMar>
+              <w:top w:type="dxa" w:w="70"/>
+              <w:left w:type="dxa" w:w="110"/>
+              <w:bottom w:type="dxa" w:w="70"/>
+              <w:right w:type="dxa" w:w="110"/>
+            </w:tcMar>
+          </w:tcPr>
+          <w:p>
+            <w:pPr>
+              <w:spacing w:after="0" w:line="255"/>
+            </w:pPr>
+            <w:r>
+              <w:rPr>
+                <w:rFonts w:ascii="Consolas" w:cs="Consolas" w:eastAsia="Consolas" w:hAnsi="Consolas"/>
+                <w:b w:val="false"/>
+                <w:bCs w:val="false"/>
+                <w:color w:val="1A1A1A"/>
+                <w:sz w:val="19"/>
+                <w:szCs w:val="19"/>
+              </w:rPr>
+              <w:t xml:space="preserve">7.6</w:t>
+            </w:r>
+          </w:p>
+        </w:tc>
+      </w:tr>
+      <w:tr>
+        <w:tc>
+          <w:tcPr>
+            <w:tcW w:type="dxa" w:w="585"/>
+            <w:tcMar>
+              <w:top w:type="dxa" w:w="70"/>
+              <w:left w:type="dxa" w:w="110"/>
+              <w:bottom w:type="dxa" w:w="70"/>
+              <w:right w:type="dxa" w:w="110"/>
+            </w:tcMar>
+          </w:tcPr>
+          <w:p>
+            <w:pPr>
+              <w:spacing w:after="0" w:line="255"/>
+            </w:pPr>
+            <w:r>
+              <w:rPr>
+                <w:rFonts w:ascii="Consolas" w:cs="Consolas" w:eastAsia="Consolas" w:hAnsi="Consolas"/>
+                <w:b w:val="false"/>
+                <w:bCs w:val="false"/>
+                <w:color w:val="1A1A1A"/>
+                <w:sz w:val="19"/>
+                <w:szCs w:val="19"/>
+              </w:rPr>
+              <w:t xml:space="preserve">6</w:t>
+            </w:r>
+          </w:p>
+        </w:tc>
+        <w:tc>
+          <w:tcPr>
+            <w:tcW w:type="dxa" w:w="3071"/>
+            <w:tcMar>
+              <w:top w:type="dxa" w:w="70"/>
+              <w:left w:type="dxa" w:w="110"/>
+              <w:bottom w:type="dxa" w:w="70"/>
+              <w:right w:type="dxa" w:w="110"/>
+            </w:tcMar>
+          </w:tcPr>
+          <w:p>
+            <w:pPr>
+              <w:spacing w:after="0" w:line="255"/>
+            </w:pPr>
+            <w:r>
+              <w:rPr>
+                <w:b w:val="false"/>
+                <w:bCs w:val="false"/>
+                <w:color w:val="1A1A1A"/>
+                <w:sz w:val="19"/>
+                <w:szCs w:val="19"/>
+              </w:rPr>
+              <w:t xml:space="preserve">flash_run.sh 100 0 400 2000</w:t>
+            </w:r>
+          </w:p>
+        </w:tc>
+        <w:tc>
+          <w:tcPr>
+            <w:tcW w:type="dxa" w:w="3803"/>
+            <w:tcMar>
+              <w:top w:type="dxa" w:w="70"/>
+              <w:left w:type="dxa" w:w="110"/>
+              <w:bottom w:type="dxa" w:w="70"/>
+              <w:right w:type="dxa" w:w="110"/>
+            </w:tcMar>
+          </w:tcPr>
+          <w:p>
+            <w:pPr>
+              <w:spacing w:after="0" w:line="255"/>
+            </w:pPr>
+            <w:r>
+              <w:rPr>
+                <w:b w:val="false"/>
+                <w:bCs w:val="false"/>
+                <w:color w:val="1A1A1A"/>
+                <w:sz w:val="19"/>
+                <w:szCs w:val="19"/>
+              </w:rPr>
+              <w:t xml:space="preserve">Có chạy không, hay báo lỗi?</w:t>
+            </w:r>
+          </w:p>
+        </w:tc>
+        <w:tc>
+          <w:tcPr>
+            <w:tcW w:type="dxa" w:w="1901"/>
+            <w:tcMar>
+              <w:top w:type="dxa" w:w="70"/>
+              <w:left w:type="dxa" w:w="110"/>
+              <w:bottom w:type="dxa" w:w="70"/>
+              <w:right w:type="dxa" w:w="110"/>
+            </w:tcMar>
+          </w:tcPr>
+          <w:p>
+            <w:pPr>
+              <w:spacing w:after="0" w:line="255"/>
+            </w:pPr>
+            <w:r>
+              <w:rPr>
+                <w:b w:val="false"/>
+                <w:bCs w:val="false"/>
+                <w:color w:val="1A1A1A"/>
+                <w:sz w:val="19"/>
+                <w:szCs w:val="19"/>
+              </w:rPr>
+              <w:t xml:space="preserve">A.4.9 khối 4</w:t>
+            </w:r>
+          </w:p>
+        </w:tc>
+      </w:tr>
+      <w:tr>
+        <w:tc>
+          <w:tcPr>
+            <w:tcW w:type="dxa" w:w="585"/>
+            <w:tcMar>
+              <w:top w:type="dxa" w:w="70"/>
+              <w:left w:type="dxa" w:w="110"/>
+              <w:bottom w:type="dxa" w:w="70"/>
+              <w:right w:type="dxa" w:w="110"/>
+            </w:tcMar>
+          </w:tcPr>
+          <w:p>
+            <w:pPr>
+              <w:spacing w:after="0" w:line="255"/>
+            </w:pPr>
+            <w:r>
+              <w:rPr>
+                <w:rFonts w:ascii="Consolas" w:cs="Consolas" w:eastAsia="Consolas" w:hAnsi="Consolas"/>
+                <w:b w:val="false"/>
+                <w:bCs w:val="false"/>
+                <w:color w:val="1A1A1A"/>
+                <w:sz w:val="19"/>
+                <w:szCs w:val="19"/>
+              </w:rPr>
+              <w:t xml:space="preserve">7</w:t>
+            </w:r>
+          </w:p>
+        </w:tc>
+        <w:tc>
+          <w:tcPr>
+            <w:tcW w:type="dxa" w:w="3071"/>
+            <w:tcMar>
+              <w:top w:type="dxa" w:w="70"/>
+              <w:left w:type="dxa" w:w="110"/>
+              <w:bottom w:type="dxa" w:w="70"/>
+              <w:right w:type="dxa" w:w="110"/>
+            </w:tcMar>
+          </w:tcPr>
+          <w:p>
+            <w:pPr>
+              <w:spacing w:after="0" w:line="255"/>
+            </w:pPr>
+            <w:r>
+              <w:rPr>
+                <w:b w:val="false"/>
+                <w:bCs w:val="false"/>
+                <w:color w:val="1A1A1A"/>
+                <w:sz w:val="19"/>
+                <w:szCs w:val="19"/>
+              </w:rPr>
+              <w:t xml:space="preserve">flash_run.sh 71 71 400 2000</w:t>
+            </w:r>
+          </w:p>
+        </w:tc>
+        <w:tc>
+          <w:tcPr>
+            <w:tcW w:type="dxa" w:w="3803"/>
+            <w:tcMar>
+              <w:top w:type="dxa" w:w="70"/>
+              <w:left w:type="dxa" w:w="110"/>
+              <w:bottom w:type="dxa" w:w="70"/>
+              <w:right w:type="dxa" w:w="110"/>
+            </w:tcMar>
+          </w:tcPr>
+          <w:p>
+            <w:pPr>
+              <w:spacing w:after="0" w:line="255"/>
+            </w:pPr>
+            <w:r>
+              <w:rPr>
+                <w:b w:val="false"/>
+                <w:bCs w:val="false"/>
+                <w:color w:val="1A1A1A"/>
+                <w:sz w:val="19"/>
+                <w:szCs w:val="19"/>
+              </w:rPr>
+              <w:t xml:space="preserve">Cùng tốc độ nhưng đi chéo, kết quả khác gì bài 6?</w:t>
+            </w:r>
+          </w:p>
+        </w:tc>
+        <w:tc>
+          <w:tcPr>
+            <w:tcW w:type="dxa" w:w="1901"/>
+            <w:tcMar>
+              <w:top w:type="dxa" w:w="70"/>
+              <w:left w:type="dxa" w:w="110"/>
+              <w:bottom w:type="dxa" w:w="70"/>
+              <w:right w:type="dxa" w:w="110"/>
+            </w:tcMar>
+          </w:tcPr>
+          <w:p>
+            <w:pPr>
+              <w:spacing w:after="0" w:line="255"/>
+            </w:pPr>
+            <w:r>
+              <w:rPr>
+                <w:b w:val="false"/>
+                <w:bCs w:val="false"/>
+                <w:color w:val="1A1A1A"/>
+                <w:sz w:val="19"/>
+                <w:szCs w:val="19"/>
+              </w:rPr>
+              <w:t xml:space="preserve">2.5 và 7.3</w:t>
+            </w:r>
+          </w:p>
+        </w:tc>
+      </w:tr>
+      <w:tr>
+        <w:tc>
+          <w:tcPr>
+            <w:tcW w:type="dxa" w:w="585"/>
+            <w:tcMar>
+              <w:top w:type="dxa" w:w="70"/>
+              <w:left w:type="dxa" w:w="110"/>
+              <w:bottom w:type="dxa" w:w="70"/>
+              <w:right w:type="dxa" w:w="110"/>
+            </w:tcMar>
+          </w:tcPr>
+          <w:p>
+            <w:pPr>
+              <w:spacing w:after="0" w:line="255"/>
+            </w:pPr>
+            <w:r>
+              <w:rPr>
+                <w:rFonts w:ascii="Consolas" w:cs="Consolas" w:eastAsia="Consolas" w:hAnsi="Consolas"/>
+                <w:b w:val="false"/>
+                <w:bCs w:val="false"/>
+                <w:color w:val="1A1A1A"/>
+                <w:sz w:val="19"/>
+                <w:szCs w:val="19"/>
+              </w:rPr>
+              <w:t xml:space="preserve">8</w:t>
+            </w:r>
+          </w:p>
+        </w:tc>
+        <w:tc>
+          <w:tcPr>
+            <w:tcW w:type="dxa" w:w="3071"/>
+            <w:tcMar>
+              <w:top w:type="dxa" w:w="70"/>
+              <w:left w:type="dxa" w:w="110"/>
+              <w:bottom w:type="dxa" w:w="70"/>
+              <w:right w:type="dxa" w:w="110"/>
+            </w:tcMar>
+          </w:tcPr>
+          <w:p>
+            <w:pPr>
+              <w:spacing w:after="0" w:line="255"/>
+            </w:pPr>
+            <w:r>
+              <w:rPr>
+                <w:b w:val="false"/>
+                <w:bCs w:val="false"/>
+                <w:color w:val="1A1A1A"/>
+                <w:sz w:val="19"/>
+                <w:szCs w:val="19"/>
+              </w:rPr>
+              <w:t xml:space="preserve">flash_run.sh 71 71 150 2000</w:t>
+            </w:r>
+          </w:p>
+        </w:tc>
+        <w:tc>
+          <w:tcPr>
+            <w:tcW w:type="dxa" w:w="3803"/>
+            <w:tcMar>
+              <w:top w:type="dxa" w:w="70"/>
+              <w:left w:type="dxa" w:w="110"/>
+              <w:bottom w:type="dxa" w:w="70"/>
+              <w:right w:type="dxa" w:w="110"/>
+            </w:tcMar>
+          </w:tcPr>
+          <w:p>
+            <w:pPr>
+              <w:spacing w:after="0" w:line="255"/>
+            </w:pPr>
+            <w:r>
+              <w:rPr>
+                <w:b w:val="false"/>
+                <w:bCs w:val="false"/>
+                <w:color w:val="1A1A1A"/>
+                <w:sz w:val="19"/>
+                <w:szCs w:val="19"/>
+              </w:rPr>
+              <w:t xml:space="preserve">posA và posB bằng bao nhiêu sau khi chạy?</w:t>
+            </w:r>
+          </w:p>
+        </w:tc>
+        <w:tc>
+          <w:tcPr>
+            <w:tcW w:type="dxa" w:w="1901"/>
+            <w:tcMar>
+              <w:top w:type="dxa" w:w="70"/>
+              <w:left w:type="dxa" w:w="110"/>
+              <w:bottom w:type="dxa" w:w="70"/>
+              <w:right w:type="dxa" w:w="110"/>
+            </w:tcMar>
+          </w:tcPr>
+          <w:p>
+            <w:pPr>
+              <w:spacing w:after="0" w:line="255"/>
+            </w:pPr>
+            <w:r>
+              <w:rPr>
+                <w:rFonts w:ascii="Consolas" w:cs="Consolas" w:eastAsia="Consolas" w:hAnsi="Consolas"/>
+                <w:b w:val="false"/>
+                <w:bCs w:val="false"/>
+                <w:color w:val="1A1A1A"/>
+                <w:sz w:val="19"/>
+                <w:szCs w:val="19"/>
+              </w:rPr>
+              <w:t xml:space="preserve">2.2</w:t>
+            </w:r>
+          </w:p>
+        </w:tc>
+      </w:tr>
+      <w:tr>
+        <w:tc>
+          <w:tcPr>
+            <w:tcW w:type="dxa" w:w="585"/>
+            <w:tcMar>
+              <w:top w:type="dxa" w:w="70"/>
+              <w:left w:type="dxa" w:w="110"/>
+              <w:bottom w:type="dxa" w:w="70"/>
+              <w:right w:type="dxa" w:w="110"/>
+            </w:tcMar>
+          </w:tcPr>
+          <w:p>
+            <w:pPr>
+              <w:spacing w:after="0" w:line="255"/>
+            </w:pPr>
+            <w:r>
+              <w:rPr>
+                <w:rFonts w:ascii="Consolas" w:cs="Consolas" w:eastAsia="Consolas" w:hAnsi="Consolas"/>
+                <w:b w:val="false"/>
+                <w:bCs w:val="false"/>
+                <w:color w:val="1A1A1A"/>
+                <w:sz w:val="19"/>
+                <w:szCs w:val="19"/>
+              </w:rPr>
+              <w:t xml:space="preserve">9</w:t>
+            </w:r>
+          </w:p>
+        </w:tc>
+        <w:tc>
+          <w:tcPr>
+            <w:tcW w:type="dxa" w:w="3071"/>
+            <w:tcMar>
+              <w:top w:type="dxa" w:w="70"/>
+              <w:left w:type="dxa" w:w="110"/>
+              <w:bottom w:type="dxa" w:w="70"/>
+              <w:right w:type="dxa" w:w="110"/>
+            </w:tcMar>
+          </w:tcPr>
+          <w:p>
+            <w:pPr>
+              <w:spacing w:after="0" w:line="255"/>
+            </w:pPr>
+            <w:r>
+              <w:rPr>
+                <w:b w:val="false"/>
+                <w:bCs w:val="false"/>
+                <w:color w:val="1A1A1A"/>
+                <w:sz w:val="19"/>
+                <w:szCs w:val="19"/>
+              </w:rPr>
+              <w:t xml:space="preserve">SPLIT=1 ... 100 0 150 2000</w:t>
+            </w:r>
+          </w:p>
+        </w:tc>
+        <w:tc>
+          <w:tcPr>
+            <w:tcW w:type="dxa" w:w="3803"/>
+            <w:tcMar>
+              <w:top w:type="dxa" w:w="70"/>
+              <w:left w:type="dxa" w:w="110"/>
+              <w:bottom w:type="dxa" w:w="70"/>
+              <w:right w:type="dxa" w:w="110"/>
+            </w:tcMar>
+          </w:tcPr>
+          <w:p>
+            <w:pPr>
+              <w:spacing w:after="0" w:line="255"/>
+            </w:pPr>
+            <w:r>
+              <w:rPr>
+                <w:b w:val="false"/>
+                <w:bCs w:val="false"/>
+                <w:color w:val="1A1A1A"/>
+                <w:sz w:val="19"/>
+                <w:szCs w:val="19"/>
+              </w:rPr>
+              <w:t xml:space="preserve">So với một đoạn liền, chênh bao nhiêu?</w:t>
+            </w:r>
+          </w:p>
+        </w:tc>
+        <w:tc>
+          <w:tcPr>
+            <w:tcW w:type="dxa" w:w="1901"/>
+            <w:tcMar>
+              <w:top w:type="dxa" w:w="70"/>
+              <w:left w:type="dxa" w:w="110"/>
+              <w:bottom w:type="dxa" w:w="70"/>
+              <w:right w:type="dxa" w:w="110"/>
+            </w:tcMar>
+          </w:tcPr>
+          <w:p>
+            <w:pPr>
+              <w:spacing w:after="0" w:line="255"/>
+            </w:pPr>
+            <w:r>
+              <w:rPr>
+                <w:rFonts w:ascii="Consolas" w:cs="Consolas" w:eastAsia="Consolas" w:hAnsi="Consolas"/>
+                <w:b w:val="false"/>
+                <w:bCs w:val="false"/>
+                <w:color w:val="1A1A1A"/>
+                <w:sz w:val="19"/>
+                <w:szCs w:val="19"/>
+              </w:rPr>
+              <w:t xml:space="preserve">8.5</w:t>
+            </w:r>
+          </w:p>
+        </w:tc>
+      </w:tr>
+      <w:tr>
+        <w:tc>
+          <w:tcPr>
+            <w:tcW w:type="dxa" w:w="585"/>
+            <w:tcMar>
+              <w:top w:type="dxa" w:w="70"/>
+              <w:left w:type="dxa" w:w="110"/>
+              <w:bottom w:type="dxa" w:w="70"/>
+              <w:right w:type="dxa" w:w="110"/>
+            </w:tcMar>
+          </w:tcPr>
+          <w:p>
+            <w:pPr>
+              <w:spacing w:after="0" w:line="255"/>
+            </w:pPr>
+            <w:r>
+              <w:rPr>
+                <w:rFonts w:ascii="Consolas" w:cs="Consolas" w:eastAsia="Consolas" w:hAnsi="Consolas"/>
+                <w:b w:val="false"/>
+                <w:bCs w:val="false"/>
+                <w:color w:val="1A1A1A"/>
+                <w:sz w:val="19"/>
+                <w:szCs w:val="19"/>
+              </w:rPr>
+              <w:t xml:space="preserve">10</w:t>
+            </w:r>
+          </w:p>
+        </w:tc>
+        <w:tc>
+          <w:tcPr>
+            <w:tcW w:type="dxa" w:w="3071"/>
+            <w:tcMar>
+              <w:top w:type="dxa" w:w="70"/>
+              <w:left w:type="dxa" w:w="110"/>
+              <w:bottom w:type="dxa" w:w="70"/>
+              <w:right w:type="dxa" w:w="110"/>
+            </w:tcMar>
+          </w:tcPr>
+          <w:p>
+            <w:pPr>
+              <w:spacing w:after="0" w:line="255"/>
+            </w:pPr>
+            <w:r>
+              <w:rPr>
+                <w:b w:val="false"/>
+                <w:bCs w:val="false"/>
+                <w:color w:val="1A1A1A"/>
+                <w:sz w:val="19"/>
+                <w:szCs w:val="19"/>
+              </w:rPr>
+              <w:t xml:space="preserve">JOB=1 flash_run.sh</w:t>
+            </w:r>
+          </w:p>
+        </w:tc>
+        <w:tc>
+          <w:tcPr>
+            <w:tcW w:type="dxa" w:w="3803"/>
+            <w:tcMar>
+              <w:top w:type="dxa" w:w="70"/>
+              <w:left w:type="dxa" w:w="110"/>
+              <w:bottom w:type="dxa" w:w="70"/>
+              <w:right w:type="dxa" w:w="110"/>
+            </w:tcMar>
+          </w:tcPr>
+          <w:p>
+            <w:pPr>
+              <w:spacing w:after="0" w:line="255"/>
+            </w:pPr>
+            <w:r>
+              <w:rPr>
+                <w:b w:val="false"/>
+                <w:bCs w:val="false"/>
+                <w:color w:val="1A1A1A"/>
+                <w:sz w:val="19"/>
+                <w:szCs w:val="19"/>
+              </w:rPr>
+              <w:t xml:space="preserve">File 48 dòng chạy hết bao lâu?</w:t>
+            </w:r>
+          </w:p>
+        </w:tc>
+        <w:tc>
+          <w:tcPr>
+            <w:tcW w:type="dxa" w:w="1901"/>
+            <w:tcMar>
+              <w:top w:type="dxa" w:w="70"/>
+              <w:left w:type="dxa" w:w="110"/>
+              <w:bottom w:type="dxa" w:w="70"/>
+              <w:right w:type="dxa" w:w="110"/>
+            </w:tcMar>
+          </w:tcPr>
+          <w:p>
+            <w:pPr>
+              <w:spacing w:after="0" w:line="255"/>
+            </w:pPr>
+            <w:r>
+              <w:rPr>
+                <w:rFonts w:ascii="Consolas" w:cs="Consolas" w:eastAsia="Consolas" w:hAnsi="Consolas"/>
+                <w:b w:val="false"/>
+                <w:bCs w:val="false"/>
+                <w:color w:val="1A1A1A"/>
+                <w:sz w:val="19"/>
+                <w:szCs w:val="19"/>
+              </w:rPr>
+              <w:t xml:space="preserve">9.4</w:t>
+            </w:r>
+          </w:p>
+        </w:tc>
+      </w:tr>
+    </w:tbl>
+    <w:p>
+      <w:pPr>
+        <w:spacing w:after="110"/>
+      </w:pPr>
+    </w:p>
+    <w:p>
+      <w:pPr>
+        <w:pStyle w:val="Heading3"/>
+        <w:spacing w:after="100" w:before="220"/>
+      </w:pPr>
+      <w:r>
+        <w:t xml:space="preserve">Đáp án</w:t>
+      </w:r>
+    </w:p>
+    <w:tbl>
+      <w:tblPr>
+        <w:tblW w:type="dxa" w:w="9360"/>
+        <w:tblBorders>
+          <w:top w:val="single" w:color="auto" w:sz="4"/>
+          <w:left w:val="single" w:color="auto" w:sz="4"/>
+          <w:bottom w:val="single" w:color="auto" w:sz="4"/>
+          <w:right w:val="single" w:color="auto" w:sz="4"/>
+          <w:insideH w:val="single" w:color="auto" w:sz="4"/>
+          <w:insideV w:val="single" w:color="auto" w:sz="4"/>
+        </w:tblBorders>
+      </w:tblPr>
+      <w:tblGrid>
+        <w:gridCol w:w="624"/>
+        <w:gridCol w:w="2652"/>
+        <w:gridCol w:w="6084"/>
+      </w:tblGrid>
+      <w:tr>
+        <w:trPr>
+          <w:tblHeader/>
+        </w:trPr>
+        <w:tc>
+          <w:tcPr>
+            <w:tcW w:type="dxa" w:w="624"/>
+            <w:shd w:fill="E4EDEC" w:val="clear"/>
+            <w:tcMar>
+              <w:top w:type="dxa" w:w="70"/>
+              <w:left w:type="dxa" w:w="110"/>
+              <w:bottom w:type="dxa" w:w="70"/>
+              <w:right w:type="dxa" w:w="110"/>
+            </w:tcMar>
+          </w:tcPr>
+          <w:p>
+            <w:pPr>
+              <w:spacing w:after="0" w:line="255"/>
+            </w:pPr>
+            <w:r>
+              <w:rPr>
+                <w:b/>
+                <w:bCs/>
+                <w:color w:val="1A1A1A"/>
+                <w:sz w:val="19"/>
+                <w:szCs w:val="19"/>
+              </w:rPr>
+              <w:t xml:space="preserve">#</w:t>
+            </w:r>
+          </w:p>
+        </w:tc>
+        <w:tc>
+          <w:tcPr>
+            <w:tcW w:type="dxa" w:w="2652"/>
+            <w:shd w:fill="E4EDEC" w:val="clear"/>
+            <w:tcMar>
+              <w:top w:type="dxa" w:w="70"/>
+              <w:left w:type="dxa" w:w="110"/>
+              <w:bottom w:type="dxa" w:w="70"/>
+              <w:right w:type="dxa" w:w="110"/>
+            </w:tcMar>
+          </w:tcPr>
+          <w:p>
+            <w:pPr>
+              <w:spacing w:after="0" w:line="255"/>
+            </w:pPr>
+            <w:r>
+              <w:rPr>
+                <w:b/>
+                <w:bCs/>
+                <w:color w:val="1A1A1A"/>
+                <w:sz w:val="19"/>
+                <w:szCs w:val="19"/>
+              </w:rPr>
+              <w:t xml:space="preserve">Kết quả</w:t>
+            </w:r>
+          </w:p>
+        </w:tc>
+        <w:tc>
+          <w:tcPr>
+            <w:tcW w:type="dxa" w:w="6084"/>
+            <w:shd w:fill="E4EDEC" w:val="clear"/>
+            <w:tcMar>
+              <w:top w:type="dxa" w:w="70"/>
+              <w:left w:type="dxa" w:w="110"/>
+              <w:bottom w:type="dxa" w:w="70"/>
+              <w:right w:type="dxa" w:w="110"/>
+            </w:tcMar>
+          </w:tcPr>
+          <w:p>
+            <w:pPr>
+              <w:spacing w:after="0" w:line="255"/>
+            </w:pPr>
+            <w:r>
+              <w:rPr>
+                <w:b/>
+                <w:bCs/>
+                <w:color w:val="1A1A1A"/>
+                <w:sz w:val="19"/>
+                <w:szCs w:val="19"/>
+              </w:rPr>
+              <w:t xml:space="preserve">Giải thích</w:t>
+            </w:r>
+          </w:p>
+        </w:tc>
+      </w:tr>
+      <w:tr>
+        <w:tc>
+          <w:tcPr>
+            <w:tcW w:type="dxa" w:w="624"/>
+            <w:tcMar>
+              <w:top w:type="dxa" w:w="70"/>
+              <w:left w:type="dxa" w:w="110"/>
+              <w:bottom w:type="dxa" w:w="70"/>
+              <w:right w:type="dxa" w:w="110"/>
+            </w:tcMar>
+          </w:tcPr>
+          <w:p>
+            <w:pPr>
+              <w:spacing w:after="0" w:line="255"/>
+            </w:pPr>
+            <w:r>
+              <w:rPr>
+                <w:rFonts w:ascii="Consolas" w:cs="Consolas" w:eastAsia="Consolas" w:hAnsi="Consolas"/>
+                <w:b w:val="false"/>
+                <w:bCs w:val="false"/>
+                <w:color w:val="1A1A1A"/>
+                <w:sz w:val="19"/>
+                <w:szCs w:val="19"/>
+              </w:rPr>
+              <w:t xml:space="preserve">1</w:t>
+            </w:r>
+          </w:p>
+        </w:tc>
+        <w:tc>
+          <w:tcPr>
+            <w:tcW w:type="dxa" w:w="2652"/>
+            <w:tcMar>
+              <w:top w:type="dxa" w:w="70"/>
+              <w:left w:type="dxa" w:w="110"/>
+              <w:bottom w:type="dxa" w:w="70"/>
+              <w:right w:type="dxa" w:w="110"/>
+            </w:tcMar>
+          </w:tcPr>
+          <w:p>
+            <w:pPr>
+              <w:spacing w:after="0" w:line="255"/>
+            </w:pPr>
+            <w:r>
+              <w:rPr>
+                <w:b w:val="false"/>
+                <w:bCs w:val="false"/>
+                <w:color w:val="1A1A1A"/>
+                <w:sz w:val="19"/>
+                <w:szCs w:val="19"/>
+              </w:rPr>
+              <w:t xml:space="preserve">khoảng 2506 ms</w:t>
+            </w:r>
+          </w:p>
+        </w:tc>
+        <w:tc>
+          <w:tcPr>
+            <w:tcW w:type="dxa" w:w="6084"/>
+            <w:tcMar>
+              <w:top w:type="dxa" w:w="70"/>
+              <w:left w:type="dxa" w:w="110"/>
+              <w:bottom w:type="dxa" w:w="70"/>
+              <w:right w:type="dxa" w:w="110"/>
+            </w:tcMar>
+          </w:tcPr>
+          <w:p>
+            <w:pPr>
+              <w:spacing w:after="0" w:line="255"/>
+            </w:pPr>
+            <w:r>
+              <w:rPr>
+                <w:b w:val="false"/>
+                <w:bCs w:val="false"/>
+                <w:color w:val="1A1A1A"/>
+                <w:sz w:val="19"/>
+                <w:szCs w:val="19"/>
+              </w:rPr>
+              <w:t xml:space="preserve">gần bằng 50/20 = 2.5 giây, phần tăng giảm tốc không đáng kể ở tốc độ thấp</w:t>
+            </w:r>
+          </w:p>
+        </w:tc>
+      </w:tr>
+      <w:tr>
+        <w:tc>
+          <w:tcPr>
+            <w:tcW w:type="dxa" w:w="624"/>
+            <w:tcMar>
+              <w:top w:type="dxa" w:w="70"/>
+              <w:left w:type="dxa" w:w="110"/>
+              <w:bottom w:type="dxa" w:w="70"/>
+              <w:right w:type="dxa" w:w="110"/>
+            </w:tcMar>
+          </w:tcPr>
+          <w:p>
+            <w:pPr>
+              <w:spacing w:after="0" w:line="255"/>
+            </w:pPr>
+            <w:r>
+              <w:rPr>
+                <w:rFonts w:ascii="Consolas" w:cs="Consolas" w:eastAsia="Consolas" w:hAnsi="Consolas"/>
+                <w:b w:val="false"/>
+                <w:bCs w:val="false"/>
+                <w:color w:val="1A1A1A"/>
+                <w:sz w:val="19"/>
+                <w:szCs w:val="19"/>
+              </w:rPr>
+              <w:t xml:space="preserve">2</w:t>
+            </w:r>
+          </w:p>
+        </w:tc>
+        <w:tc>
+          <w:tcPr>
+            <w:tcW w:type="dxa" w:w="2652"/>
+            <w:tcMar>
+              <w:top w:type="dxa" w:w="70"/>
+              <w:left w:type="dxa" w:w="110"/>
+              <w:bottom w:type="dxa" w:w="70"/>
+              <w:right w:type="dxa" w:w="110"/>
+            </w:tcMar>
+          </w:tcPr>
+          <w:p>
+            <w:pPr>
+              <w:spacing w:after="0" w:line="255"/>
+            </w:pPr>
+            <w:r>
+              <w:rPr>
+                <w:b w:val="false"/>
+                <w:bCs w:val="false"/>
+                <w:color w:val="1A1A1A"/>
+                <w:sz w:val="19"/>
+                <w:szCs w:val="19"/>
+              </w:rPr>
+              <w:t xml:space="preserve">khoảng 539 ms</w:t>
+            </w:r>
+          </w:p>
+        </w:tc>
+        <w:tc>
+          <w:tcPr>
+            <w:tcW w:type="dxa" w:w="6084"/>
+            <w:tcMar>
+              <w:top w:type="dxa" w:w="70"/>
+              <w:left w:type="dxa" w:w="110"/>
+              <w:bottom w:type="dxa" w:w="70"/>
+              <w:right w:type="dxa" w:w="110"/>
+            </w:tcMar>
+          </w:tcPr>
+          <w:p>
+            <w:pPr>
+              <w:spacing w:after="0" w:line="255"/>
+            </w:pPr>
+            <w:r>
+              <w:rPr>
+                <w:b w:val="false"/>
+                <w:bCs w:val="false"/>
+                <w:color w:val="1A1A1A"/>
+                <w:sz w:val="19"/>
+                <w:szCs w:val="19"/>
+              </w:rPr>
+              <w:t xml:space="preserve">không nhanh gấp 5 lần vì giờ phần tăng giảm tốc chiếm tỉ lệ đáng kể</w:t>
+            </w:r>
+          </w:p>
+        </w:tc>
+      </w:tr>
+      <w:tr>
+        <w:tc>
+          <w:tcPr>
+            <w:tcW w:type="dxa" w:w="624"/>
+            <w:tcMar>
+              <w:top w:type="dxa" w:w="70"/>
+              <w:left w:type="dxa" w:w="110"/>
+              <w:bottom w:type="dxa" w:w="70"/>
+              <w:right w:type="dxa" w:w="110"/>
+            </w:tcMar>
+          </w:tcPr>
+          <w:p>
+            <w:pPr>
+              <w:spacing w:after="0" w:line="255"/>
+            </w:pPr>
+            <w:r>
+              <w:rPr>
+                <w:rFonts w:ascii="Consolas" w:cs="Consolas" w:eastAsia="Consolas" w:hAnsi="Consolas"/>
+                <w:b w:val="false"/>
+                <w:bCs w:val="false"/>
+                <w:color w:val="1A1A1A"/>
+                <w:sz w:val="19"/>
+                <w:szCs w:val="19"/>
+              </w:rPr>
+              <w:t xml:space="preserve">3</w:t>
+            </w:r>
+          </w:p>
+        </w:tc>
+        <w:tc>
+          <w:tcPr>
+            <w:tcW w:type="dxa" w:w="2652"/>
+            <w:tcMar>
+              <w:top w:type="dxa" w:w="70"/>
+              <w:left w:type="dxa" w:w="110"/>
+              <w:bottom w:type="dxa" w:w="70"/>
+              <w:right w:type="dxa" w:w="110"/>
+            </w:tcMar>
+          </w:tcPr>
+          <w:p>
+            <w:pPr>
+              <w:spacing w:after="0" w:line="255"/>
+            </w:pPr>
+            <w:r>
+              <w:rPr>
+                <w:b w:val="false"/>
+                <w:bCs w:val="false"/>
+                <w:color w:val="1A1A1A"/>
+                <w:sz w:val="19"/>
+                <w:szCs w:val="19"/>
+              </w:rPr>
+              <w:t xml:space="preserve">khoảng 524 ms, chỉ nhanh hơn 3%</w:t>
+            </w:r>
+          </w:p>
+        </w:tc>
+        <w:tc>
+          <w:tcPr>
+            <w:tcW w:type="dxa" w:w="6084"/>
+            <w:tcMar>
+              <w:top w:type="dxa" w:w="70"/>
+              <w:left w:type="dxa" w:w="110"/>
+              <w:bottom w:type="dxa" w:w="70"/>
+              <w:right w:type="dxa" w:w="110"/>
+            </w:tcMar>
+          </w:tcPr>
+          <w:p>
+            <w:pPr>
+              <w:spacing w:after="0" w:line="255"/>
+            </w:pPr>
+            <w:r>
+              <w:rPr>
+                <w:b w:val="false"/>
+                <w:bCs w:val="false"/>
+                <w:color w:val="1A1A1A"/>
+                <w:sz w:val="19"/>
+                <w:szCs w:val="19"/>
+              </w:rPr>
+              <w:t xml:space="preserve">**bài học quan trọng**: ở đoạn dài, gia tốc gần như không ảnh hưởng, vì phần lớn thời gian là chạy đều</w:t>
+            </w:r>
+          </w:p>
+        </w:tc>
+      </w:tr>
+      <w:tr>
+        <w:tc>
+          <w:tcPr>
+            <w:tcW w:type="dxa" w:w="624"/>
+            <w:tcMar>
+              <w:top w:type="dxa" w:w="70"/>
+              <w:left w:type="dxa" w:w="110"/>
+              <w:bottom w:type="dxa" w:w="70"/>
+              <w:right w:type="dxa" w:w="110"/>
+            </w:tcMar>
+          </w:tcPr>
+          <w:p>
+            <w:pPr>
+              <w:spacing w:after="0" w:line="255"/>
+            </w:pPr>
+            <w:r>
+              <w:rPr>
+                <w:rFonts w:ascii="Consolas" w:cs="Consolas" w:eastAsia="Consolas" w:hAnsi="Consolas"/>
+                <w:b w:val="false"/>
+                <w:bCs w:val="false"/>
+                <w:color w:val="1A1A1A"/>
+                <w:sz w:val="19"/>
+                <w:szCs w:val="19"/>
+              </w:rPr>
+              <w:t xml:space="preserve">4</w:t>
+            </w:r>
+          </w:p>
+        </w:tc>
+        <w:tc>
+          <w:tcPr>
+            <w:tcW w:type="dxa" w:w="2652"/>
+            <w:tcMar>
+              <w:top w:type="dxa" w:w="70"/>
+              <w:left w:type="dxa" w:w="110"/>
+              <w:bottom w:type="dxa" w:w="70"/>
+              <w:right w:type="dxa" w:w="110"/>
+            </w:tcMar>
+          </w:tcPr>
+          <w:p>
+            <w:pPr>
+              <w:spacing w:after="0" w:line="255"/>
+            </w:pPr>
+            <w:r>
+              <w:rPr>
+                <w:b w:val="false"/>
+                <w:bCs w:val="false"/>
+                <w:color w:val="1A1A1A"/>
+                <w:sz w:val="19"/>
+                <w:szCs w:val="19"/>
+              </w:rPr>
+              <w:t xml:space="preserve">khoảng 610 ms, chậm hơn 13%</w:t>
+            </w:r>
+          </w:p>
+        </w:tc>
+        <w:tc>
+          <w:tcPr>
+            <w:tcW w:type="dxa" w:w="6084"/>
+            <w:tcMar>
+              <w:top w:type="dxa" w:w="70"/>
+              <w:left w:type="dxa" w:w="110"/>
+              <w:bottom w:type="dxa" w:w="70"/>
+              <w:right w:type="dxa" w:w="110"/>
+            </w:tcMar>
+          </w:tcPr>
+          <w:p>
+            <w:pPr>
+              <w:spacing w:after="0" w:line="255"/>
+            </w:pPr>
+            <w:r>
+              <w:rPr>
+                <w:b w:val="false"/>
+                <w:bCs w:val="false"/>
+                <w:color w:val="1A1A1A"/>
+                <w:sz w:val="19"/>
+                <w:szCs w:val="19"/>
+              </w:rPr>
+              <w:t xml:space="preserve">cùng lý do, tác động nhỏ hơn ta tưởng</w:t>
+            </w:r>
+          </w:p>
+        </w:tc>
+      </w:tr>
+      <w:tr>
+        <w:tc>
+          <w:tcPr>
+            <w:tcW w:type="dxa" w:w="624"/>
+            <w:tcMar>
+              <w:top w:type="dxa" w:w="70"/>
+              <w:left w:type="dxa" w:w="110"/>
+              <w:bottom w:type="dxa" w:w="70"/>
+              <w:right w:type="dxa" w:w="110"/>
+            </w:tcMar>
+          </w:tcPr>
+          <w:p>
+            <w:pPr>
+              <w:spacing w:after="0" w:line="255"/>
+            </w:pPr>
+            <w:r>
+              <w:rPr>
+                <w:rFonts w:ascii="Consolas" w:cs="Consolas" w:eastAsia="Consolas" w:hAnsi="Consolas"/>
+                <w:b w:val="false"/>
+                <w:bCs w:val="false"/>
+                <w:color w:val="1A1A1A"/>
+                <w:sz w:val="19"/>
+                <w:szCs w:val="19"/>
+              </w:rPr>
+              <w:t xml:space="preserve">5</w:t>
+            </w:r>
+          </w:p>
+        </w:tc>
+        <w:tc>
+          <w:tcPr>
+            <w:tcW w:type="dxa" w:w="2652"/>
+            <w:tcMar>
+              <w:top w:type="dxa" w:w="70"/>
+              <w:left w:type="dxa" w:w="110"/>
+              <w:bottom w:type="dxa" w:w="70"/>
+              <w:right w:type="dxa" w:w="110"/>
+            </w:tcMar>
+          </w:tcPr>
+          <w:p>
+            <w:pPr>
+              <w:spacing w:after="0" w:line="255"/>
+            </w:pPr>
+            <w:r>
+              <w:rPr>
+                <w:b w:val="false"/>
+                <w:bCs w:val="false"/>
+                <w:color w:val="1A1A1A"/>
+                <w:sz w:val="19"/>
+                <w:szCs w:val="19"/>
+              </w:rPr>
+              <w:t xml:space="preserve">đỉnh chỉ 74.9 mm/s, hết 50 ms</w:t>
+            </w:r>
+          </w:p>
+        </w:tc>
+        <w:tc>
+          <w:tcPr>
+            <w:tcW w:type="dxa" w:w="6084"/>
+            <w:tcMar>
+              <w:top w:type="dxa" w:w="70"/>
+              <w:left w:type="dxa" w:w="110"/>
+              <w:bottom w:type="dxa" w:w="70"/>
+              <w:right w:type="dxa" w:w="110"/>
+            </w:tcMar>
+          </w:tcPr>
+          <w:p>
+            <w:pPr>
+              <w:spacing w:after="0" w:line="255"/>
+            </w:pPr>
+            <w:r>
+              <w:rPr>
+                <w:b w:val="false"/>
+                <w:bCs w:val="false"/>
+                <w:color w:val="1A1A1A"/>
+                <w:sz w:val="19"/>
+                <w:szCs w:val="19"/>
+              </w:rPr>
+              <w:t xml:space="preserve">đoạn quá ngắn, profile thành tam giác</w:t>
+            </w:r>
+          </w:p>
+        </w:tc>
+      </w:tr>
+      <w:tr>
+        <w:tc>
+          <w:tcPr>
+            <w:tcW w:type="dxa" w:w="624"/>
+            <w:tcMar>
+              <w:top w:type="dxa" w:w="70"/>
+              <w:left w:type="dxa" w:w="110"/>
+              <w:bottom w:type="dxa" w:w="70"/>
+              <w:right w:type="dxa" w:w="110"/>
+            </w:tcMar>
+          </w:tcPr>
+          <w:p>
+            <w:pPr>
+              <w:spacing w:after="0" w:line="255"/>
+            </w:pPr>
+            <w:r>
+              <w:rPr>
+                <w:rFonts w:ascii="Consolas" w:cs="Consolas" w:eastAsia="Consolas" w:hAnsi="Consolas"/>
+                <w:b w:val="false"/>
+                <w:bCs w:val="false"/>
+                <w:color w:val="1A1A1A"/>
+                <w:sz w:val="19"/>
+                <w:szCs w:val="19"/>
+              </w:rPr>
+              <w:t xml:space="preserve">6</w:t>
+            </w:r>
+          </w:p>
+        </w:tc>
+        <w:tc>
+          <w:tcPr>
+            <w:tcW w:type="dxa" w:w="2652"/>
+            <w:tcMar>
+              <w:top w:type="dxa" w:w="70"/>
+              <w:left w:type="dxa" w:w="110"/>
+              <w:bottom w:type="dxa" w:w="70"/>
+              <w:right w:type="dxa" w:w="110"/>
+            </w:tcMar>
+          </w:tcPr>
+          <w:p>
+            <w:pPr>
+              <w:spacing w:after="0" w:line="255"/>
+            </w:pPr>
+            <w:r>
+              <w:rPr>
+                <w:b w:val="false"/>
+                <w:bCs w:val="false"/>
+                <w:color w:val="1A1A1A"/>
+                <w:sz w:val="19"/>
+                <w:szCs w:val="19"/>
+              </w:rPr>
+              <w:t xml:space="preserve">chạy được, khoảng 416 ms</w:t>
+            </w:r>
+          </w:p>
+        </w:tc>
+        <w:tc>
+          <w:tcPr>
+            <w:tcW w:type="dxa" w:w="6084"/>
+            <w:tcMar>
+              <w:top w:type="dxa" w:w="70"/>
+              <w:left w:type="dxa" w:w="110"/>
+              <w:bottom w:type="dxa" w:w="70"/>
+              <w:right w:type="dxa" w:w="110"/>
+            </w:tcMar>
+          </w:tcPr>
+          <w:p>
+            <w:pPr>
+              <w:spacing w:after="0" w:line="255"/>
+            </w:pPr>
+            <w:r>
+              <w:rPr>
+                <w:b w:val="false"/>
+                <w:bCs w:val="false"/>
+                <w:color w:val="1A1A1A"/>
+                <w:sz w:val="19"/>
+                <w:szCs w:val="19"/>
+              </w:rPr>
+              <w:t xml:space="preserve">400 mm/s đi thẳng cần 32 kHz, dưới trần 40 kHz</w:t>
+            </w:r>
+          </w:p>
+        </w:tc>
+      </w:tr>
+      <w:tr>
+        <w:tc>
+          <w:tcPr>
+            <w:tcW w:type="dxa" w:w="624"/>
+            <w:tcMar>
+              <w:top w:type="dxa" w:w="70"/>
+              <w:left w:type="dxa" w:w="110"/>
+              <w:bottom w:type="dxa" w:w="70"/>
+              <w:right w:type="dxa" w:w="110"/>
+            </w:tcMar>
+          </w:tcPr>
+          <w:p>
+            <w:pPr>
+              <w:spacing w:after="0" w:line="255"/>
+            </w:pPr>
+            <w:r>
+              <w:rPr>
+                <w:rFonts w:ascii="Consolas" w:cs="Consolas" w:eastAsia="Consolas" w:hAnsi="Consolas"/>
+                <w:b w:val="false"/>
+                <w:bCs w:val="false"/>
+                <w:color w:val="1A1A1A"/>
+                <w:sz w:val="19"/>
+                <w:szCs w:val="19"/>
+              </w:rPr>
+              <w:t xml:space="preserve">7</w:t>
+            </w:r>
+          </w:p>
+        </w:tc>
+        <w:tc>
+          <w:tcPr>
+            <w:tcW w:type="dxa" w:w="2652"/>
+            <w:tcMar>
+              <w:top w:type="dxa" w:w="70"/>
+              <w:left w:type="dxa" w:w="110"/>
+              <w:bottom w:type="dxa" w:w="70"/>
+              <w:right w:type="dxa" w:w="110"/>
+            </w:tcMar>
+          </w:tcPr>
+          <w:p>
+            <w:pPr>
+              <w:spacing w:after="0" w:line="255"/>
+            </w:pPr>
+            <w:r>
+              <w:rPr>
+                <w:b w:val="false"/>
+                <w:bCs w:val="false"/>
+                <w:color w:val="1A1A1A"/>
+                <w:sz w:val="19"/>
+                <w:szCs w:val="19"/>
+              </w:rPr>
+              <w:t xml:space="preserve">**STEPPER_ERROR**, không chạy</w:t>
+            </w:r>
+          </w:p>
+        </w:tc>
+        <w:tc>
+          <w:tcPr>
+            <w:tcW w:type="dxa" w:w="6084"/>
+            <w:tcMar>
+              <w:top w:type="dxa" w:w="70"/>
+              <w:left w:type="dxa" w:w="110"/>
+              <w:bottom w:type="dxa" w:w="70"/>
+              <w:right w:type="dxa" w:w="110"/>
+            </w:tcMar>
+          </w:tcPr>
+          <w:p>
+            <w:pPr>
+              <w:spacing w:after="0" w:line="255"/>
+            </w:pPr>
+            <w:r>
+              <w:rPr>
+                <w:b w:val="false"/>
+                <w:bCs w:val="false"/>
+                <w:color w:val="1A1A1A"/>
+                <w:sz w:val="19"/>
+                <w:szCs w:val="19"/>
+              </w:rPr>
+              <w:t xml:space="preserve">đi chéo cần 45 kHz, vượt trần. Đây là hệ số căn hai bằng xương bằng thịt</w:t>
+            </w:r>
+          </w:p>
+        </w:tc>
+      </w:tr>
+      <w:tr>
+        <w:tc>
+          <w:tcPr>
+            <w:tcW w:type="dxa" w:w="624"/>
+            <w:tcMar>
+              <w:top w:type="dxa" w:w="70"/>
+              <w:left w:type="dxa" w:w="110"/>
+              <w:bottom w:type="dxa" w:w="70"/>
+              <w:right w:type="dxa" w:w="110"/>
+            </w:tcMar>
+          </w:tcPr>
+          <w:p>
+            <w:pPr>
+              <w:spacing w:after="0" w:line="255"/>
+            </w:pPr>
+            <w:r>
+              <w:rPr>
+                <w:rFonts w:ascii="Consolas" w:cs="Consolas" w:eastAsia="Consolas" w:hAnsi="Consolas"/>
+                <w:b w:val="false"/>
+                <w:bCs w:val="false"/>
+                <w:color w:val="1A1A1A"/>
+                <w:sz w:val="19"/>
+                <w:szCs w:val="19"/>
+              </w:rPr>
+              <w:t xml:space="preserve">8</w:t>
+            </w:r>
+          </w:p>
+        </w:tc>
+        <w:tc>
+          <w:tcPr>
+            <w:tcW w:type="dxa" w:w="2652"/>
+            <w:tcMar>
+              <w:top w:type="dxa" w:w="70"/>
+              <w:left w:type="dxa" w:w="110"/>
+              <w:bottom w:type="dxa" w:w="70"/>
+              <w:right w:type="dxa" w:w="110"/>
+            </w:tcMar>
+          </w:tcPr>
+          <w:p>
+            <w:pPr>
+              <w:spacing w:after="0" w:line="255"/>
+            </w:pPr>
+            <w:r>
+              <w:rPr>
+                <w:b w:val="false"/>
+                <w:bCs w:val="false"/>
+                <w:color w:val="1A1A1A"/>
+                <w:sz w:val="19"/>
+                <w:szCs w:val="19"/>
+              </w:rPr>
+              <w:t xml:space="preserve">posA = 11314, posB = 0</w:t>
+            </w:r>
+          </w:p>
+        </w:tc>
+        <w:tc>
+          <w:tcPr>
+            <w:tcW w:type="dxa" w:w="6084"/>
+            <w:tcMar>
+              <w:top w:type="dxa" w:w="70"/>
+              <w:left w:type="dxa" w:w="110"/>
+              <w:bottom w:type="dxa" w:w="70"/>
+              <w:right w:type="dxa" w:w="110"/>
+            </w:tcMar>
+          </w:tcPr>
+          <w:p>
+            <w:pPr>
+              <w:spacing w:after="0" w:line="255"/>
+            </w:pPr>
+            <w:r>
+              <w:rPr>
+                <w:b w:val="false"/>
+                <w:bCs w:val="false"/>
+                <w:color w:val="1A1A1A"/>
+                <w:sz w:val="19"/>
+                <w:szCs w:val="19"/>
+              </w:rPr>
+              <w:t xml:space="preserve">ΔB bằng 0 nên motor B không quay một bước nào</w:t>
+            </w:r>
+          </w:p>
+        </w:tc>
+      </w:tr>
+      <w:tr>
+        <w:tc>
+          <w:tcPr>
+            <w:tcW w:type="dxa" w:w="624"/>
+            <w:tcMar>
+              <w:top w:type="dxa" w:w="70"/>
+              <w:left w:type="dxa" w:w="110"/>
+              <w:bottom w:type="dxa" w:w="70"/>
+              <w:right w:type="dxa" w:w="110"/>
+            </w:tcMar>
+          </w:tcPr>
+          <w:p>
+            <w:pPr>
+              <w:spacing w:after="0" w:line="255"/>
+            </w:pPr>
+            <w:r>
+              <w:rPr>
+                <w:rFonts w:ascii="Consolas" w:cs="Consolas" w:eastAsia="Consolas" w:hAnsi="Consolas"/>
+                <w:b w:val="false"/>
+                <w:bCs w:val="false"/>
+                <w:color w:val="1A1A1A"/>
+                <w:sz w:val="19"/>
+                <w:szCs w:val="19"/>
+              </w:rPr>
+              <w:t xml:space="preserve">9</w:t>
+            </w:r>
+          </w:p>
+        </w:tc>
+        <w:tc>
+          <w:tcPr>
+            <w:tcW w:type="dxa" w:w="2652"/>
+            <w:tcMar>
+              <w:top w:type="dxa" w:w="70"/>
+              <w:left w:type="dxa" w:w="110"/>
+              <w:bottom w:type="dxa" w:w="70"/>
+              <w:right w:type="dxa" w:w="110"/>
+            </w:tcMar>
+          </w:tcPr>
+          <w:p>
+            <w:pPr>
+              <w:spacing w:after="0" w:line="255"/>
+            </w:pPr>
+            <w:r>
+              <w:rPr>
+                <w:b w:val="false"/>
+                <w:bCs w:val="false"/>
+                <w:color w:val="1A1A1A"/>
+                <w:sz w:val="19"/>
+                <w:szCs w:val="19"/>
+              </w:rPr>
+              <w:t xml:space="preserve">cả hai đều 728 ms</w:t>
+            </w:r>
+          </w:p>
+        </w:tc>
+        <w:tc>
+          <w:tcPr>
+            <w:tcW w:type="dxa" w:w="6084"/>
+            <w:tcMar>
+              <w:top w:type="dxa" w:w="70"/>
+              <w:left w:type="dxa" w:w="110"/>
+              <w:bottom w:type="dxa" w:w="70"/>
+              <w:right w:type="dxa" w:w="110"/>
+            </w:tcMar>
+          </w:tcPr>
+          <w:p>
+            <w:pPr>
+              <w:spacing w:after="0" w:line="255"/>
+            </w:pPr>
+            <w:r>
+              <w:rPr>
+                <w:b w:val="false"/>
+                <w:bCs w:val="false"/>
+                <w:color w:val="1A1A1A"/>
+                <w:sz w:val="19"/>
+                <w:szCs w:val="19"/>
+              </w:rPr>
+              <w:t xml:space="preserve">chia nhỏ không tốn thêm gì, đó là toàn bộ ý nghĩa của nhìn trước</w:t>
+            </w:r>
+          </w:p>
+        </w:tc>
+      </w:tr>
+      <w:tr>
+        <w:tc>
+          <w:tcPr>
+            <w:tcW w:type="dxa" w:w="624"/>
+            <w:tcMar>
+              <w:top w:type="dxa" w:w="70"/>
+              <w:left w:type="dxa" w:w="110"/>
+              <w:bottom w:type="dxa" w:w="70"/>
+              <w:right w:type="dxa" w:w="110"/>
+            </w:tcMar>
+          </w:tcPr>
+          <w:p>
+            <w:pPr>
+              <w:spacing w:after="0" w:line="255"/>
+            </w:pPr>
+            <w:r>
+              <w:rPr>
+                <w:rFonts w:ascii="Consolas" w:cs="Consolas" w:eastAsia="Consolas" w:hAnsi="Consolas"/>
+                <w:b w:val="false"/>
+                <w:bCs w:val="false"/>
+                <w:color w:val="1A1A1A"/>
+                <w:sz w:val="19"/>
+                <w:szCs w:val="19"/>
+              </w:rPr>
+              <w:t xml:space="preserve">10</w:t>
+            </w:r>
+          </w:p>
+        </w:tc>
+        <w:tc>
+          <w:tcPr>
+            <w:tcW w:type="dxa" w:w="2652"/>
+            <w:tcMar>
+              <w:top w:type="dxa" w:w="70"/>
+              <w:left w:type="dxa" w:w="110"/>
+              <w:bottom w:type="dxa" w:w="70"/>
+              <w:right w:type="dxa" w:w="110"/>
+            </w:tcMar>
+          </w:tcPr>
+          <w:p>
+            <w:pPr>
+              <w:spacing w:after="0" w:line="255"/>
+            </w:pPr>
+            <w:r>
+              <w:rPr>
+                <w:b w:val="false"/>
+                <w:bCs w:val="false"/>
+                <w:color w:val="1A1A1A"/>
+                <w:sz w:val="19"/>
+                <w:szCs w:val="19"/>
+              </w:rPr>
+              <w:t xml:space="preserve">khoảng 9.4 giây</w:t>
+            </w:r>
+          </w:p>
+        </w:tc>
+        <w:tc>
+          <w:tcPr>
+            <w:tcW w:type="dxa" w:w="6084"/>
+            <w:tcMar>
+              <w:top w:type="dxa" w:w="70"/>
+              <w:left w:type="dxa" w:w="110"/>
+              <w:bottom w:type="dxa" w:w="70"/>
+              <w:right w:type="dxa" w:w="110"/>
+            </w:tcMar>
+          </w:tcPr>
+          <w:p>
+            <w:pPr>
+              <w:spacing w:after="0" w:line="255"/>
+            </w:pPr>
+            <w:r>
+              <w:rPr>
+                <w:b w:val="false"/>
+                <w:bCs w:val="false"/>
+                <w:color w:val="1A1A1A"/>
+                <w:sz w:val="19"/>
+                <w:szCs w:val="19"/>
+              </w:rPr>
+              <w:t xml:space="preserve">799 mm đường đi, chậm hơn 799/100 = 8 giây vì có góc và tăng giảm tốc</w:t>
+            </w:r>
+          </w:p>
+        </w:tc>
+      </w:tr>
+    </w:tbl>
+    <w:p>
+      <w:pPr>
+        <w:spacing w:after="110"/>
+      </w:pPr>
+    </w:p>
+    <w:p>
+      <w:pPr>
+        <w:pBdr>
+          <w:left w:val="single" w:color="D99A00" w:sz="18" w:space="8"/>
+        </w:pBdr>
+        <w:shd w:fill="FFF6E0" w:val="clear"/>
+        <w:spacing w:after="170" w:before="130" w:line="300"/>
+        <w:ind w:left="200" w:right="200"/>
+        <w:jc w:val="both"/>
+      </w:pPr>
+      <w:r>
+        <w:rPr>
+          <w:b/>
+          <w:bCs/>
+          <w:color w:val="D99A00"/>
+        </w:rPr>
+        <w:t xml:space="preserve">Bài 3 và 4 đáng suy ngẫm nhất: </w:t>
+      </w:r>
+      <w:r>
+        <w:rPr>
+          <w:color w:val="1A1A1A"/>
+        </w:rPr>
+        <w:t xml:space="preserve">nhiều người tưởng tăng gia tốc là máy nhanh lên hẳn. Thực tế với đoạn dài thì gần như không đổi. Gia tốc chỉ thật sự quan trọng khi in chi tiết nhỏ với hàng nghìn đoạn ngắn, vì khi đó máy </w:t>
+      </w:r>
+      <w:r>
+        <w:rPr>
+          <w:b/>
+          <w:bCs/>
+          <w:color w:val="1A1A1A"/>
+        </w:rPr>
+        <w:t xml:space="preserve">gần như không bao giờ chạy đều</w:t>
+      </w:r>
+      <w:r>
+        <w:rPr>
+          <w:color w:val="1A1A1A"/>
+        </w:rPr>
+        <w:t xml:space="preserve">. Muốn thấy rõ, chạy lại bài 9 với gia tốc 500 rồi với 5000 và so.</w:t>
+      </w:r>
+    </w:p>
+    <w:p>
+      <w:pPr>
+        <w:pStyle w:val="Heading2"/>
+        <w:spacing w:after="120" w:before="300"/>
+      </w:pPr>
+      <w:r>
+        <w:t xml:space="preserve">B.3 Năm thí nghiệm phá hỏng có chủ đích</w:t>
+      </w:r>
+    </w:p>
+    <w:p>
+      <w:pPr>
+        <w:spacing w:after="130" w:line="310"/>
+        <w:jc w:val="both"/>
+      </w:pPr>
+      <w:r>
+        <w:rPr>
+          <w:color w:val="1A1A1A"/>
+        </w:rPr>
+        <w:t xml:space="preserve">Mỗi thí nghiệm: sửa một chỗ, biên dịch, chạy, quan sát, rồi </w:t>
+      </w:r>
+      <w:r>
+        <w:rPr>
+          <w:b/>
+          <w:bCs/>
+          <w:color w:val="1A1A1A"/>
+        </w:rPr>
+        <w:t xml:space="preserve">khôi phục lại</w:t>
+      </w:r>
+      <w:r>
+        <w:rPr>
+          <w:color w:val="1A1A1A"/>
+        </w:rPr>
+        <w:t xml:space="preserve">. Nên commit trước khi phá để `git checkout` là về nguyên trạng.</w:t>
+      </w:r>
+    </w:p>
+    <w:p>
+      <w:pPr>
+        <w:pStyle w:val="Heading3"/>
+        <w:spacing w:after="100" w:before="220"/>
+      </w:pPr>
+      <w:r>
+        <w:t xml:space="preserve">Thí nghiệm 1: bỏ biến rest</w:t>
+      </w:r>
+    </w:p>
+    <w:p>
+      <w:pPr>
+        <w:shd w:fill="F2F4F2" w:val="clear"/>
+        <w:spacing w:after="0" w:before="110" w:line="240"/>
+        <w:ind w:left="200" w:right="200"/>
+      </w:pPr>
+      <w:r>
+        <w:rPr>
+          <w:rFonts w:ascii="Consolas" w:cs="Consolas" w:eastAsia="Consolas" w:hAnsi="Consolas"/>
+          <w:color w:val="173A3D"/>
+          <w:sz w:val="17"/>
+          <w:szCs w:val="17"/>
+        </w:rPr>
+        <w:t xml:space="preserve">// trong stepper_tim2_isr, nhánh tăng tốc, đổi thành:</w:t>
+      </w:r>
+    </w:p>
+    <w:p>
+      <w:pPr>
+        <w:shd w:fill="F2F4F2" w:val="clear"/>
+        <w:spacing w:after="0" w:before="0" w:line="240"/>
+        <w:ind w:left="200" w:right="200"/>
+      </w:pPr>
+      <w:r>
+        <w:rPr>
+          <w:rFonts w:ascii="Consolas" w:cs="Consolas" w:eastAsia="Consolas" w:hAnsi="Consolas"/>
+          <w:color w:val="173A3D"/>
+          <w:sz w:val="17"/>
+          <w:szCs w:val="17"/>
+        </w:rPr>
+        <w:t xml:space="preserve">uint32_t num = 2U * c;        // bỏ + rest</w:t>
+      </w:r>
+    </w:p>
+    <w:p>
+      <w:pPr>
+        <w:shd w:fill="F2F4F2" w:val="clear"/>
+        <w:spacing w:after="0" w:before="0" w:line="240"/>
+        <w:ind w:left="200" w:right="200"/>
+      </w:pPr>
+      <w:r>
+        <w:rPr>
+          <w:rFonts w:ascii="Consolas" w:cs="Consolas" w:eastAsia="Consolas" w:hAnsi="Consolas"/>
+          <w:color w:val="173A3D"/>
+          <w:sz w:val="17"/>
+          <w:szCs w:val="17"/>
+        </w:rPr>
+        <w:t xml:space="preserve">c -= num / den;</w:t>
+      </w:r>
+    </w:p>
+    <w:p>
+      <w:pPr>
+        <w:shd w:fill="F2F4F2" w:val="clear"/>
+        <w:spacing w:after="150" w:before="0" w:line="240"/>
+        <w:ind w:left="200" w:right="200"/>
+      </w:pPr>
+      <w:r>
+        <w:rPr>
+          <w:rFonts w:ascii="Consolas" w:cs="Consolas" w:eastAsia="Consolas" w:hAnsi="Consolas"/>
+          <w:color w:val="173A3D"/>
+          <w:sz w:val="17"/>
+          <w:szCs w:val="17"/>
+        </w:rPr>
+        <w:t xml:space="preserve">// bỏ luôn dòng rest = num % den;</w:t>
+      </w:r>
+    </w:p>
+    <w:p>
+      <w:pPr>
+        <w:spacing w:after="130" w:line="310"/>
+        <w:jc w:val="both"/>
+      </w:pPr>
+      <w:r>
+        <w:rPr>
+          <w:b/>
+          <w:bCs/>
+          <w:color w:val="1A1A1A"/>
+        </w:rPr>
+        <w:t xml:space="preserve">Chạy</w:t>
+      </w:r>
+      <w:r>
+        <w:rPr>
+          <w:color w:val="1A1A1A"/>
+        </w:rPr>
+        <w:t xml:space="preserve">: `flash_run.sh 100 0 150 2000`. </w:t>
+      </w:r>
+      <w:r>
+        <w:rPr>
+          <w:b/>
+          <w:bCs/>
+          <w:color w:val="1A1A1A"/>
+        </w:rPr>
+        <w:t xml:space="preserve">Dự đoán trước khi chạy</w:t>
+      </w:r>
+      <w:r>
+        <w:rPr>
+          <w:color w:val="1A1A1A"/>
+        </w:rPr>
+        <w:t xml:space="preserve">: thời gian sẽ tăng hay giảm, và vì sao.</w:t>
+      </w:r>
+    </w:p>
+    <w:p>
+      <w:pPr>
+        <w:spacing w:after="130" w:line="310"/>
+        <w:jc w:val="both"/>
+      </w:pPr>
+      <w:r>
+        <w:rPr>
+          <w:b/>
+          <w:bCs/>
+          <w:color w:val="1A1A1A"/>
+        </w:rPr>
+        <w:t xml:space="preserve">Kết quả mong đợi</w:t>
+      </w:r>
+      <w:r>
+        <w:rPr>
+          <w:color w:val="1A1A1A"/>
+        </w:rPr>
+        <w:t xml:space="preserve">: lệnh chạy lâu hơn hẳn. Đường dốc khựng lại ở một tốc độ thấp và không bao giờ đạt 150 mm/s, vì tới một lúc phép chia luôn cho ra 0. Xem lại mục 7.5.</w:t>
+      </w:r>
+    </w:p>
+    <w:p>
+      <w:pPr>
+        <w:pStyle w:val="Heading3"/>
+        <w:spacing w:after="100" w:before="220"/>
+      </w:pPr>
+      <w:r>
+        <w:t xml:space="preserve">Thí nghiệm 2: bỏ i_offset</w:t>
+      </w:r>
+    </w:p>
+    <w:p>
+      <w:pPr>
+        <w:shd w:fill="F2F4F2" w:val="clear"/>
+        <w:spacing w:after="0" w:before="110" w:line="240"/>
+        <w:ind w:left="200" w:right="200"/>
+      </w:pPr>
+      <w:r>
+        <w:rPr>
+          <w:rFonts w:ascii="Consolas" w:cs="Consolas" w:eastAsia="Consolas" w:hAnsi="Consolas"/>
+          <w:color w:val="173A3D"/>
+          <w:sz w:val="17"/>
+          <w:szCs w:val="17"/>
+        </w:rPr>
+        <w:t xml:space="preserve">// trong load_block:</w:t>
+      </w:r>
+    </w:p>
+    <w:p>
+      <w:pPr>
+        <w:shd w:fill="F2F4F2" w:val="clear"/>
+        <w:spacing w:after="150" w:before="0" w:line="240"/>
+        <w:ind w:left="200" w:right="200"/>
+      </w:pPr>
+      <w:r>
+        <w:rPr>
+          <w:rFonts w:ascii="Consolas" w:cs="Consolas" w:eastAsia="Consolas" w:hAnsi="Consolas"/>
+          <w:color w:val="173A3D"/>
+          <w:sz w:val="17"/>
+          <w:szCs w:val="17"/>
+        </w:rPr>
+        <w:t xml:space="preserve">i_offset = 0;    // thay vì (v_entry*v_entry)/(2a)</w:t>
+      </w:r>
+    </w:p>
+    <w:p>
+      <w:pPr>
+        <w:spacing w:after="130" w:line="310"/>
+        <w:jc w:val="both"/>
+      </w:pPr>
+      <w:r>
+        <w:rPr>
+          <w:b/>
+          <w:bCs/>
+          <w:color w:val="1A1A1A"/>
+        </w:rPr>
+        <w:t xml:space="preserve">Chạy</w:t>
+      </w:r>
+      <w:r>
+        <w:rPr>
+          <w:color w:val="1A1A1A"/>
+        </w:rPr>
+        <w:t xml:space="preserve">: `SPLIT=1 flash_run.sh 100 0 150 2000`. </w:t>
+      </w:r>
+      <w:r>
+        <w:rPr>
+          <w:b/>
+          <w:bCs/>
+          <w:color w:val="1A1A1A"/>
+        </w:rPr>
+        <w:t xml:space="preserve">Dự đoán</w:t>
+      </w:r>
+      <w:r>
+        <w:rPr>
+          <w:color w:val="1A1A1A"/>
+        </w:rPr>
+        <w:t xml:space="preserve">: hai mươi đoạn ngắn sẽ chạy ra sao.</w:t>
+      </w:r>
+    </w:p>
+    <w:p>
+      <w:pPr>
+        <w:spacing w:after="130" w:line="310"/>
+        <w:jc w:val="both"/>
+      </w:pPr>
+      <w:r>
+        <w:rPr>
+          <w:b/>
+          <w:bCs/>
+          <w:color w:val="1A1A1A"/>
+        </w:rPr>
+        <w:t xml:space="preserve">Kết quả mong đợi</w:t>
+      </w:r>
+      <w:r>
+        <w:rPr>
+          <w:color w:val="1A1A1A"/>
+        </w:rPr>
+        <w:t xml:space="preserve">: mỗi đoạn mới lại bắt đầu đường dốc từ đầu, dù đang chạy ở tốc độ cao. Chu kỳ bị kéo dài đột ngột ở mỗi ranh giới đoạn, nghe rõ tiếng giật và tổng thời gian tăng. Xem mục 8.4.</w:t>
+      </w:r>
+    </w:p>
+    <w:p>
+      <w:pPr>
+        <w:pStyle w:val="Heading3"/>
+        <w:spacing w:after="100" w:before="220"/>
+      </w:pPr>
+      <w:r>
+        <w:t xml:space="preserve">Thí nghiệm 3: khởi tạo Bresenham bằng 0</w:t>
+      </w:r>
+    </w:p>
+    <w:p>
+      <w:pPr>
+        <w:shd w:fill="F2F4F2" w:val="clear"/>
+        <w:spacing w:after="0" w:before="110" w:line="240"/>
+        <w:ind w:left="200" w:right="200"/>
+      </w:pPr>
+      <w:r>
+        <w:rPr>
+          <w:rFonts w:ascii="Consolas" w:cs="Consolas" w:eastAsia="Consolas" w:hAnsi="Consolas"/>
+          <w:color w:val="173A3D"/>
+          <w:sz w:val="17"/>
+          <w:szCs w:val="17"/>
+        </w:rPr>
+        <w:t xml:space="preserve">// trong load_block:</w:t>
+      </w:r>
+    </w:p>
+    <w:p>
+      <w:pPr>
+        <w:shd w:fill="F2F4F2" w:val="clear"/>
+        <w:spacing w:after="150" w:before="0" w:line="240"/>
+        <w:ind w:left="200" w:right="200"/>
+      </w:pPr>
+      <w:r>
+        <w:rPr>
+          <w:rFonts w:ascii="Consolas" w:cs="Consolas" w:eastAsia="Consolas" w:hAnsi="Consolas"/>
+          <w:color w:val="173A3D"/>
+          <w:sz w:val="17"/>
+          <w:szCs w:val="17"/>
+        </w:rPr>
+        <w:t xml:space="preserve">err_a = err_b = 0;    // thay vì b-&gt;n / 2</w:t>
+      </w:r>
+    </w:p>
+    <w:p>
+      <w:pPr>
+        <w:spacing w:after="130" w:line="310"/>
+        <w:jc w:val="both"/>
+      </w:pPr>
+      <w:r>
+        <w:rPr>
+          <w:b/>
+          <w:bCs/>
+          <w:color w:val="1A1A1A"/>
+        </w:rPr>
+        <w:t xml:space="preserve">Chạy</w:t>
+      </w:r>
+      <w:r>
+        <w:rPr>
+          <w:color w:val="1A1A1A"/>
+        </w:rPr>
+        <w:t xml:space="preserve">: một đoạn chéo không cân, ví dụ `flash_run.sh 60 20 60 2000`. </w:t>
+      </w:r>
+      <w:r>
+        <w:rPr>
+          <w:b/>
+          <w:bCs/>
+          <w:color w:val="1A1A1A"/>
+        </w:rPr>
+        <w:t xml:space="preserve">Dự đoán</w:t>
+      </w:r>
+      <w:r>
+        <w:rPr>
+          <w:color w:val="1A1A1A"/>
+        </w:rPr>
+        <w:t xml:space="preserve">: hình dạng quỹ đạo có đổi không, vị trí cuối có đúng không.</w:t>
+      </w:r>
+    </w:p>
+    <w:p>
+      <w:pPr>
+        <w:spacing w:after="130" w:line="310"/>
+        <w:jc w:val="both"/>
+      </w:pPr>
+      <w:r>
+        <w:rPr>
+          <w:b/>
+          <w:bCs/>
+          <w:color w:val="1A1A1A"/>
+        </w:rPr>
+        <w:t xml:space="preserve">Kết quả mong đợi</w:t>
+      </w:r>
+      <w:r>
+        <w:rPr>
+          <w:color w:val="1A1A1A"/>
+        </w:rPr>
+        <w:t xml:space="preserve">: vị trí cuối vẫn </w:t>
+      </w:r>
+      <w:r>
+        <w:rPr>
+          <w:b/>
+          <w:bCs/>
+          <w:color w:val="1A1A1A"/>
+        </w:rPr>
+        <w:t xml:space="preserve">đúng tuyệt đối</w:t>
+      </w:r>
+      <w:r>
+        <w:rPr>
+          <w:color w:val="1A1A1A"/>
+        </w:rPr>
+        <w:t xml:space="preserve">, vì tổng số bước không đổi. Chỉ phân bố bước hơi lệch về một phía nên chuyển động kém mượt hơn một chút. Đây là ví dụ tốt cho thấy không phải lỗi nào cũng làm sai kết quả, có loại chỉ làm giảm chất lượng.</w:t>
+      </w:r>
+    </w:p>
+    <w:p>
+      <w:pPr>
+        <w:pStyle w:val="Heading3"/>
+        <w:spacing w:after="100" w:before="220"/>
+      </w:pPr>
+      <w:r>
+        <w:t xml:space="preserve">Thí nghiệm 4: tăng junction deviation lên mười lần</w:t>
+      </w:r>
+    </w:p>
+    <w:p>
+      <w:pPr>
+        <w:shd w:fill="F2F4F2" w:val="clear"/>
+        <w:spacing w:after="0" w:before="110" w:line="240"/>
+        <w:ind w:left="200" w:right="200"/>
+      </w:pPr>
+      <w:r>
+        <w:rPr>
+          <w:rFonts w:ascii="Consolas" w:cs="Consolas" w:eastAsia="Consolas" w:hAnsi="Consolas"/>
+          <w:color w:val="173A3D"/>
+          <w:sz w:val="17"/>
+          <w:szCs w:val="17"/>
+        </w:rPr>
+        <w:t xml:space="preserve">// trong main, trước khi chạy job:</w:t>
+      </w:r>
+    </w:p>
+    <w:p>
+      <w:pPr>
+        <w:shd w:fill="F2F4F2" w:val="clear"/>
+        <w:spacing w:after="150" w:before="0" w:line="240"/>
+        <w:ind w:left="200" w:right="200"/>
+      </w:pPr>
+      <w:r>
+        <w:rPr>
+          <w:rFonts w:ascii="Consolas" w:cs="Consolas" w:eastAsia="Consolas" w:hAnsi="Consolas"/>
+          <w:color w:val="173A3D"/>
+          <w:sz w:val="17"/>
+          <w:szCs w:val="17"/>
+        </w:rPr>
+        <w:t xml:space="preserve">stepper_set_junction_deviation(0.5f);   // mặc định 0.05</w:t>
+      </w:r>
+    </w:p>
+    <w:p>
+      <w:pPr>
+        <w:spacing w:after="130" w:line="310"/>
+        <w:jc w:val="both"/>
+      </w:pPr>
+      <w:r>
+        <w:rPr>
+          <w:b/>
+          <w:bCs/>
+          <w:color w:val="1A1A1A"/>
+        </w:rPr>
+        <w:t xml:space="preserve">Chạy</w:t>
+      </w:r>
+      <w:r>
+        <w:rPr>
+          <w:color w:val="1A1A1A"/>
+        </w:rPr>
+        <w:t xml:space="preserve">: `JOB=1 flash_run.sh`, chú ý ngôi sao năm cánh. </w:t>
+      </w:r>
+      <w:r>
+        <w:rPr>
+          <w:b/>
+          <w:bCs/>
+          <w:color w:val="1A1A1A"/>
+        </w:rPr>
+        <w:t xml:space="preserve">Dự đoán</w:t>
+      </w:r>
+      <w:r>
+        <w:rPr>
+          <w:color w:val="1A1A1A"/>
+        </w:rPr>
+        <w:t xml:space="preserve">: nhanh hơn hay chậm hơn, và hình có đổi không.</w:t>
+      </w:r>
+    </w:p>
+    <w:p>
+      <w:pPr>
+        <w:spacing w:after="130" w:line="310"/>
+        <w:jc w:val="both"/>
+      </w:pPr>
+      <w:r>
+        <w:rPr>
+          <w:b/>
+          <w:bCs/>
+          <w:color w:val="1A1A1A"/>
+        </w:rPr>
+        <w:t xml:space="preserve">Kết quả mong đợi</w:t>
+      </w:r>
+      <w:r>
+        <w:rPr>
+          <w:color w:val="1A1A1A"/>
+        </w:rPr>
+        <w:t xml:space="preserve">: chạy nhanh hơn thấy rõ, nhưng các góc nhọn của ngôi sao bị bo tròn và nghe tiếng va đập ở mỗi góc. Đây chính là sự đánh đổi mà tham số này điều khiển. Thử tiếp giá trị 0.01 để thấy chiều ngược lại.</w:t>
+      </w:r>
+    </w:p>
+    <w:p>
+      <w:pPr>
+        <w:pStyle w:val="Heading3"/>
+        <w:spacing w:after="100" w:before="220"/>
+      </w:pPr>
+      <w:r>
+        <w:t xml:space="preserve">Thí nghiệm 5: bỏ bus_gap trong tmc2209.c</w:t>
+      </w:r>
+    </w:p>
+    <w:p>
+      <w:pPr>
+        <w:shd w:fill="F2F4F2" w:val="clear"/>
+        <w:spacing w:after="0" w:before="110" w:line="240"/>
+        <w:ind w:left="200" w:right="200"/>
+      </w:pPr>
+      <w:r>
+        <w:rPr>
+          <w:rFonts w:ascii="Consolas" w:cs="Consolas" w:eastAsia="Consolas" w:hAnsi="Consolas"/>
+          <w:color w:val="173A3D"/>
+          <w:sz w:val="17"/>
+          <w:szCs w:val="17"/>
+        </w:rPr>
+        <w:t xml:space="preserve">// trong transfer(), bỏ dòng:</w:t>
+      </w:r>
+    </w:p>
+    <w:p>
+      <w:pPr>
+        <w:shd w:fill="F2F4F2" w:val="clear"/>
+        <w:spacing w:after="150" w:before="0" w:line="240"/>
+        <w:ind w:left="200" w:right="200"/>
+      </w:pPr>
+      <w:r>
+        <w:rPr>
+          <w:rFonts w:ascii="Consolas" w:cs="Consolas" w:eastAsia="Consolas" w:hAnsi="Consolas"/>
+          <w:color w:val="173A3D"/>
+          <w:sz w:val="17"/>
+          <w:szCs w:val="17"/>
+        </w:rPr>
+        <w:t xml:space="preserve">bus_gap();</w:t>
+      </w:r>
+    </w:p>
+    <w:p>
+      <w:pPr>
+        <w:spacing w:after="130" w:line="310"/>
+        <w:jc w:val="both"/>
+      </w:pPr>
+      <w:r>
+        <w:rPr>
+          <w:b/>
+          <w:bCs/>
+          <w:color w:val="1A1A1A"/>
+        </w:rPr>
+        <w:t xml:space="preserve">Chạy</w:t>
+      </w:r>
+      <w:r>
+        <w:rPr>
+          <w:color w:val="1A1A1A"/>
+        </w:rPr>
+        <w:t xml:space="preserve">: nạp rồi đọc `tmc</w:t>
+      </w:r>
+      <w:r>
+        <w:rPr>
+          <w:i/>
+          <w:iCs/>
+          <w:color w:val="1A1A1A"/>
+        </w:rPr>
+        <w:t xml:space="preserve">status[0]` và `tmc</w:t>
+      </w:r>
+      <w:r>
+        <w:rPr>
+          <w:color w:val="1A1A1A"/>
+        </w:rPr>
+        <w:t xml:space="preserve">status[1]`. </w:t>
+      </w:r>
+      <w:r>
+        <w:rPr>
+          <w:b/>
+          <w:bCs/>
+          <w:color w:val="1A1A1A"/>
+        </w:rPr>
+        <w:t xml:space="preserve">Dự đoán</w:t>
+      </w:r>
+      <w:r>
+        <w:rPr>
+          <w:color w:val="1A1A1A"/>
+        </w:rPr>
+        <w:t xml:space="preserve">: cấu hình driver còn thành công không.</w:t>
+      </w:r>
+    </w:p>
+    <w:p>
+      <w:pPr>
+        <w:spacing w:after="130" w:line="310"/>
+        <w:jc w:val="both"/>
+      </w:pPr>
+      <w:r>
+        <w:rPr>
+          <w:b/>
+          <w:bCs/>
+          <w:color w:val="1A1A1A"/>
+        </w:rPr>
+        <w:t xml:space="preserve">Kết quả mong đợi</w:t>
+      </w:r>
+      <w:r>
+        <w:rPr>
+          <w:color w:val="1A1A1A"/>
+        </w:rPr>
+        <w:t xml:space="preserve">: gói đầu tiên vẫn tốt, các gói sau trả về rác, `tmc</w:t>
+      </w:r>
+      <w:r>
+        <w:rPr>
+          <w:i/>
+          <w:iCs/>
+          <w:color w:val="1A1A1A"/>
+        </w:rPr>
+        <w:t xml:space="preserve">status` khác 0. Đây đúng là lỗi thật đã gặp khi dựng máy, mô tả ở mục 4.5. Xem `tmc2209</w:t>
+      </w:r>
+      <w:r>
+        <w:rPr>
+          <w:color w:val="1A1A1A"/>
+        </w:rPr>
+        <w:t xml:space="preserve">dbg.rx` để thấy byte bị lệch bit.</w:t>
+      </w:r>
+    </w:p>
+    <w:p>
+      <w:pPr>
+        <w:pStyle w:val="Heading2"/>
+        <w:spacing w:after="120" w:before="300"/>
+      </w:pPr>
+      <w:r>
+        <w:t xml:space="preserve">B.4 Ba bài tự viết thêm</w:t>
+      </w:r>
+    </w:p>
+    <w:p>
+      <w:pPr>
+        <w:spacing w:after="130" w:line="310"/>
+        <w:jc w:val="both"/>
+      </w:pPr>
+      <w:r>
+        <w:rPr>
+          <w:color w:val="1A1A1A"/>
+        </w:rPr>
+        <w:t xml:space="preserve">Khó hơn hẳn ba nhóm trên, vì không có sẵn đáp án. Đây là lúc kiểm tra xem đã thật sự nắm kiến trúc chưa.</w:t>
+      </w:r>
+    </w:p>
+    <w:p>
+      <w:pPr>
+        <w:pStyle w:val="Heading3"/>
+        <w:spacing w:after="100" w:before="220"/>
+      </w:pPr>
+      <w:r>
+        <w:t xml:space="preserve">Bài 1: thêm lệnh báo vị trí M114</w:t>
+      </w:r>
+    </w:p>
+    <w:p>
+      <w:pPr>
+        <w:spacing w:after="130" w:line="310"/>
+        <w:jc w:val="both"/>
+      </w:pPr>
+      <w:r>
+        <w:rPr>
+          <w:color w:val="1A1A1A"/>
+        </w:rPr>
+        <w:t xml:space="preserve">Hầu hết firmware máy in đều có lệnh `M114` trả về toạ độ hiện tại. Hiện parser đang </w:t>
+      </w:r>
+      <w:r>
+        <w:rPr>
+          <w:b/>
+          <w:bCs/>
+          <w:color w:val="1A1A1A"/>
+        </w:rPr>
+        <w:t xml:space="preserve">bỏ qua</w:t>
+      </w:r>
+      <w:r>
+        <w:rPr>
+          <w:color w:val="1A1A1A"/>
+        </w:rPr>
+        <w:t xml:space="preserve"> mọi lệnh M. Hãy làm cho riêng `M114` trả về một dòng dạng `X:12.34 Y:56.78`.</w:t>
+      </w:r>
+    </w:p>
+    <w:p>
+      <w:pPr>
+        <w:pStyle w:val="ListParagraph"/>
+        <w:numPr>
+          <w:ilvl w:val="0"/>
+          <w:numId w:val="2"/>
+        </w:numPr>
+        <w:spacing w:after="70" w:line="300"/>
+      </w:pPr>
+      <w:r>
+        <w:rPr>
+          <w:color w:val="1A1A1A"/>
+        </w:rPr>
+        <w:t xml:space="preserve">Gợi ý: phải sửa ở `gcode.c`, chỗ xử lý chữ M. Chú ý parser hiện không lưu lại số đi sau chữ M.</w:t>
+      </w:r>
+    </w:p>
+    <w:p>
+      <w:pPr>
+        <w:pStyle w:val="ListParagraph"/>
+        <w:numPr>
+          <w:ilvl w:val="0"/>
+          <w:numId w:val="2"/>
+        </w:numPr>
+        <w:spacing w:after="70" w:line="300"/>
+      </w:pPr>
+      <w:r>
+        <w:rPr>
+          <w:color w:val="1A1A1A"/>
+        </w:rPr>
+        <w:t xml:space="preserve">Câu hỏi thiết kế: in ra bằng cách nào, vì `gcode.c` không biết gì về `comms.c`? Cách sạch sẽ là gì, trả chuỗi ra ngoài hay gọi thẳng?</w:t>
+      </w:r>
+    </w:p>
+    <w:p>
+      <w:pPr>
+        <w:pStyle w:val="Heading3"/>
+        <w:spacing w:after="100" w:before="220"/>
+      </w:pPr>
+      <w:r>
+        <w:t xml:space="preserve">Bài 2: giới hạn vùng làm việc</w:t>
+      </w:r>
+    </w:p>
+    <w:p>
+      <w:pPr>
+        <w:spacing w:after="130" w:line="310"/>
+        <w:jc w:val="both"/>
+      </w:pPr>
+      <w:r>
+        <w:rPr>
+          <w:color w:val="1A1A1A"/>
+        </w:rPr>
+        <w:t xml:space="preserve">Thêm kiểm tra phần mềm: nếu lệnh đưa đầu in ra ngoài khoảng 0 tới 200 mm ở cả hai trục thì từ chối và trả về lỗi.</w:t>
+      </w:r>
+    </w:p>
+    <w:p>
+      <w:pPr>
+        <w:pStyle w:val="ListParagraph"/>
+        <w:numPr>
+          <w:ilvl w:val="0"/>
+          <w:numId w:val="2"/>
+        </w:numPr>
+        <w:spacing w:after="70" w:line="300"/>
+      </w:pPr>
+      <w:r>
+        <w:rPr>
+          <w:color w:val="1A1A1A"/>
+        </w:rPr>
+        <w:t xml:space="preserve">Câu hỏi: nên đặt kiểm tra ở lớp nào, `gcode.c`, `motion_control.c` hay `stepper.c`? Vì sao?</w:t>
+      </w:r>
+    </w:p>
+    <w:p>
+      <w:pPr>
+        <w:pStyle w:val="ListParagraph"/>
+        <w:numPr>
+          <w:ilvl w:val="0"/>
+          <w:numId w:val="2"/>
+        </w:numPr>
+        <w:spacing w:after="70" w:line="300"/>
+      </w:pPr>
+      <w:r>
+        <w:rPr>
+          <w:color w:val="1A1A1A"/>
+        </w:rPr>
+        <w:t xml:space="preserve">Câu hỏi khó hơn: kiểm tra theo vị trí planner hay vị trí motor thật? Hai cái khác nhau khi hàng đợi còn đầy.</w:t>
+      </w:r>
+    </w:p>
+    <w:p>
+      <w:pPr>
+        <w:pStyle w:val="Heading3"/>
+        <w:spacing w:after="100" w:before="220"/>
+      </w:pPr>
+      <w:r>
+        <w:t xml:space="preserve">Bài 3: đổi sang cơ cấu Cartesian</w:t>
+      </w:r>
+    </w:p>
+    <w:p>
+      <w:pPr>
+        <w:spacing w:after="130" w:line="310"/>
+        <w:jc w:val="both"/>
+      </w:pPr>
+      <w:r>
+        <w:rPr>
+          <w:color w:val="1A1A1A"/>
+        </w:rPr>
+        <w:t xml:space="preserve">Giả sử bạn muốn dùng chính firmware này cho một máy Cartesian thường, nơi motor A lo trục X còn motor B lo trục Y.</w:t>
+      </w:r>
+    </w:p>
+    <w:p>
+      <w:pPr>
+        <w:pStyle w:val="ListParagraph"/>
+        <w:numPr>
+          <w:ilvl w:val="0"/>
+          <w:numId w:val="2"/>
+        </w:numPr>
+        <w:spacing w:after="70" w:line="300"/>
+      </w:pPr>
+      <w:r>
+        <w:rPr>
+          <w:color w:val="1A1A1A"/>
+        </w:rPr>
+        <w:t xml:space="preserve">Cần sửa bao nhiêu dòng? Ở những file nào?</w:t>
+      </w:r>
+    </w:p>
+    <w:p>
+      <w:pPr>
+        <w:pStyle w:val="ListParagraph"/>
+        <w:numPr>
+          <w:ilvl w:val="0"/>
+          <w:numId w:val="2"/>
+        </w:numPr>
+        <w:spacing w:after="70" w:line="300"/>
+      </w:pPr>
+      <w:r>
+        <w:rPr>
+          <w:color w:val="1A1A1A"/>
+        </w:rPr>
+        <w:t xml:space="preserve">Phần gia tốc, Bresenham và nhìn trước có phải sửa gì không? Vì sao?</w:t>
+      </w:r>
+    </w:p>
+    <w:p>
+      <w:pPr>
+        <w:pBdr>
+          <w:left w:val="single" w:color="D99A00" w:sz="18" w:space="8"/>
+        </w:pBdr>
+        <w:shd w:fill="FFF6E0" w:val="clear"/>
+        <w:spacing w:after="170" w:before="130" w:line="300"/>
+        <w:ind w:left="200" w:right="200"/>
+        <w:jc w:val="both"/>
+      </w:pPr>
+      <w:r>
+        <w:rPr>
+          <w:b/>
+          <w:bCs/>
+          <w:color w:val="D99A00"/>
+        </w:rPr>
+        <w:t xml:space="preserve">Đáp án cho bài 3: </w:t>
+      </w:r>
+      <w:r>
+        <w:rPr>
+          <w:color w:val="1A1A1A"/>
+        </w:rPr>
+        <w:t xml:space="preserve">chỉ cần sửa hai công thức trong `stepper</w:t>
+      </w:r>
+      <w:r>
+        <w:rPr>
+          <w:i/>
+          <w:iCs/>
+          <w:color w:val="1A1A1A"/>
+        </w:rPr>
+        <w:t xml:space="preserve">move</w:t>
+      </w:r>
+      <w:r>
+        <w:rPr>
+          <w:color w:val="1A1A1A"/>
+        </w:rPr>
+        <w:t xml:space="preserve">xy` thành `ΔA = ΔX` và `ΔB = ΔY`, cùng hai hàm `stepper</w:t>
+      </w:r>
+      <w:r>
+        <w:rPr>
+          <w:i/>
+          <w:iCs/>
+          <w:color w:val="1A1A1A"/>
+        </w:rPr>
+        <w:t xml:space="preserve">pos</w:t>
+      </w:r>
+      <w:r>
+        <w:rPr>
+          <w:color w:val="1A1A1A"/>
+        </w:rPr>
+        <w:t xml:space="preserve">x` và `stepper</w:t>
+      </w:r>
+      <w:r>
+        <w:rPr>
+          <w:i/>
+          <w:iCs/>
+          <w:color w:val="1A1A1A"/>
+        </w:rPr>
+        <w:t xml:space="preserve">pos</w:t>
+      </w:r>
+      <w:r>
+        <w:rPr>
+          <w:color w:val="1A1A1A"/>
+        </w:rPr>
+        <w:t xml:space="preserve">y`. Khoảng bốn dòng. Mọi thứ khác không phải đụng tới, vì chúng chỉ làm việc với `n` và `length_mm`. Nếu bạn trả lời được câu này thì coi như đã nắm được điểm cốt lõi của toàn bộ kiến trúc.</w:t>
+      </w:r>
+    </w:p>
+    <w:p>
+      <w:pPr>
+        <w:pStyle w:val="Heading2"/>
+        <w:spacing w:after="120" w:before="300"/>
+      </w:pPr>
+      <w:r>
+        <w:t xml:space="preserve">B.5 Bảng tự đánh giá</w:t>
+      </w:r>
+    </w:p>
+    <w:p>
+      <w:pPr>
+        <w:spacing w:after="130" w:line="310"/>
+        <w:jc w:val="both"/>
+      </w:pPr>
+      <w:r>
+        <w:rPr>
+          <w:color w:val="1A1A1A"/>
+        </w:rPr>
+        <w:t xml:space="preserve">Đánh dấu khi tự tin làm được mà không cần mở tài liệu:</w:t>
+      </w:r>
+    </w:p>
+    <w:tbl>
+      <w:tblPr>
+        <w:tblW w:type="dxa" w:w="9360"/>
+        <w:tblBorders>
+          <w:top w:val="single" w:color="auto" w:sz="4"/>
+          <w:left w:val="single" w:color="auto" w:sz="4"/>
+          <w:bottom w:val="single" w:color="auto" w:sz="4"/>
+          <w:right w:val="single" w:color="auto" w:sz="4"/>
+          <w:insideH w:val="single" w:color="auto" w:sz="4"/>
+          <w:insideV w:val="single" w:color="auto" w:sz="4"/>
+        </w:tblBorders>
+      </w:tblPr>
+      <w:tblGrid>
+        <w:gridCol w:w="1685"/>
+        <w:gridCol w:w="7675"/>
+      </w:tblGrid>
+      <w:tr>
+        <w:trPr>
+          <w:tblHeader/>
+        </w:trPr>
+        <w:tc>
+          <w:tcPr>
+            <w:tcW w:type="dxa" w:w="1685"/>
+            <w:shd w:fill="E4EDEC" w:val="clear"/>
+            <w:tcMar>
+              <w:top w:type="dxa" w:w="70"/>
+              <w:left w:type="dxa" w:w="110"/>
+              <w:bottom w:type="dxa" w:w="70"/>
+              <w:right w:type="dxa" w:w="110"/>
+            </w:tcMar>
+          </w:tcPr>
+          <w:p>
+            <w:pPr>
+              <w:spacing w:after="0" w:line="255"/>
+            </w:pPr>
+            <w:r>
+              <w:rPr>
+                <w:b/>
+                <w:bCs/>
+                <w:color w:val="1A1A1A"/>
+                <w:sz w:val="19"/>
+                <w:szCs w:val="19"/>
+              </w:rPr>
+              <w:t xml:space="preserve">Mức</w:t>
+            </w:r>
+          </w:p>
+        </w:tc>
+        <w:tc>
+          <w:tcPr>
+            <w:tcW w:type="dxa" w:w="7675"/>
+            <w:shd w:fill="E4EDEC" w:val="clear"/>
+            <w:tcMar>
+              <w:top w:type="dxa" w:w="70"/>
+              <w:left w:type="dxa" w:w="110"/>
+              <w:bottom w:type="dxa" w:w="70"/>
+              <w:right w:type="dxa" w:w="110"/>
+            </w:tcMar>
+          </w:tcPr>
+          <w:p>
+            <w:pPr>
+              <w:spacing w:after="0" w:line="255"/>
+            </w:pPr>
+            <w:r>
+              <w:rPr>
+                <w:b/>
+                <w:bCs/>
+                <w:color w:val="1A1A1A"/>
+                <w:sz w:val="19"/>
+                <w:szCs w:val="19"/>
+              </w:rPr>
+              <w:t xml:space="preserve">Tôi có thể...</w:t>
+            </w:r>
+          </w:p>
+        </w:tc>
+      </w:tr>
+      <w:tr>
+        <w:tc>
+          <w:tcPr>
+            <w:tcW w:type="dxa" w:w="1685"/>
+            <w:tcMar>
+              <w:top w:type="dxa" w:w="70"/>
+              <w:left w:type="dxa" w:w="110"/>
+              <w:bottom w:type="dxa" w:w="70"/>
+              <w:right w:type="dxa" w:w="110"/>
+            </w:tcMar>
+          </w:tcPr>
+          <w:p>
+            <w:pPr>
+              <w:spacing w:after="0" w:line="255"/>
+            </w:pPr>
+            <w:r>
+              <w:rPr>
+                <w:b w:val="false"/>
+                <w:bCs w:val="false"/>
+                <w:color w:val="1A1A1A"/>
+                <w:sz w:val="19"/>
+                <w:szCs w:val="19"/>
+              </w:rPr>
+              <w:t xml:space="preserve">Hiểu</w:t>
+            </w:r>
+          </w:p>
+        </w:tc>
+        <w:tc>
+          <w:tcPr>
+            <w:tcW w:type="dxa" w:w="7675"/>
+            <w:tcMar>
+              <w:top w:type="dxa" w:w="70"/>
+              <w:left w:type="dxa" w:w="110"/>
+              <w:bottom w:type="dxa" w:w="70"/>
+              <w:right w:type="dxa" w:w="110"/>
+            </w:tcMar>
+          </w:tcPr>
+          <w:p>
+            <w:pPr>
+              <w:spacing w:after="0" w:line="255"/>
+            </w:pPr>
+            <w:r>
+              <w:rPr>
+                <w:b w:val="false"/>
+                <w:bCs w:val="false"/>
+                <w:color w:val="1A1A1A"/>
+                <w:sz w:val="19"/>
+                <w:szCs w:val="19"/>
+              </w:rPr>
+              <w:t xml:space="preserve">Giải thích vì sao CoreXY cần cả hai motor cho mọi chuyển động</w:t>
+            </w:r>
+          </w:p>
+        </w:tc>
+      </w:tr>
+      <w:tr>
+        <w:tc>
+          <w:tcPr>
+            <w:tcW w:type="dxa" w:w="1685"/>
+            <w:tcMar>
+              <w:top w:type="dxa" w:w="70"/>
+              <w:left w:type="dxa" w:w="110"/>
+              <w:bottom w:type="dxa" w:w="70"/>
+              <w:right w:type="dxa" w:w="110"/>
+            </w:tcMar>
+          </w:tcPr>
+          <w:p>
+            <w:pPr>
+              <w:spacing w:after="0" w:line="255"/>
+            </w:pPr>
+            <w:r>
+              <w:rPr>
+                <w:b w:val="false"/>
+                <w:bCs w:val="false"/>
+                <w:color w:val="1A1A1A"/>
+                <w:sz w:val="19"/>
+                <w:szCs w:val="19"/>
+              </w:rPr>
+              <w:t xml:space="preserve">Hiểu</w:t>
+            </w:r>
+          </w:p>
+        </w:tc>
+        <w:tc>
+          <w:tcPr>
+            <w:tcW w:type="dxa" w:w="7675"/>
+            <w:tcMar>
+              <w:top w:type="dxa" w:w="70"/>
+              <w:left w:type="dxa" w:w="110"/>
+              <w:bottom w:type="dxa" w:w="70"/>
+              <w:right w:type="dxa" w:w="110"/>
+            </w:tcMar>
+          </w:tcPr>
+          <w:p>
+            <w:pPr>
+              <w:spacing w:after="0" w:line="255"/>
+            </w:pPr>
+            <w:r>
+              <w:rPr>
+                <w:b w:val="false"/>
+                <w:bCs w:val="false"/>
+                <w:color w:val="1A1A1A"/>
+                <w:sz w:val="19"/>
+                <w:szCs w:val="19"/>
+              </w:rPr>
+              <w:t xml:space="preserve">Nói được vì sao phải có gia tốc, và pull-in rate là gì</w:t>
+            </w:r>
+          </w:p>
+        </w:tc>
+      </w:tr>
+      <w:tr>
+        <w:tc>
+          <w:tcPr>
+            <w:tcW w:type="dxa" w:w="1685"/>
+            <w:tcMar>
+              <w:top w:type="dxa" w:w="70"/>
+              <w:left w:type="dxa" w:w="110"/>
+              <w:bottom w:type="dxa" w:w="70"/>
+              <w:right w:type="dxa" w:w="110"/>
+            </w:tcMar>
+          </w:tcPr>
+          <w:p>
+            <w:pPr>
+              <w:spacing w:after="0" w:line="255"/>
+            </w:pPr>
+            <w:r>
+              <w:rPr>
+                <w:b w:val="false"/>
+                <w:bCs w:val="false"/>
+                <w:color w:val="1A1A1A"/>
+                <w:sz w:val="19"/>
+                <w:szCs w:val="19"/>
+              </w:rPr>
+              <w:t xml:space="preserve">Hiểu</w:t>
+            </w:r>
+          </w:p>
+        </w:tc>
+        <w:tc>
+          <w:tcPr>
+            <w:tcW w:type="dxa" w:w="7675"/>
+            <w:tcMar>
+              <w:top w:type="dxa" w:w="70"/>
+              <w:left w:type="dxa" w:w="110"/>
+              <w:bottom w:type="dxa" w:w="70"/>
+              <w:right w:type="dxa" w:w="110"/>
+            </w:tcMar>
+          </w:tcPr>
+          <w:p>
+            <w:pPr>
+              <w:spacing w:after="0" w:line="255"/>
+            </w:pPr>
+            <w:r>
+              <w:rPr>
+                <w:b w:val="false"/>
+                <w:bCs w:val="false"/>
+                <w:color w:val="1A1A1A"/>
+                <w:sz w:val="19"/>
+                <w:szCs w:val="19"/>
+              </w:rPr>
+              <w:t xml:space="preserve">Giải thích Bresenham bằng một ví dụ tự nghĩ ra</w:t>
+            </w:r>
+          </w:p>
+        </w:tc>
+      </w:tr>
+      <w:tr>
+        <w:tc>
+          <w:tcPr>
+            <w:tcW w:type="dxa" w:w="1685"/>
+            <w:tcMar>
+              <w:top w:type="dxa" w:w="70"/>
+              <w:left w:type="dxa" w:w="110"/>
+              <w:bottom w:type="dxa" w:w="70"/>
+              <w:right w:type="dxa" w:w="110"/>
+            </w:tcMar>
+          </w:tcPr>
+          <w:p>
+            <w:pPr>
+              <w:spacing w:after="0" w:line="255"/>
+            </w:pPr>
+            <w:r>
+              <w:rPr>
+                <w:b w:val="false"/>
+                <w:bCs w:val="false"/>
+                <w:color w:val="1A1A1A"/>
+                <w:sz w:val="19"/>
+                <w:szCs w:val="19"/>
+              </w:rPr>
+              <w:t xml:space="preserve">Vận dụng</w:t>
+            </w:r>
+          </w:p>
+        </w:tc>
+        <w:tc>
+          <w:tcPr>
+            <w:tcW w:type="dxa" w:w="7675"/>
+            <w:tcMar>
+              <w:top w:type="dxa" w:w="70"/>
+              <w:left w:type="dxa" w:w="110"/>
+              <w:bottom w:type="dxa" w:w="70"/>
+              <w:right w:type="dxa" w:w="110"/>
+            </w:tcMar>
+          </w:tcPr>
+          <w:p>
+            <w:pPr>
+              <w:spacing w:after="0" w:line="255"/>
+            </w:pPr>
+            <w:r>
+              <w:rPr>
+                <w:b w:val="false"/>
+                <w:bCs w:val="false"/>
+                <w:color w:val="1A1A1A"/>
+                <w:sz w:val="19"/>
+                <w:szCs w:val="19"/>
+              </w:rPr>
+              <w:t xml:space="preserve">Tính trước thời gian của một lệnh chạy và sai số dưới 10%</w:t>
+            </w:r>
+          </w:p>
+        </w:tc>
+      </w:tr>
+      <w:tr>
+        <w:tc>
+          <w:tcPr>
+            <w:tcW w:type="dxa" w:w="1685"/>
+            <w:tcMar>
+              <w:top w:type="dxa" w:w="70"/>
+              <w:left w:type="dxa" w:w="110"/>
+              <w:bottom w:type="dxa" w:w="70"/>
+              <w:right w:type="dxa" w:w="110"/>
+            </w:tcMar>
+          </w:tcPr>
+          <w:p>
+            <w:pPr>
+              <w:spacing w:after="0" w:line="255"/>
+            </w:pPr>
+            <w:r>
+              <w:rPr>
+                <w:b w:val="false"/>
+                <w:bCs w:val="false"/>
+                <w:color w:val="1A1A1A"/>
+                <w:sz w:val="19"/>
+                <w:szCs w:val="19"/>
+              </w:rPr>
+              <w:t xml:space="preserve">Vận dụng</w:t>
+            </w:r>
+          </w:p>
+        </w:tc>
+        <w:tc>
+          <w:tcPr>
+            <w:tcW w:type="dxa" w:w="7675"/>
+            <w:tcMar>
+              <w:top w:type="dxa" w:w="70"/>
+              <w:left w:type="dxa" w:w="110"/>
+              <w:bottom w:type="dxa" w:w="70"/>
+              <w:right w:type="dxa" w:w="110"/>
+            </w:tcMar>
+          </w:tcPr>
+          <w:p>
+            <w:pPr>
+              <w:spacing w:after="0" w:line="255"/>
+            </w:pPr>
+            <w:r>
+              <w:rPr>
+                <w:b w:val="false"/>
+                <w:bCs w:val="false"/>
+                <w:color w:val="1A1A1A"/>
+                <w:sz w:val="19"/>
+                <w:szCs w:val="19"/>
+              </w:rPr>
+              <w:t xml:space="preserve">Chỉ ra dòng code tương ứng với bất kỳ công thức nào trong tài liệu</w:t>
+            </w:r>
+          </w:p>
+        </w:tc>
+      </w:tr>
+      <w:tr>
+        <w:tc>
+          <w:tcPr>
+            <w:tcW w:type="dxa" w:w="1685"/>
+            <w:tcMar>
+              <w:top w:type="dxa" w:w="70"/>
+              <w:left w:type="dxa" w:w="110"/>
+              <w:bottom w:type="dxa" w:w="70"/>
+              <w:right w:type="dxa" w:w="110"/>
+            </w:tcMar>
+          </w:tcPr>
+          <w:p>
+            <w:pPr>
+              <w:spacing w:after="0" w:line="255"/>
+            </w:pPr>
+            <w:r>
+              <w:rPr>
+                <w:b w:val="false"/>
+                <w:bCs w:val="false"/>
+                <w:color w:val="1A1A1A"/>
+                <w:sz w:val="19"/>
+                <w:szCs w:val="19"/>
+              </w:rPr>
+              <w:t xml:space="preserve">Vận dụng</w:t>
+            </w:r>
+          </w:p>
+        </w:tc>
+        <w:tc>
+          <w:tcPr>
+            <w:tcW w:type="dxa" w:w="7675"/>
+            <w:tcMar>
+              <w:top w:type="dxa" w:w="70"/>
+              <w:left w:type="dxa" w:w="110"/>
+              <w:bottom w:type="dxa" w:w="70"/>
+              <w:right w:type="dxa" w:w="110"/>
+            </w:tcMar>
+          </w:tcPr>
+          <w:p>
+            <w:pPr>
+              <w:spacing w:after="0" w:line="255"/>
+            </w:pPr>
+            <w:r>
+              <w:rPr>
+                <w:b w:val="false"/>
+                <w:bCs w:val="false"/>
+                <w:color w:val="1A1A1A"/>
+                <w:sz w:val="19"/>
+                <w:szCs w:val="19"/>
+              </w:rPr>
+              <w:t xml:space="preserve">Dùng gdb đọc được biến bất kỳ trên chip đang chạy</w:t>
+            </w:r>
+          </w:p>
+        </w:tc>
+      </w:tr>
+      <w:tr>
+        <w:tc>
+          <w:tcPr>
+            <w:tcW w:type="dxa" w:w="1685"/>
+            <w:tcMar>
+              <w:top w:type="dxa" w:w="70"/>
+              <w:left w:type="dxa" w:w="110"/>
+              <w:bottom w:type="dxa" w:w="70"/>
+              <w:right w:type="dxa" w:w="110"/>
+            </w:tcMar>
+          </w:tcPr>
+          <w:p>
+            <w:pPr>
+              <w:spacing w:after="0" w:line="255"/>
+            </w:pPr>
+            <w:r>
+              <w:rPr>
+                <w:b w:val="false"/>
+                <w:bCs w:val="false"/>
+                <w:color w:val="1A1A1A"/>
+                <w:sz w:val="19"/>
+                <w:szCs w:val="19"/>
+              </w:rPr>
+              <w:t xml:space="preserve">Phân tích</w:t>
+            </w:r>
+          </w:p>
+        </w:tc>
+        <w:tc>
+          <w:tcPr>
+            <w:tcW w:type="dxa" w:w="7675"/>
+            <w:tcMar>
+              <w:top w:type="dxa" w:w="70"/>
+              <w:left w:type="dxa" w:w="110"/>
+              <w:bottom w:type="dxa" w:w="70"/>
+              <w:right w:type="dxa" w:w="110"/>
+            </w:tcMar>
+          </w:tcPr>
+          <w:p>
+            <w:pPr>
+              <w:spacing w:after="0" w:line="255"/>
+            </w:pPr>
+            <w:r>
+              <w:rPr>
+                <w:b w:val="false"/>
+                <w:bCs w:val="false"/>
+                <w:color w:val="1A1A1A"/>
+                <w:sz w:val="19"/>
+                <w:szCs w:val="19"/>
+              </w:rPr>
+              <w:t xml:space="preserve">Nhìn một triệu chứng lạ và đoán được nên đo chỗ nào trước</w:t>
+            </w:r>
+          </w:p>
+        </w:tc>
+      </w:tr>
+      <w:tr>
+        <w:tc>
+          <w:tcPr>
+            <w:tcW w:type="dxa" w:w="1685"/>
+            <w:tcMar>
+              <w:top w:type="dxa" w:w="70"/>
+              <w:left w:type="dxa" w:w="110"/>
+              <w:bottom w:type="dxa" w:w="70"/>
+              <w:right w:type="dxa" w:w="110"/>
+            </w:tcMar>
+          </w:tcPr>
+          <w:p>
+            <w:pPr>
+              <w:spacing w:after="0" w:line="255"/>
+            </w:pPr>
+            <w:r>
+              <w:rPr>
+                <w:b w:val="false"/>
+                <w:bCs w:val="false"/>
+                <w:color w:val="1A1A1A"/>
+                <w:sz w:val="19"/>
+                <w:szCs w:val="19"/>
+              </w:rPr>
+              <w:t xml:space="preserve">Phân tích</w:t>
+            </w:r>
+          </w:p>
+        </w:tc>
+        <w:tc>
+          <w:tcPr>
+            <w:tcW w:type="dxa" w:w="7675"/>
+            <w:tcMar>
+              <w:top w:type="dxa" w:w="70"/>
+              <w:left w:type="dxa" w:w="110"/>
+              <w:bottom w:type="dxa" w:w="70"/>
+              <w:right w:type="dxa" w:w="110"/>
+            </w:tcMar>
+          </w:tcPr>
+          <w:p>
+            <w:pPr>
+              <w:spacing w:after="0" w:line="255"/>
+            </w:pPr>
+            <w:r>
+              <w:rPr>
+                <w:b w:val="false"/>
+                <w:bCs w:val="false"/>
+                <w:color w:val="1A1A1A"/>
+                <w:sz w:val="19"/>
+                <w:szCs w:val="19"/>
+              </w:rPr>
+              <w:t xml:space="preserve">Nói được biến nào cần volatile, biến nào không, và vì sao</w:t>
+            </w:r>
+          </w:p>
+        </w:tc>
+      </w:tr>
+      <w:tr>
+        <w:tc>
+          <w:tcPr>
+            <w:tcW w:type="dxa" w:w="1685"/>
+            <w:tcMar>
+              <w:top w:type="dxa" w:w="70"/>
+              <w:left w:type="dxa" w:w="110"/>
+              <w:bottom w:type="dxa" w:w="70"/>
+              <w:right w:type="dxa" w:w="110"/>
+            </w:tcMar>
+          </w:tcPr>
+          <w:p>
+            <w:pPr>
+              <w:spacing w:after="0" w:line="255"/>
+            </w:pPr>
+            <w:r>
+              <w:rPr>
+                <w:b w:val="false"/>
+                <w:bCs w:val="false"/>
+                <w:color w:val="1A1A1A"/>
+                <w:sz w:val="19"/>
+                <w:szCs w:val="19"/>
+              </w:rPr>
+              <w:t xml:space="preserve">Sáng tạo</w:t>
+            </w:r>
+          </w:p>
+        </w:tc>
+        <w:tc>
+          <w:tcPr>
+            <w:tcW w:type="dxa" w:w="7675"/>
+            <w:tcMar>
+              <w:top w:type="dxa" w:w="70"/>
+              <w:left w:type="dxa" w:w="110"/>
+              <w:bottom w:type="dxa" w:w="70"/>
+              <w:right w:type="dxa" w:w="110"/>
+            </w:tcMar>
+          </w:tcPr>
+          <w:p>
+            <w:pPr>
+              <w:spacing w:after="0" w:line="255"/>
+            </w:pPr>
+            <w:r>
+              <w:rPr>
+                <w:b w:val="false"/>
+                <w:bCs w:val="false"/>
+                <w:color w:val="1A1A1A"/>
+                <w:sz w:val="19"/>
+                <w:szCs w:val="19"/>
+              </w:rPr>
+              <w:t xml:space="preserve">Thêm một tính năng mới mà đặt đúng lớp</w:t>
+            </w:r>
+          </w:p>
+        </w:tc>
+      </w:tr>
+      <w:tr>
+        <w:tc>
+          <w:tcPr>
+            <w:tcW w:type="dxa" w:w="1685"/>
+            <w:tcMar>
+              <w:top w:type="dxa" w:w="70"/>
+              <w:left w:type="dxa" w:w="110"/>
+              <w:bottom w:type="dxa" w:w="70"/>
+              <w:right w:type="dxa" w:w="110"/>
+            </w:tcMar>
+          </w:tcPr>
+          <w:p>
+            <w:pPr>
+              <w:spacing w:after="0" w:line="255"/>
+            </w:pPr>
+            <w:r>
+              <w:rPr>
+                <w:b w:val="false"/>
+                <w:bCs w:val="false"/>
+                <w:color w:val="1A1A1A"/>
+                <w:sz w:val="19"/>
+                <w:szCs w:val="19"/>
+              </w:rPr>
+              <w:t xml:space="preserve">Sáng tạo</w:t>
+            </w:r>
+          </w:p>
+        </w:tc>
+        <w:tc>
+          <w:tcPr>
+            <w:tcW w:type="dxa" w:w="7675"/>
+            <w:tcMar>
+              <w:top w:type="dxa" w:w="70"/>
+              <w:left w:type="dxa" w:w="110"/>
+              <w:bottom w:type="dxa" w:w="70"/>
+              <w:right w:type="dxa" w:w="110"/>
+            </w:tcMar>
+          </w:tcPr>
+          <w:p>
+            <w:pPr>
+              <w:spacing w:after="0" w:line="255"/>
+            </w:pPr>
+            <w:r>
+              <w:rPr>
+                <w:b w:val="false"/>
+                <w:bCs w:val="false"/>
+                <w:color w:val="1A1A1A"/>
+                <w:sz w:val="19"/>
+                <w:szCs w:val="19"/>
+              </w:rPr>
+              <w:t xml:space="preserve">Chuyển firmware sang cơ cấu động học khác</w:t>
+            </w:r>
+          </w:p>
+        </w:tc>
+      </w:tr>
+    </w:tbl>
+    <w:p>
+      <w:pPr>
+        <w:spacing w:after="110"/>
+      </w:pPr>
+    </w:p>
+    <w:p>
+      <w:pPr>
+        <w:spacing w:after="130" w:line="310"/>
+        <w:jc w:val="both"/>
+      </w:pPr>
+      <w:r>
+        <w:rPr>
+          <w:color w:val="1A1A1A"/>
+        </w:rPr>
+        <w:t xml:space="preserve">Đạt hết mức Vận dụng là đã đủ để tự tiếp tục dự án: làm homing, thêm trục Z, điều khiển nhiệt độ. Đạt mức Phân tích là tự gỡ được lỗi mới mà không cần ai hướng dẫn.</w:t>
       </w:r>
     </w:p>
     <w:sectPr>

--- a/docs/CoreXY_firmware_tai_lieu_dao_tao.docx
+++ b/docs/CoreXY_firmware_tai_lieu_dao_tao.docx
@@ -2265,6 +2265,2078 @@
           <w:color w:val="1A1A1A"/>
         </w:rPr>
         <w:t xml:space="preserve"> vào một file văn bản. Mỗi buổi viết ba dòng: hôm nay dự đoán gì, đo được gì, vì sao lệch. Sau tám buổi, đọc lại chính nhật ký đó sẽ thấy rõ mình tiến tới đâu, và những chỗ từng hiểu sai thường là những chỗ nhớ kỹ nhất.</w:t>
+      </w:r>
+    </w:p>
+    <w:p>
+      <w:pPr>
+        <w:pStyle w:val="Heading2"/>
+        <w:spacing w:after="120" w:before="300"/>
+      </w:pPr>
+      <w:r>
+        <w:t xml:space="preserve">0.4 Lịch học hai ngày đầu</w:t>
+      </w:r>
+    </w:p>
+    <w:p>
+      <w:pPr>
+        <w:spacing w:after="130" w:line="310"/>
+        <w:jc w:val="both"/>
+      </w:pPr>
+      <w:r>
+        <w:rPr>
+          <w:color w:val="1A1A1A"/>
+        </w:rPr>
+        <w:t xml:space="preserve">Tài liệu có ba tầng, và thứ tự đọc quan trọng hơn người ta tưởng. Đọc code khi chưa nắm hệ thống thì chỉ thấy một đống chi tiết rời rạc; nắm hệ thống rồi thì đọc code nhanh hơn nhiều, vì mỗi dòng đã có chỗ để gắn vào.</w:t>
+      </w:r>
+    </w:p>
+    <w:tbl>
+      <w:tblPr>
+        <w:tblW w:type="dxa" w:w="9360"/>
+        <w:tblBorders>
+          <w:top w:val="single" w:color="auto" w:sz="4"/>
+          <w:left w:val="single" w:color="auto" w:sz="4"/>
+          <w:bottom w:val="single" w:color="auto" w:sz="4"/>
+          <w:right w:val="single" w:color="auto" w:sz="4"/>
+          <w:insideH w:val="single" w:color="auto" w:sz="4"/>
+          <w:insideV w:val="single" w:color="auto" w:sz="4"/>
+        </w:tblBorders>
+      </w:tblPr>
+      <w:tblGrid>
+        <w:gridCol w:w="1534"/>
+        <w:gridCol w:w="1995"/>
+        <w:gridCol w:w="3990"/>
+        <w:gridCol w:w="1841"/>
+      </w:tblGrid>
+      <w:tr>
+        <w:trPr>
+          <w:tblHeader/>
+        </w:trPr>
+        <w:tc>
+          <w:tcPr>
+            <w:tcW w:type="dxa" w:w="1534"/>
+            <w:shd w:fill="E4EDEC" w:val="clear"/>
+            <w:tcMar>
+              <w:top w:type="dxa" w:w="70"/>
+              <w:left w:type="dxa" w:w="110"/>
+              <w:bottom w:type="dxa" w:w="70"/>
+              <w:right w:type="dxa" w:w="110"/>
+            </w:tcMar>
+          </w:tcPr>
+          <w:p>
+            <w:pPr>
+              <w:spacing w:after="0" w:line="255"/>
+            </w:pPr>
+            <w:r>
+              <w:rPr>
+                <w:b/>
+                <w:bCs/>
+                <w:color w:val="1A1A1A"/>
+                <w:sz w:val="19"/>
+                <w:szCs w:val="19"/>
+              </w:rPr>
+              <w:t xml:space="preserve">Tầng</w:t>
+            </w:r>
+          </w:p>
+        </w:tc>
+        <w:tc>
+          <w:tcPr>
+            <w:tcW w:type="dxa" w:w="1995"/>
+            <w:shd w:fill="E4EDEC" w:val="clear"/>
+            <w:tcMar>
+              <w:top w:type="dxa" w:w="70"/>
+              <w:left w:type="dxa" w:w="110"/>
+              <w:bottom w:type="dxa" w:w="70"/>
+              <w:right w:type="dxa" w:w="110"/>
+            </w:tcMar>
+          </w:tcPr>
+          <w:p>
+            <w:pPr>
+              <w:spacing w:after="0" w:line="255"/>
+            </w:pPr>
+            <w:r>
+              <w:rPr>
+                <w:b/>
+                <w:bCs/>
+                <w:color w:val="1A1A1A"/>
+                <w:sz w:val="19"/>
+                <w:szCs w:val="19"/>
+              </w:rPr>
+              <w:t xml:space="preserve">Nằm ở đâu</w:t>
+            </w:r>
+          </w:p>
+        </w:tc>
+        <w:tc>
+          <w:tcPr>
+            <w:tcW w:type="dxa" w:w="3990"/>
+            <w:shd w:fill="E4EDEC" w:val="clear"/>
+            <w:tcMar>
+              <w:top w:type="dxa" w:w="70"/>
+              <w:left w:type="dxa" w:w="110"/>
+              <w:bottom w:type="dxa" w:w="70"/>
+              <w:right w:type="dxa" w:w="110"/>
+            </w:tcMar>
+          </w:tcPr>
+          <w:p>
+            <w:pPr>
+              <w:spacing w:after="0" w:line="255"/>
+            </w:pPr>
+            <w:r>
+              <w:rPr>
+                <w:b/>
+                <w:bCs/>
+                <w:color w:val="1A1A1A"/>
+                <w:sz w:val="19"/>
+                <w:szCs w:val="19"/>
+              </w:rPr>
+              <w:t xml:space="preserve">Trả lời câu hỏi</w:t>
+            </w:r>
+          </w:p>
+        </w:tc>
+        <w:tc>
+          <w:tcPr>
+            <w:tcW w:type="dxa" w:w="1841"/>
+            <w:shd w:fill="E4EDEC" w:val="clear"/>
+            <w:tcMar>
+              <w:top w:type="dxa" w:w="70"/>
+              <w:left w:type="dxa" w:w="110"/>
+              <w:bottom w:type="dxa" w:w="70"/>
+              <w:right w:type="dxa" w:w="110"/>
+            </w:tcMar>
+          </w:tcPr>
+          <w:p>
+            <w:pPr>
+              <w:spacing w:after="0" w:line="255"/>
+            </w:pPr>
+            <w:r>
+              <w:rPr>
+                <w:b/>
+                <w:bCs/>
+                <w:color w:val="1A1A1A"/>
+                <w:sz w:val="19"/>
+                <w:szCs w:val="19"/>
+              </w:rPr>
+              <w:t xml:space="preserve">Đọc khi nào</w:t>
+            </w:r>
+          </w:p>
+        </w:tc>
+      </w:tr>
+      <w:tr>
+        <w:tc>
+          <w:tcPr>
+            <w:tcW w:type="dxa" w:w="1534"/>
+            <w:tcMar>
+              <w:top w:type="dxa" w:w="70"/>
+              <w:left w:type="dxa" w:w="110"/>
+              <w:bottom w:type="dxa" w:w="70"/>
+              <w:right w:type="dxa" w:w="110"/>
+            </w:tcMar>
+          </w:tcPr>
+          <w:p>
+            <w:pPr>
+              <w:spacing w:after="0" w:line="255"/>
+            </w:pPr>
+            <w:r>
+              <w:rPr>
+                <w:b w:val="false"/>
+                <w:bCs w:val="false"/>
+                <w:color w:val="1A1A1A"/>
+                <w:sz w:val="19"/>
+                <w:szCs w:val="19"/>
+              </w:rPr>
+              <w:t xml:space="preserve">Hệ thống</w:t>
+            </w:r>
+          </w:p>
+        </w:tc>
+        <w:tc>
+          <w:tcPr>
+            <w:tcW w:type="dxa" w:w="1995"/>
+            <w:tcMar>
+              <w:top w:type="dxa" w:w="70"/>
+              <w:left w:type="dxa" w:w="110"/>
+              <w:bottom w:type="dxa" w:w="70"/>
+              <w:right w:type="dxa" w:w="110"/>
+            </w:tcMar>
+          </w:tcPr>
+          <w:p>
+            <w:pPr>
+              <w:spacing w:after="0" w:line="255"/>
+            </w:pPr>
+            <w:r>
+              <w:rPr>
+                <w:b w:val="false"/>
+                <w:bCs w:val="false"/>
+                <w:color w:val="1A1A1A"/>
+                <w:sz w:val="19"/>
+                <w:szCs w:val="19"/>
+              </w:rPr>
+              <w:t xml:space="preserve">Chương 1, 2, 3</w:t>
+            </w:r>
+          </w:p>
+        </w:tc>
+        <w:tc>
+          <w:tcPr>
+            <w:tcW w:type="dxa" w:w="3990"/>
+            <w:tcMar>
+              <w:top w:type="dxa" w:w="70"/>
+              <w:left w:type="dxa" w:w="110"/>
+              <w:bottom w:type="dxa" w:w="70"/>
+              <w:right w:type="dxa" w:w="110"/>
+            </w:tcMar>
+          </w:tcPr>
+          <w:p>
+            <w:pPr>
+              <w:spacing w:after="0" w:line="255"/>
+            </w:pPr>
+            <w:r>
+              <w:rPr>
+                <w:b w:val="false"/>
+                <w:bCs w:val="false"/>
+                <w:color w:val="1A1A1A"/>
+                <w:sz w:val="19"/>
+                <w:szCs w:val="19"/>
+              </w:rPr>
+              <w:t xml:space="preserve">Máy gồm những gì, ghép với nhau ra sao</w:t>
+            </w:r>
+          </w:p>
+        </w:tc>
+        <w:tc>
+          <w:tcPr>
+            <w:tcW w:type="dxa" w:w="1841"/>
+            <w:tcMar>
+              <w:top w:type="dxa" w:w="70"/>
+              <w:left w:type="dxa" w:w="110"/>
+              <w:bottom w:type="dxa" w:w="70"/>
+              <w:right w:type="dxa" w:w="110"/>
+            </w:tcMar>
+          </w:tcPr>
+          <w:p>
+            <w:pPr>
+              <w:spacing w:after="0" w:line="255"/>
+            </w:pPr>
+            <w:r>
+              <w:rPr>
+                <w:b w:val="false"/>
+                <w:bCs w:val="false"/>
+                <w:color w:val="1A1A1A"/>
+                <w:sz w:val="19"/>
+                <w:szCs w:val="19"/>
+              </w:rPr>
+              <w:t xml:space="preserve">trước tiên</w:t>
+            </w:r>
+          </w:p>
+        </w:tc>
+      </w:tr>
+      <w:tr>
+        <w:tc>
+          <w:tcPr>
+            <w:tcW w:type="dxa" w:w="1534"/>
+            <w:tcMar>
+              <w:top w:type="dxa" w:w="70"/>
+              <w:left w:type="dxa" w:w="110"/>
+              <w:bottom w:type="dxa" w:w="70"/>
+              <w:right w:type="dxa" w:w="110"/>
+            </w:tcMar>
+          </w:tcPr>
+          <w:p>
+            <w:pPr>
+              <w:spacing w:after="0" w:line="255"/>
+            </w:pPr>
+            <w:r>
+              <w:rPr>
+                <w:b w:val="false"/>
+                <w:bCs w:val="false"/>
+                <w:color w:val="1A1A1A"/>
+                <w:sz w:val="19"/>
+                <w:szCs w:val="19"/>
+              </w:rPr>
+              <w:t xml:space="preserve">Từng khâu</w:t>
+            </w:r>
+          </w:p>
+        </w:tc>
+        <w:tc>
+          <w:tcPr>
+            <w:tcW w:type="dxa" w:w="1995"/>
+            <w:tcMar>
+              <w:top w:type="dxa" w:w="70"/>
+              <w:left w:type="dxa" w:w="110"/>
+              <w:bottom w:type="dxa" w:w="70"/>
+              <w:right w:type="dxa" w:w="110"/>
+            </w:tcMar>
+          </w:tcPr>
+          <w:p>
+            <w:pPr>
+              <w:spacing w:after="0" w:line="255"/>
+            </w:pPr>
+            <w:r>
+              <w:rPr>
+                <w:b w:val="false"/>
+                <w:bCs w:val="false"/>
+                <w:color w:val="1A1A1A"/>
+                <w:sz w:val="19"/>
+                <w:szCs w:val="19"/>
+              </w:rPr>
+              <w:t xml:space="preserve">Chương 4 tới 10</w:t>
+            </w:r>
+          </w:p>
+        </w:tc>
+        <w:tc>
+          <w:tcPr>
+            <w:tcW w:type="dxa" w:w="3990"/>
+            <w:tcMar>
+              <w:top w:type="dxa" w:w="70"/>
+              <w:left w:type="dxa" w:w="110"/>
+              <w:bottom w:type="dxa" w:w="70"/>
+              <w:right w:type="dxa" w:w="110"/>
+            </w:tcMar>
+          </w:tcPr>
+          <w:p>
+            <w:pPr>
+              <w:spacing w:after="0" w:line="255"/>
+            </w:pPr>
+            <w:r>
+              <w:rPr>
+                <w:b w:val="false"/>
+                <w:bCs w:val="false"/>
+                <w:color w:val="1A1A1A"/>
+                <w:sz w:val="19"/>
+                <w:szCs w:val="19"/>
+              </w:rPr>
+              <w:t xml:space="preserve">Mỗi khâu giải quyết vấn đề gì, vì sao cần</w:t>
+            </w:r>
+          </w:p>
+        </w:tc>
+        <w:tc>
+          <w:tcPr>
+            <w:tcW w:type="dxa" w:w="1841"/>
+            <w:tcMar>
+              <w:top w:type="dxa" w:w="70"/>
+              <w:left w:type="dxa" w:w="110"/>
+              <w:bottom w:type="dxa" w:w="70"/>
+              <w:right w:type="dxa" w:w="110"/>
+            </w:tcMar>
+          </w:tcPr>
+          <w:p>
+            <w:pPr>
+              <w:spacing w:after="0" w:line="255"/>
+            </w:pPr>
+            <w:r>
+              <w:rPr>
+                <w:b w:val="false"/>
+                <w:bCs w:val="false"/>
+                <w:color w:val="1A1A1A"/>
+                <w:sz w:val="19"/>
+                <w:szCs w:val="19"/>
+              </w:rPr>
+              <w:t xml:space="preserve">ngay sau đó</w:t>
+            </w:r>
+          </w:p>
+        </w:tc>
+      </w:tr>
+      <w:tr>
+        <w:tc>
+          <w:tcPr>
+            <w:tcW w:type="dxa" w:w="1534"/>
+            <w:tcMar>
+              <w:top w:type="dxa" w:w="70"/>
+              <w:left w:type="dxa" w:w="110"/>
+              <w:bottom w:type="dxa" w:w="70"/>
+              <w:right w:type="dxa" w:w="110"/>
+            </w:tcMar>
+          </w:tcPr>
+          <w:p>
+            <w:pPr>
+              <w:spacing w:after="0" w:line="255"/>
+            </w:pPr>
+            <w:r>
+              <w:rPr>
+                <w:b w:val="false"/>
+                <w:bCs w:val="false"/>
+                <w:color w:val="1A1A1A"/>
+                <w:sz w:val="19"/>
+                <w:szCs w:val="19"/>
+              </w:rPr>
+              <w:t xml:space="preserve">Code</w:t>
+            </w:r>
+          </w:p>
+        </w:tc>
+        <w:tc>
+          <w:tcPr>
+            <w:tcW w:type="dxa" w:w="1995"/>
+            <w:tcMar>
+              <w:top w:type="dxa" w:w="70"/>
+              <w:left w:type="dxa" w:w="110"/>
+              <w:bottom w:type="dxa" w:w="70"/>
+              <w:right w:type="dxa" w:w="110"/>
+            </w:tcMar>
+          </w:tcPr>
+          <w:p>
+            <w:pPr>
+              <w:spacing w:after="0" w:line="255"/>
+            </w:pPr>
+            <w:r>
+              <w:rPr>
+                <w:b w:val="false"/>
+                <w:bCs w:val="false"/>
+                <w:color w:val="1A1A1A"/>
+                <w:sz w:val="19"/>
+                <w:szCs w:val="19"/>
+              </w:rPr>
+              <w:t xml:space="preserve">Phụ lục A</w:t>
+            </w:r>
+          </w:p>
+        </w:tc>
+        <w:tc>
+          <w:tcPr>
+            <w:tcW w:type="dxa" w:w="3990"/>
+            <w:tcMar>
+              <w:top w:type="dxa" w:w="70"/>
+              <w:left w:type="dxa" w:w="110"/>
+              <w:bottom w:type="dxa" w:w="70"/>
+              <w:right w:type="dxa" w:w="110"/>
+            </w:tcMar>
+          </w:tcPr>
+          <w:p>
+            <w:pPr>
+              <w:spacing w:after="0" w:line="255"/>
+            </w:pPr>
+            <w:r>
+              <w:rPr>
+                <w:b w:val="false"/>
+                <w:bCs w:val="false"/>
+                <w:color w:val="1A1A1A"/>
+                <w:sz w:val="19"/>
+                <w:szCs w:val="19"/>
+              </w:rPr>
+              <w:t xml:space="preserve">Dòng nào làm việc đó</w:t>
+            </w:r>
+          </w:p>
+        </w:tc>
+        <w:tc>
+          <w:tcPr>
+            <w:tcW w:type="dxa" w:w="1841"/>
+            <w:tcMar>
+              <w:top w:type="dxa" w:w="70"/>
+              <w:left w:type="dxa" w:w="110"/>
+              <w:bottom w:type="dxa" w:w="70"/>
+              <w:right w:type="dxa" w:w="110"/>
+            </w:tcMar>
+          </w:tcPr>
+          <w:p>
+            <w:pPr>
+              <w:spacing w:after="0" w:line="255"/>
+            </w:pPr>
+            <w:r>
+              <w:rPr>
+                <w:b w:val="false"/>
+                <w:bCs w:val="false"/>
+                <w:color w:val="1A1A1A"/>
+                <w:sz w:val="19"/>
+                <w:szCs w:val="19"/>
+              </w:rPr>
+              <w:t xml:space="preserve">khi bắt đầu sửa code</w:t>
+            </w:r>
+          </w:p>
+        </w:tc>
+      </w:tr>
+      <w:tr>
+        <w:tc>
+          <w:tcPr>
+            <w:tcW w:type="dxa" w:w="1534"/>
+            <w:tcMar>
+              <w:top w:type="dxa" w:w="70"/>
+              <w:left w:type="dxa" w:w="110"/>
+              <w:bottom w:type="dxa" w:w="70"/>
+              <w:right w:type="dxa" w:w="110"/>
+            </w:tcMar>
+          </w:tcPr>
+          <w:p>
+            <w:pPr>
+              <w:spacing w:after="0" w:line="255"/>
+            </w:pPr>
+            <w:r>
+              <w:rPr>
+                <w:b w:val="false"/>
+                <w:bCs w:val="false"/>
+                <w:color w:val="1A1A1A"/>
+                <w:sz w:val="19"/>
+                <w:szCs w:val="19"/>
+              </w:rPr>
+              <w:t xml:space="preserve">Phương pháp</w:t>
+            </w:r>
+          </w:p>
+        </w:tc>
+        <w:tc>
+          <w:tcPr>
+            <w:tcW w:type="dxa" w:w="1995"/>
+            <w:tcMar>
+              <w:top w:type="dxa" w:w="70"/>
+              <w:left w:type="dxa" w:w="110"/>
+              <w:bottom w:type="dxa" w:w="70"/>
+              <w:right w:type="dxa" w:w="110"/>
+            </w:tcMar>
+          </w:tcPr>
+          <w:p>
+            <w:pPr>
+              <w:spacing w:after="0" w:line="255"/>
+            </w:pPr>
+            <w:r>
+              <w:rPr>
+                <w:b w:val="false"/>
+                <w:bCs w:val="false"/>
+                <w:color w:val="1A1A1A"/>
+                <w:sz w:val="19"/>
+                <w:szCs w:val="19"/>
+              </w:rPr>
+              <w:t xml:space="preserve">Chương 11, 12</w:t>
+            </w:r>
+          </w:p>
+        </w:tc>
+        <w:tc>
+          <w:tcPr>
+            <w:tcW w:type="dxa" w:w="3990"/>
+            <w:tcMar>
+              <w:top w:type="dxa" w:w="70"/>
+              <w:left w:type="dxa" w:w="110"/>
+              <w:bottom w:type="dxa" w:w="70"/>
+              <w:right w:type="dxa" w:w="110"/>
+            </w:tcMar>
+          </w:tcPr>
+          <w:p>
+            <w:pPr>
+              <w:spacing w:after="0" w:line="255"/>
+            </w:pPr>
+            <w:r>
+              <w:rPr>
+                <w:b w:val="false"/>
+                <w:bCs w:val="false"/>
+                <w:color w:val="1A1A1A"/>
+                <w:sz w:val="19"/>
+                <w:szCs w:val="19"/>
+              </w:rPr>
+              <w:t xml:space="preserve">Làm việc và gỡ lỗi thế nào</w:t>
+            </w:r>
+          </w:p>
+        </w:tc>
+        <w:tc>
+          <w:tcPr>
+            <w:tcW w:type="dxa" w:w="1841"/>
+            <w:tcMar>
+              <w:top w:type="dxa" w:w="70"/>
+              <w:left w:type="dxa" w:w="110"/>
+              <w:bottom w:type="dxa" w:w="70"/>
+              <w:right w:type="dxa" w:w="110"/>
+            </w:tcMar>
+          </w:tcPr>
+          <w:p>
+            <w:pPr>
+              <w:spacing w:after="0" w:line="255"/>
+            </w:pPr>
+            <w:r>
+              <w:rPr>
+                <w:b w:val="false"/>
+                <w:bCs w:val="false"/>
+                <w:color w:val="1A1A1A"/>
+                <w:sz w:val="19"/>
+                <w:szCs w:val="19"/>
+              </w:rPr>
+              <w:t xml:space="preserve">khi gặp lỗi đầu tiên</w:t>
+            </w:r>
+          </w:p>
+        </w:tc>
+      </w:tr>
+    </w:tbl>
+    <w:p>
+      <w:pPr>
+        <w:spacing w:after="110"/>
+      </w:pPr>
+    </w:p>
+    <w:p>
+      <w:pPr>
+        <w:pStyle w:val="Heading3"/>
+        <w:spacing w:after="100" w:before="220"/>
+      </w:pPr>
+      <w:r>
+        <w:t xml:space="preserve">Ngày thứ nhất: hiểu hệ thống, khoảng 2 tiếng</w:t>
+      </w:r>
+    </w:p>
+    <w:tbl>
+      <w:tblPr>
+        <w:tblW w:type="dxa" w:w="9360"/>
+        <w:tblBorders>
+          <w:top w:val="single" w:color="auto" w:sz="4"/>
+          <w:left w:val="single" w:color="auto" w:sz="4"/>
+          <w:bottom w:val="single" w:color="auto" w:sz="4"/>
+          <w:right w:val="single" w:color="auto" w:sz="4"/>
+          <w:insideH w:val="single" w:color="auto" w:sz="4"/>
+          <w:insideV w:val="single" w:color="auto" w:sz="4"/>
+        </w:tblBorders>
+      </w:tblPr>
+      <w:tblGrid>
+        <w:gridCol w:w="936"/>
+        <w:gridCol w:w="1560"/>
+        <w:gridCol w:w="6864"/>
+      </w:tblGrid>
+      <w:tr>
+        <w:trPr>
+          <w:tblHeader/>
+        </w:trPr>
+        <w:tc>
+          <w:tcPr>
+            <w:tcW w:type="dxa" w:w="936"/>
+            <w:shd w:fill="E4EDEC" w:val="clear"/>
+            <w:tcMar>
+              <w:top w:type="dxa" w:w="70"/>
+              <w:left w:type="dxa" w:w="110"/>
+              <w:bottom w:type="dxa" w:w="70"/>
+              <w:right w:type="dxa" w:w="110"/>
+            </w:tcMar>
+          </w:tcPr>
+          <w:p>
+            <w:pPr>
+              <w:spacing w:after="0" w:line="255"/>
+            </w:pPr>
+            <w:r>
+              <w:rPr>
+                <w:b/>
+                <w:bCs/>
+                <w:color w:val="1A1A1A"/>
+                <w:sz w:val="19"/>
+                <w:szCs w:val="19"/>
+              </w:rPr>
+              <w:t xml:space="preserve">Buổi</w:t>
+            </w:r>
+          </w:p>
+        </w:tc>
+        <w:tc>
+          <w:tcPr>
+            <w:tcW w:type="dxa" w:w="1560"/>
+            <w:shd w:fill="E4EDEC" w:val="clear"/>
+            <w:tcMar>
+              <w:top w:type="dxa" w:w="70"/>
+              <w:left w:type="dxa" w:w="110"/>
+              <w:bottom w:type="dxa" w:w="70"/>
+              <w:right w:type="dxa" w:w="110"/>
+            </w:tcMar>
+          </w:tcPr>
+          <w:p>
+            <w:pPr>
+              <w:spacing w:after="0" w:line="255"/>
+            </w:pPr>
+            <w:r>
+              <w:rPr>
+                <w:b/>
+                <w:bCs/>
+                <w:color w:val="1A1A1A"/>
+                <w:sz w:val="19"/>
+                <w:szCs w:val="19"/>
+              </w:rPr>
+              <w:t xml:space="preserve">Thời lượng</w:t>
+            </w:r>
+          </w:p>
+        </w:tc>
+        <w:tc>
+          <w:tcPr>
+            <w:tcW w:type="dxa" w:w="6864"/>
+            <w:shd w:fill="E4EDEC" w:val="clear"/>
+            <w:tcMar>
+              <w:top w:type="dxa" w:w="70"/>
+              <w:left w:type="dxa" w:w="110"/>
+              <w:bottom w:type="dxa" w:w="70"/>
+              <w:right w:type="dxa" w:w="110"/>
+            </w:tcMar>
+          </w:tcPr>
+          <w:p>
+            <w:pPr>
+              <w:spacing w:after="0" w:line="255"/>
+            </w:pPr>
+            <w:r>
+              <w:rPr>
+                <w:b/>
+                <w:bCs/>
+                <w:color w:val="1A1A1A"/>
+                <w:sz w:val="19"/>
+                <w:szCs w:val="19"/>
+              </w:rPr>
+              <w:t xml:space="preserve">Việc</w:t>
+            </w:r>
+          </w:p>
+        </w:tc>
+      </w:tr>
+      <w:tr>
+        <w:tc>
+          <w:tcPr>
+            <w:tcW w:type="dxa" w:w="936"/>
+            <w:tcMar>
+              <w:top w:type="dxa" w:w="70"/>
+              <w:left w:type="dxa" w:w="110"/>
+              <w:bottom w:type="dxa" w:w="70"/>
+              <w:right w:type="dxa" w:w="110"/>
+            </w:tcMar>
+          </w:tcPr>
+          <w:p>
+            <w:pPr>
+              <w:spacing w:after="0" w:line="255"/>
+            </w:pPr>
+            <w:r>
+              <w:rPr>
+                <w:rFonts w:ascii="Consolas" w:cs="Consolas" w:eastAsia="Consolas" w:hAnsi="Consolas"/>
+                <w:b w:val="false"/>
+                <w:bCs w:val="false"/>
+                <w:color w:val="1A1A1A"/>
+                <w:sz w:val="19"/>
+                <w:szCs w:val="19"/>
+              </w:rPr>
+              <w:t xml:space="preserve">1</w:t>
+            </w:r>
+          </w:p>
+        </w:tc>
+        <w:tc>
+          <w:tcPr>
+            <w:tcW w:type="dxa" w:w="1560"/>
+            <w:tcMar>
+              <w:top w:type="dxa" w:w="70"/>
+              <w:left w:type="dxa" w:w="110"/>
+              <w:bottom w:type="dxa" w:w="70"/>
+              <w:right w:type="dxa" w:w="110"/>
+            </w:tcMar>
+          </w:tcPr>
+          <w:p>
+            <w:pPr>
+              <w:spacing w:after="0" w:line="255"/>
+            </w:pPr>
+            <w:r>
+              <w:rPr>
+                <w:b w:val="false"/>
+                <w:bCs w:val="false"/>
+                <w:color w:val="1A1A1A"/>
+                <w:sz w:val="19"/>
+                <w:szCs w:val="19"/>
+              </w:rPr>
+              <w:t xml:space="preserve">60 phút</w:t>
+            </w:r>
+          </w:p>
+        </w:tc>
+        <w:tc>
+          <w:tcPr>
+            <w:tcW w:type="dxa" w:w="6864"/>
+            <w:tcMar>
+              <w:top w:type="dxa" w:w="70"/>
+              <w:left w:type="dxa" w:w="110"/>
+              <w:bottom w:type="dxa" w:w="70"/>
+              <w:right w:type="dxa" w:w="110"/>
+            </w:tcMar>
+          </w:tcPr>
+          <w:p>
+            <w:pPr>
+              <w:spacing w:after="0" w:line="255"/>
+            </w:pPr>
+            <w:r>
+              <w:rPr>
+                <w:b w:val="false"/>
+                <w:bCs w:val="false"/>
+                <w:color w:val="1A1A1A"/>
+                <w:sz w:val="19"/>
+                <w:szCs w:val="19"/>
+              </w:rPr>
+              <w:t xml:space="preserve">Đọc chương 1, 2, 3. Chương 3 có sơ đồ phân lớp, là bức tranh tổng thể</w:t>
+            </w:r>
+          </w:p>
+        </w:tc>
+      </w:tr>
+      <w:tr>
+        <w:tc>
+          <w:tcPr>
+            <w:tcW w:type="dxa" w:w="936"/>
+            <w:tcMar>
+              <w:top w:type="dxa" w:w="70"/>
+              <w:left w:type="dxa" w:w="110"/>
+              <w:bottom w:type="dxa" w:w="70"/>
+              <w:right w:type="dxa" w:w="110"/>
+            </w:tcMar>
+          </w:tcPr>
+          <w:p>
+            <w:pPr>
+              <w:spacing w:after="0" w:line="255"/>
+            </w:pPr>
+            <w:r>
+              <w:rPr>
+                <w:rFonts w:ascii="Consolas" w:cs="Consolas" w:eastAsia="Consolas" w:hAnsi="Consolas"/>
+                <w:b w:val="false"/>
+                <w:bCs w:val="false"/>
+                <w:color w:val="1A1A1A"/>
+                <w:sz w:val="19"/>
+                <w:szCs w:val="19"/>
+              </w:rPr>
+              <w:t xml:space="preserve">2</w:t>
+            </w:r>
+          </w:p>
+        </w:tc>
+        <w:tc>
+          <w:tcPr>
+            <w:tcW w:type="dxa" w:w="1560"/>
+            <w:tcMar>
+              <w:top w:type="dxa" w:w="70"/>
+              <w:left w:type="dxa" w:w="110"/>
+              <w:bottom w:type="dxa" w:w="70"/>
+              <w:right w:type="dxa" w:w="110"/>
+            </w:tcMar>
+          </w:tcPr>
+          <w:p>
+            <w:pPr>
+              <w:spacing w:after="0" w:line="255"/>
+            </w:pPr>
+            <w:r>
+              <w:rPr>
+                <w:b w:val="false"/>
+                <w:bCs w:val="false"/>
+                <w:color w:val="1A1A1A"/>
+                <w:sz w:val="19"/>
+                <w:szCs w:val="19"/>
+              </w:rPr>
+              <w:t xml:space="preserve">40 phút</w:t>
+            </w:r>
+          </w:p>
+        </w:tc>
+        <w:tc>
+          <w:tcPr>
+            <w:tcW w:type="dxa" w:w="6864"/>
+            <w:tcMar>
+              <w:top w:type="dxa" w:w="70"/>
+              <w:left w:type="dxa" w:w="110"/>
+              <w:bottom w:type="dxa" w:w="70"/>
+              <w:right w:type="dxa" w:w="110"/>
+            </w:tcMar>
+          </w:tcPr>
+          <w:p>
+            <w:pPr>
+              <w:spacing w:after="0" w:line="255"/>
+            </w:pPr>
+            <w:r>
+              <w:rPr>
+                <w:b w:val="false"/>
+                <w:bCs w:val="false"/>
+                <w:color w:val="1A1A1A"/>
+                <w:sz w:val="19"/>
+                <w:szCs w:val="19"/>
+              </w:rPr>
+              <w:t xml:space="preserve">Làm bài tập lần theo một dòng lệnh, bảng ngay bên dưới</w:t>
+            </w:r>
+          </w:p>
+        </w:tc>
+      </w:tr>
+      <w:tr>
+        <w:tc>
+          <w:tcPr>
+            <w:tcW w:type="dxa" w:w="936"/>
+            <w:tcMar>
+              <w:top w:type="dxa" w:w="70"/>
+              <w:left w:type="dxa" w:w="110"/>
+              <w:bottom w:type="dxa" w:w="70"/>
+              <w:right w:type="dxa" w:w="110"/>
+            </w:tcMar>
+          </w:tcPr>
+          <w:p>
+            <w:pPr>
+              <w:spacing w:after="0" w:line="255"/>
+            </w:pPr>
+            <w:r>
+              <w:rPr>
+                <w:rFonts w:ascii="Consolas" w:cs="Consolas" w:eastAsia="Consolas" w:hAnsi="Consolas"/>
+                <w:b w:val="false"/>
+                <w:bCs w:val="false"/>
+                <w:color w:val="1A1A1A"/>
+                <w:sz w:val="19"/>
+                <w:szCs w:val="19"/>
+              </w:rPr>
+              <w:t xml:space="preserve">3</w:t>
+            </w:r>
+          </w:p>
+        </w:tc>
+        <w:tc>
+          <w:tcPr>
+            <w:tcW w:type="dxa" w:w="1560"/>
+            <w:tcMar>
+              <w:top w:type="dxa" w:w="70"/>
+              <w:left w:type="dxa" w:w="110"/>
+              <w:bottom w:type="dxa" w:w="70"/>
+              <w:right w:type="dxa" w:w="110"/>
+            </w:tcMar>
+          </w:tcPr>
+          <w:p>
+            <w:pPr>
+              <w:spacing w:after="0" w:line="255"/>
+            </w:pPr>
+            <w:r>
+              <w:rPr>
+                <w:b w:val="false"/>
+                <w:bCs w:val="false"/>
+                <w:color w:val="1A1A1A"/>
+                <w:sz w:val="19"/>
+                <w:szCs w:val="19"/>
+              </w:rPr>
+              <w:t xml:space="preserve">20 phút</w:t>
+            </w:r>
+          </w:p>
+        </w:tc>
+        <w:tc>
+          <w:tcPr>
+            <w:tcW w:type="dxa" w:w="6864"/>
+            <w:tcMar>
+              <w:top w:type="dxa" w:w="70"/>
+              <w:left w:type="dxa" w:w="110"/>
+              <w:bottom w:type="dxa" w:w="70"/>
+              <w:right w:type="dxa" w:w="110"/>
+            </w:tcMar>
+          </w:tcPr>
+          <w:p>
+            <w:pPr>
+              <w:spacing w:after="0" w:line="255"/>
+            </w:pPr>
+            <w:r>
+              <w:rPr>
+                <w:b w:val="false"/>
+                <w:bCs w:val="false"/>
+                <w:color w:val="1A1A1A"/>
+                <w:sz w:val="19"/>
+                <w:szCs w:val="19"/>
+              </w:rPr>
+              <w:t xml:space="preserve">Vẽ lại sơ đồ phân lớp từ trí nhớ, chỉ ra ranh giới đổi đơn vị nằm ở đâu và vì sao ở đó</w:t>
+            </w:r>
+          </w:p>
+        </w:tc>
+      </w:tr>
+    </w:tbl>
+    <w:p>
+      <w:pPr>
+        <w:spacing w:after="110"/>
+      </w:pPr>
+    </w:p>
+    <w:p>
+      <w:pPr>
+        <w:pStyle w:val="Heading3"/>
+        <w:spacing w:after="100" w:before="220"/>
+      </w:pPr>
+      <w:r>
+        <w:t xml:space="preserve">Bài tập buổi 2: lần theo một dòng lệnh</w:t>
+      </w:r>
+    </w:p>
+    <w:p>
+      <w:pPr>
+        <w:spacing w:after="130" w:line="310"/>
+        <w:jc w:val="both"/>
+      </w:pPr>
+      <w:r>
+        <w:rPr>
+          <w:color w:val="1A1A1A"/>
+        </w:rPr>
+        <w:t xml:space="preserve">Lấy đúng một dòng G-code và tự điền bảng dưới, </w:t>
+      </w:r>
+      <w:r>
+        <w:rPr>
+          <w:b/>
+          <w:bCs/>
+          <w:color w:val="1A1A1A"/>
+        </w:rPr>
+        <w:t xml:space="preserve">không nhìn tài liệu</w:t>
+      </w:r>
+      <w:r>
+        <w:rPr>
+          <w:color w:val="1A1A1A"/>
+        </w:rPr>
+        <w:t xml:space="preserve">. Điền được hết nghĩa là đã hiểu hệ thống.</w:t>
+      </w:r>
+    </w:p>
+    <w:p>
+      <w:pPr>
+        <w:shd w:fill="F2F4F2" w:val="clear"/>
+        <w:spacing w:after="150" w:before="110" w:line="240"/>
+        <w:ind w:left="200" w:right="200"/>
+      </w:pPr>
+      <w:r>
+        <w:rPr>
+          <w:rFonts w:ascii="Consolas" w:cs="Consolas" w:eastAsia="Consolas" w:hAnsi="Consolas"/>
+          <w:color w:val="173A3D"/>
+          <w:sz w:val="17"/>
+          <w:szCs w:val="17"/>
+        </w:rPr>
+        <w:t xml:space="preserve">G1 X10 Y10 F3000</w:t>
+      </w:r>
+    </w:p>
+    <w:tbl>
+      <w:tblPr>
+        <w:tblW w:type="dxa" w:w="9360"/>
+        <w:tblBorders>
+          <w:top w:val="single" w:color="auto" w:sz="4"/>
+          <w:left w:val="single" w:color="auto" w:sz="4"/>
+          <w:bottom w:val="single" w:color="auto" w:sz="4"/>
+          <w:right w:val="single" w:color="auto" w:sz="4"/>
+          <w:insideH w:val="single" w:color="auto" w:sz="4"/>
+          <w:insideV w:val="single" w:color="auto" w:sz="4"/>
+        </w:tblBorders>
+      </w:tblPr>
+      <w:tblGrid>
+        <w:gridCol w:w="2184"/>
+        <w:gridCol w:w="2652"/>
+        <w:gridCol w:w="2652"/>
+        <w:gridCol w:w="1872"/>
+      </w:tblGrid>
+      <w:tr>
+        <w:trPr>
+          <w:tblHeader/>
+        </w:trPr>
+        <w:tc>
+          <w:tcPr>
+            <w:tcW w:type="dxa" w:w="2184"/>
+            <w:shd w:fill="E4EDEC" w:val="clear"/>
+            <w:tcMar>
+              <w:top w:type="dxa" w:w="70"/>
+              <w:left w:type="dxa" w:w="110"/>
+              <w:bottom w:type="dxa" w:w="70"/>
+              <w:right w:type="dxa" w:w="110"/>
+            </w:tcMar>
+          </w:tcPr>
+          <w:p>
+            <w:pPr>
+              <w:spacing w:after="0" w:line="255"/>
+            </w:pPr>
+            <w:r>
+              <w:rPr>
+                <w:b/>
+                <w:bCs/>
+                <w:color w:val="1A1A1A"/>
+                <w:sz w:val="19"/>
+                <w:szCs w:val="19"/>
+              </w:rPr>
+              <w:t xml:space="preserve">Khâu</w:t>
+            </w:r>
+          </w:p>
+        </w:tc>
+        <w:tc>
+          <w:tcPr>
+            <w:tcW w:type="dxa" w:w="2652"/>
+            <w:shd w:fill="E4EDEC" w:val="clear"/>
+            <w:tcMar>
+              <w:top w:type="dxa" w:w="70"/>
+              <w:left w:type="dxa" w:w="110"/>
+              <w:bottom w:type="dxa" w:w="70"/>
+              <w:right w:type="dxa" w:w="110"/>
+            </w:tcMar>
+          </w:tcPr>
+          <w:p>
+            <w:pPr>
+              <w:spacing w:after="0" w:line="255"/>
+            </w:pPr>
+            <w:r>
+              <w:rPr>
+                <w:b/>
+                <w:bCs/>
+                <w:color w:val="1A1A1A"/>
+                <w:sz w:val="19"/>
+                <w:szCs w:val="19"/>
+              </w:rPr>
+              <w:t xml:space="preserve">Nhận vào cái gì</w:t>
+            </w:r>
+          </w:p>
+        </w:tc>
+        <w:tc>
+          <w:tcPr>
+            <w:tcW w:type="dxa" w:w="2652"/>
+            <w:shd w:fill="E4EDEC" w:val="clear"/>
+            <w:tcMar>
+              <w:top w:type="dxa" w:w="70"/>
+              <w:left w:type="dxa" w:w="110"/>
+              <w:bottom w:type="dxa" w:w="70"/>
+              <w:right w:type="dxa" w:w="110"/>
+            </w:tcMar>
+          </w:tcPr>
+          <w:p>
+            <w:pPr>
+              <w:spacing w:after="0" w:line="255"/>
+            </w:pPr>
+            <w:r>
+              <w:rPr>
+                <w:b/>
+                <w:bCs/>
+                <w:color w:val="1A1A1A"/>
+                <w:sz w:val="19"/>
+                <w:szCs w:val="19"/>
+              </w:rPr>
+              <w:t xml:space="preserve">Biến thành cái gì</w:t>
+            </w:r>
+          </w:p>
+        </w:tc>
+        <w:tc>
+          <w:tcPr>
+            <w:tcW w:type="dxa" w:w="1872"/>
+            <w:shd w:fill="E4EDEC" w:val="clear"/>
+            <w:tcMar>
+              <w:top w:type="dxa" w:w="70"/>
+              <w:left w:type="dxa" w:w="110"/>
+              <w:bottom w:type="dxa" w:w="70"/>
+              <w:right w:type="dxa" w:w="110"/>
+            </w:tcMar>
+          </w:tcPr>
+          <w:p>
+            <w:pPr>
+              <w:spacing w:after="0" w:line="255"/>
+            </w:pPr>
+            <w:r>
+              <w:rPr>
+                <w:b/>
+                <w:bCs/>
+                <w:color w:val="1A1A1A"/>
+                <w:sz w:val="19"/>
+                <w:szCs w:val="19"/>
+              </w:rPr>
+              <w:t xml:space="preserve">Đơn vị làm việc</w:t>
+            </w:r>
+          </w:p>
+        </w:tc>
+      </w:tr>
+      <w:tr>
+        <w:tc>
+          <w:tcPr>
+            <w:tcW w:type="dxa" w:w="2184"/>
+            <w:tcMar>
+              <w:top w:type="dxa" w:w="70"/>
+              <w:left w:type="dxa" w:w="110"/>
+              <w:bottom w:type="dxa" w:w="70"/>
+              <w:right w:type="dxa" w:w="110"/>
+            </w:tcMar>
+          </w:tcPr>
+          <w:p>
+            <w:pPr>
+              <w:spacing w:after="0" w:line="255"/>
+            </w:pPr>
+            <w:r>
+              <w:rPr>
+                <w:b w:val="false"/>
+                <w:bCs w:val="false"/>
+                <w:color w:val="1A1A1A"/>
+                <w:sz w:val="19"/>
+                <w:szCs w:val="19"/>
+              </w:rPr>
+              <w:t xml:space="preserve">gcode.c</w:t>
+            </w:r>
+          </w:p>
+        </w:tc>
+        <w:tc>
+          <w:tcPr>
+            <w:tcW w:type="dxa" w:w="2652"/>
+            <w:tcMar>
+              <w:top w:type="dxa" w:w="70"/>
+              <w:left w:type="dxa" w:w="110"/>
+              <w:bottom w:type="dxa" w:w="70"/>
+              <w:right w:type="dxa" w:w="110"/>
+            </w:tcMar>
+          </w:tcPr>
+          <w:p>
+            <w:pPr>
+              <w:spacing w:after="0" w:line="255"/>
+            </w:pPr>
+            <w:r>
+              <w:rPr>
+                <w:b w:val="false"/>
+                <w:bCs w:val="false"/>
+                <w:color w:val="1A1A1A"/>
+                <w:sz w:val="19"/>
+                <w:szCs w:val="19"/>
+              </w:rPr>
+              <w:t xml:space="preserve"/>
+            </w:r>
+          </w:p>
+        </w:tc>
+        <w:tc>
+          <w:tcPr>
+            <w:tcW w:type="dxa" w:w="2652"/>
+            <w:tcMar>
+              <w:top w:type="dxa" w:w="70"/>
+              <w:left w:type="dxa" w:w="110"/>
+              <w:bottom w:type="dxa" w:w="70"/>
+              <w:right w:type="dxa" w:w="110"/>
+            </w:tcMar>
+          </w:tcPr>
+          <w:p>
+            <w:pPr>
+              <w:spacing w:after="0" w:line="255"/>
+            </w:pPr>
+            <w:r>
+              <w:rPr>
+                <w:b w:val="false"/>
+                <w:bCs w:val="false"/>
+                <w:color w:val="1A1A1A"/>
+                <w:sz w:val="19"/>
+                <w:szCs w:val="19"/>
+              </w:rPr>
+              <w:t xml:space="preserve"/>
+            </w:r>
+          </w:p>
+        </w:tc>
+        <w:tc>
+          <w:tcPr>
+            <w:tcW w:type="dxa" w:w="1872"/>
+            <w:tcMar>
+              <w:top w:type="dxa" w:w="70"/>
+              <w:left w:type="dxa" w:w="110"/>
+              <w:bottom w:type="dxa" w:w="70"/>
+              <w:right w:type="dxa" w:w="110"/>
+            </w:tcMar>
+          </w:tcPr>
+          <w:p>
+            <w:pPr>
+              <w:spacing w:after="0" w:line="255"/>
+            </w:pPr>
+            <w:r>
+              <w:rPr>
+                <w:b w:val="false"/>
+                <w:bCs w:val="false"/>
+                <w:color w:val="1A1A1A"/>
+                <w:sz w:val="19"/>
+                <w:szCs w:val="19"/>
+              </w:rPr>
+              <w:t xml:space="preserve"/>
+            </w:r>
+          </w:p>
+        </w:tc>
+      </w:tr>
+      <w:tr>
+        <w:tc>
+          <w:tcPr>
+            <w:tcW w:type="dxa" w:w="2184"/>
+            <w:tcMar>
+              <w:top w:type="dxa" w:w="70"/>
+              <w:left w:type="dxa" w:w="110"/>
+              <w:bottom w:type="dxa" w:w="70"/>
+              <w:right w:type="dxa" w:w="110"/>
+            </w:tcMar>
+          </w:tcPr>
+          <w:p>
+            <w:pPr>
+              <w:spacing w:after="0" w:line="255"/>
+            </w:pPr>
+            <w:r>
+              <w:rPr>
+                <w:b w:val="false"/>
+                <w:bCs w:val="false"/>
+                <w:color w:val="1A1A1A"/>
+                <w:sz w:val="19"/>
+                <w:szCs w:val="19"/>
+              </w:rPr>
+              <w:t xml:space="preserve">motion_control.c</w:t>
+            </w:r>
+          </w:p>
+        </w:tc>
+        <w:tc>
+          <w:tcPr>
+            <w:tcW w:type="dxa" w:w="2652"/>
+            <w:tcMar>
+              <w:top w:type="dxa" w:w="70"/>
+              <w:left w:type="dxa" w:w="110"/>
+              <w:bottom w:type="dxa" w:w="70"/>
+              <w:right w:type="dxa" w:w="110"/>
+            </w:tcMar>
+          </w:tcPr>
+          <w:p>
+            <w:pPr>
+              <w:spacing w:after="0" w:line="255"/>
+            </w:pPr>
+            <w:r>
+              <w:rPr>
+                <w:b w:val="false"/>
+                <w:bCs w:val="false"/>
+                <w:color w:val="1A1A1A"/>
+                <w:sz w:val="19"/>
+                <w:szCs w:val="19"/>
+              </w:rPr>
+              <w:t xml:space="preserve"/>
+            </w:r>
+          </w:p>
+        </w:tc>
+        <w:tc>
+          <w:tcPr>
+            <w:tcW w:type="dxa" w:w="2652"/>
+            <w:tcMar>
+              <w:top w:type="dxa" w:w="70"/>
+              <w:left w:type="dxa" w:w="110"/>
+              <w:bottom w:type="dxa" w:w="70"/>
+              <w:right w:type="dxa" w:w="110"/>
+            </w:tcMar>
+          </w:tcPr>
+          <w:p>
+            <w:pPr>
+              <w:spacing w:after="0" w:line="255"/>
+            </w:pPr>
+            <w:r>
+              <w:rPr>
+                <w:b w:val="false"/>
+                <w:bCs w:val="false"/>
+                <w:color w:val="1A1A1A"/>
+                <w:sz w:val="19"/>
+                <w:szCs w:val="19"/>
+              </w:rPr>
+              <w:t xml:space="preserve"/>
+            </w:r>
+          </w:p>
+        </w:tc>
+        <w:tc>
+          <w:tcPr>
+            <w:tcW w:type="dxa" w:w="1872"/>
+            <w:tcMar>
+              <w:top w:type="dxa" w:w="70"/>
+              <w:left w:type="dxa" w:w="110"/>
+              <w:bottom w:type="dxa" w:w="70"/>
+              <w:right w:type="dxa" w:w="110"/>
+            </w:tcMar>
+          </w:tcPr>
+          <w:p>
+            <w:pPr>
+              <w:spacing w:after="0" w:line="255"/>
+            </w:pPr>
+            <w:r>
+              <w:rPr>
+                <w:b w:val="false"/>
+                <w:bCs w:val="false"/>
+                <w:color w:val="1A1A1A"/>
+                <w:sz w:val="19"/>
+                <w:szCs w:val="19"/>
+              </w:rPr>
+              <w:t xml:space="preserve"/>
+            </w:r>
+          </w:p>
+        </w:tc>
+      </w:tr>
+      <w:tr>
+        <w:tc>
+          <w:tcPr>
+            <w:tcW w:type="dxa" w:w="2184"/>
+            <w:tcMar>
+              <w:top w:type="dxa" w:w="70"/>
+              <w:left w:type="dxa" w:w="110"/>
+              <w:bottom w:type="dxa" w:w="70"/>
+              <w:right w:type="dxa" w:w="110"/>
+            </w:tcMar>
+          </w:tcPr>
+          <w:p>
+            <w:pPr>
+              <w:spacing w:after="0" w:line="255"/>
+            </w:pPr>
+            <w:r>
+              <w:rPr>
+                <w:b w:val="false"/>
+                <w:bCs w:val="false"/>
+                <w:color w:val="1A1A1A"/>
+                <w:sz w:val="19"/>
+                <w:szCs w:val="19"/>
+              </w:rPr>
+              <w:t xml:space="preserve">planner</w:t>
+            </w:r>
+          </w:p>
+        </w:tc>
+        <w:tc>
+          <w:tcPr>
+            <w:tcW w:type="dxa" w:w="2652"/>
+            <w:tcMar>
+              <w:top w:type="dxa" w:w="70"/>
+              <w:left w:type="dxa" w:w="110"/>
+              <w:bottom w:type="dxa" w:w="70"/>
+              <w:right w:type="dxa" w:w="110"/>
+            </w:tcMar>
+          </w:tcPr>
+          <w:p>
+            <w:pPr>
+              <w:spacing w:after="0" w:line="255"/>
+            </w:pPr>
+            <w:r>
+              <w:rPr>
+                <w:b w:val="false"/>
+                <w:bCs w:val="false"/>
+                <w:color w:val="1A1A1A"/>
+                <w:sz w:val="19"/>
+                <w:szCs w:val="19"/>
+              </w:rPr>
+              <w:t xml:space="preserve"/>
+            </w:r>
+          </w:p>
+        </w:tc>
+        <w:tc>
+          <w:tcPr>
+            <w:tcW w:type="dxa" w:w="2652"/>
+            <w:tcMar>
+              <w:top w:type="dxa" w:w="70"/>
+              <w:left w:type="dxa" w:w="110"/>
+              <w:bottom w:type="dxa" w:w="70"/>
+              <w:right w:type="dxa" w:w="110"/>
+            </w:tcMar>
+          </w:tcPr>
+          <w:p>
+            <w:pPr>
+              <w:spacing w:after="0" w:line="255"/>
+            </w:pPr>
+            <w:r>
+              <w:rPr>
+                <w:b w:val="false"/>
+                <w:bCs w:val="false"/>
+                <w:color w:val="1A1A1A"/>
+                <w:sz w:val="19"/>
+                <w:szCs w:val="19"/>
+              </w:rPr>
+              <w:t xml:space="preserve"/>
+            </w:r>
+          </w:p>
+        </w:tc>
+        <w:tc>
+          <w:tcPr>
+            <w:tcW w:type="dxa" w:w="1872"/>
+            <w:tcMar>
+              <w:top w:type="dxa" w:w="70"/>
+              <w:left w:type="dxa" w:w="110"/>
+              <w:bottom w:type="dxa" w:w="70"/>
+              <w:right w:type="dxa" w:w="110"/>
+            </w:tcMar>
+          </w:tcPr>
+          <w:p>
+            <w:pPr>
+              <w:spacing w:after="0" w:line="255"/>
+            </w:pPr>
+            <w:r>
+              <w:rPr>
+                <w:b w:val="false"/>
+                <w:bCs w:val="false"/>
+                <w:color w:val="1A1A1A"/>
+                <w:sz w:val="19"/>
+                <w:szCs w:val="19"/>
+              </w:rPr>
+              <w:t xml:space="preserve"/>
+            </w:r>
+          </w:p>
+        </w:tc>
+      </w:tr>
+      <w:tr>
+        <w:tc>
+          <w:tcPr>
+            <w:tcW w:type="dxa" w:w="2184"/>
+            <w:tcMar>
+              <w:top w:type="dxa" w:w="70"/>
+              <w:left w:type="dxa" w:w="110"/>
+              <w:bottom w:type="dxa" w:w="70"/>
+              <w:right w:type="dxa" w:w="110"/>
+            </w:tcMar>
+          </w:tcPr>
+          <w:p>
+            <w:pPr>
+              <w:spacing w:after="0" w:line="255"/>
+            </w:pPr>
+            <w:r>
+              <w:rPr>
+                <w:b w:val="false"/>
+                <w:bCs w:val="false"/>
+                <w:color w:val="1A1A1A"/>
+                <w:sz w:val="19"/>
+                <w:szCs w:val="19"/>
+              </w:rPr>
+              <w:t xml:space="preserve">ISR</w:t>
+            </w:r>
+          </w:p>
+        </w:tc>
+        <w:tc>
+          <w:tcPr>
+            <w:tcW w:type="dxa" w:w="2652"/>
+            <w:tcMar>
+              <w:top w:type="dxa" w:w="70"/>
+              <w:left w:type="dxa" w:w="110"/>
+              <w:bottom w:type="dxa" w:w="70"/>
+              <w:right w:type="dxa" w:w="110"/>
+            </w:tcMar>
+          </w:tcPr>
+          <w:p>
+            <w:pPr>
+              <w:spacing w:after="0" w:line="255"/>
+            </w:pPr>
+            <w:r>
+              <w:rPr>
+                <w:b w:val="false"/>
+                <w:bCs w:val="false"/>
+                <w:color w:val="1A1A1A"/>
+                <w:sz w:val="19"/>
+                <w:szCs w:val="19"/>
+              </w:rPr>
+              <w:t xml:space="preserve"/>
+            </w:r>
+          </w:p>
+        </w:tc>
+        <w:tc>
+          <w:tcPr>
+            <w:tcW w:type="dxa" w:w="2652"/>
+            <w:tcMar>
+              <w:top w:type="dxa" w:w="70"/>
+              <w:left w:type="dxa" w:w="110"/>
+              <w:bottom w:type="dxa" w:w="70"/>
+              <w:right w:type="dxa" w:w="110"/>
+            </w:tcMar>
+          </w:tcPr>
+          <w:p>
+            <w:pPr>
+              <w:spacing w:after="0" w:line="255"/>
+            </w:pPr>
+            <w:r>
+              <w:rPr>
+                <w:b w:val="false"/>
+                <w:bCs w:val="false"/>
+                <w:color w:val="1A1A1A"/>
+                <w:sz w:val="19"/>
+                <w:szCs w:val="19"/>
+              </w:rPr>
+              <w:t xml:space="preserve"/>
+            </w:r>
+          </w:p>
+        </w:tc>
+        <w:tc>
+          <w:tcPr>
+            <w:tcW w:type="dxa" w:w="1872"/>
+            <w:tcMar>
+              <w:top w:type="dxa" w:w="70"/>
+              <w:left w:type="dxa" w:w="110"/>
+              <w:bottom w:type="dxa" w:w="70"/>
+              <w:right w:type="dxa" w:w="110"/>
+            </w:tcMar>
+          </w:tcPr>
+          <w:p>
+            <w:pPr>
+              <w:spacing w:after="0" w:line="255"/>
+            </w:pPr>
+            <w:r>
+              <w:rPr>
+                <w:b w:val="false"/>
+                <w:bCs w:val="false"/>
+                <w:color w:val="1A1A1A"/>
+                <w:sz w:val="19"/>
+                <w:szCs w:val="19"/>
+              </w:rPr>
+              <w:t xml:space="preserve"/>
+            </w:r>
+          </w:p>
+        </w:tc>
+      </w:tr>
+      <w:tr>
+        <w:tc>
+          <w:tcPr>
+            <w:tcW w:type="dxa" w:w="2184"/>
+            <w:tcMar>
+              <w:top w:type="dxa" w:w="70"/>
+              <w:left w:type="dxa" w:w="110"/>
+              <w:bottom w:type="dxa" w:w="70"/>
+              <w:right w:type="dxa" w:w="110"/>
+            </w:tcMar>
+          </w:tcPr>
+          <w:p>
+            <w:pPr>
+              <w:spacing w:after="0" w:line="255"/>
+            </w:pPr>
+            <w:r>
+              <w:rPr>
+                <w:b w:val="false"/>
+                <w:bCs w:val="false"/>
+                <w:color w:val="1A1A1A"/>
+                <w:sz w:val="19"/>
+                <w:szCs w:val="19"/>
+              </w:rPr>
+              <w:t xml:space="preserve">driver TMC2209</w:t>
+            </w:r>
+          </w:p>
+        </w:tc>
+        <w:tc>
+          <w:tcPr>
+            <w:tcW w:type="dxa" w:w="2652"/>
+            <w:tcMar>
+              <w:top w:type="dxa" w:w="70"/>
+              <w:left w:type="dxa" w:w="110"/>
+              <w:bottom w:type="dxa" w:w="70"/>
+              <w:right w:type="dxa" w:w="110"/>
+            </w:tcMar>
+          </w:tcPr>
+          <w:p>
+            <w:pPr>
+              <w:spacing w:after="0" w:line="255"/>
+            </w:pPr>
+            <w:r>
+              <w:rPr>
+                <w:b w:val="false"/>
+                <w:bCs w:val="false"/>
+                <w:color w:val="1A1A1A"/>
+                <w:sz w:val="19"/>
+                <w:szCs w:val="19"/>
+              </w:rPr>
+              <w:t xml:space="preserve"/>
+            </w:r>
+          </w:p>
+        </w:tc>
+        <w:tc>
+          <w:tcPr>
+            <w:tcW w:type="dxa" w:w="2652"/>
+            <w:tcMar>
+              <w:top w:type="dxa" w:w="70"/>
+              <w:left w:type="dxa" w:w="110"/>
+              <w:bottom w:type="dxa" w:w="70"/>
+              <w:right w:type="dxa" w:w="110"/>
+            </w:tcMar>
+          </w:tcPr>
+          <w:p>
+            <w:pPr>
+              <w:spacing w:after="0" w:line="255"/>
+            </w:pPr>
+            <w:r>
+              <w:rPr>
+                <w:b w:val="false"/>
+                <w:bCs w:val="false"/>
+                <w:color w:val="1A1A1A"/>
+                <w:sz w:val="19"/>
+                <w:szCs w:val="19"/>
+              </w:rPr>
+              <w:t xml:space="preserve">xung điện cho hai cuộn dây</w:t>
+            </w:r>
+          </w:p>
+        </w:tc>
+        <w:tc>
+          <w:tcPr>
+            <w:tcW w:type="dxa" w:w="1872"/>
+            <w:tcMar>
+              <w:top w:type="dxa" w:w="70"/>
+              <w:left w:type="dxa" w:w="110"/>
+              <w:bottom w:type="dxa" w:w="70"/>
+              <w:right w:type="dxa" w:w="110"/>
+            </w:tcMar>
+          </w:tcPr>
+          <w:p>
+            <w:pPr>
+              <w:spacing w:after="0" w:line="255"/>
+            </w:pPr>
+            <w:r>
+              <w:rPr>
+                <w:b w:val="false"/>
+                <w:bCs w:val="false"/>
+                <w:color w:val="1A1A1A"/>
+                <w:sz w:val="19"/>
+                <w:szCs w:val="19"/>
+              </w:rPr>
+              <w:t xml:space="preserve">ampe</w:t>
+            </w:r>
+          </w:p>
+        </w:tc>
+      </w:tr>
+    </w:tbl>
+    <w:p>
+      <w:pPr>
+        <w:spacing w:after="110"/>
+      </w:pPr>
+    </w:p>
+    <w:p>
+      <w:pPr>
+        <w:pStyle w:val="Heading3"/>
+        <w:spacing w:after="100" w:before="220"/>
+      </w:pPr>
+      <w:r>
+        <w:t xml:space="preserve">Ngày thứ hai: hiểu từng khâu, khoảng 2 tiếng</w:t>
+      </w:r>
+    </w:p>
+    <w:tbl>
+      <w:tblPr>
+        <w:tblW w:type="dxa" w:w="9360"/>
+        <w:tblBorders>
+          <w:top w:val="single" w:color="auto" w:sz="4"/>
+          <w:left w:val="single" w:color="auto" w:sz="4"/>
+          <w:bottom w:val="single" w:color="auto" w:sz="4"/>
+          <w:right w:val="single" w:color="auto" w:sz="4"/>
+          <w:insideH w:val="single" w:color="auto" w:sz="4"/>
+          <w:insideV w:val="single" w:color="auto" w:sz="4"/>
+        </w:tblBorders>
+      </w:tblPr>
+      <w:tblGrid>
+        <w:gridCol w:w="936"/>
+        <w:gridCol w:w="1560"/>
+        <w:gridCol w:w="6864"/>
+      </w:tblGrid>
+      <w:tr>
+        <w:trPr>
+          <w:tblHeader/>
+        </w:trPr>
+        <w:tc>
+          <w:tcPr>
+            <w:tcW w:type="dxa" w:w="936"/>
+            <w:shd w:fill="E4EDEC" w:val="clear"/>
+            <w:tcMar>
+              <w:top w:type="dxa" w:w="70"/>
+              <w:left w:type="dxa" w:w="110"/>
+              <w:bottom w:type="dxa" w:w="70"/>
+              <w:right w:type="dxa" w:w="110"/>
+            </w:tcMar>
+          </w:tcPr>
+          <w:p>
+            <w:pPr>
+              <w:spacing w:after="0" w:line="255"/>
+            </w:pPr>
+            <w:r>
+              <w:rPr>
+                <w:b/>
+                <w:bCs/>
+                <w:color w:val="1A1A1A"/>
+                <w:sz w:val="19"/>
+                <w:szCs w:val="19"/>
+              </w:rPr>
+              <w:t xml:space="preserve">Buổi</w:t>
+            </w:r>
+          </w:p>
+        </w:tc>
+        <w:tc>
+          <w:tcPr>
+            <w:tcW w:type="dxa" w:w="1560"/>
+            <w:shd w:fill="E4EDEC" w:val="clear"/>
+            <w:tcMar>
+              <w:top w:type="dxa" w:w="70"/>
+              <w:left w:type="dxa" w:w="110"/>
+              <w:bottom w:type="dxa" w:w="70"/>
+              <w:right w:type="dxa" w:w="110"/>
+            </w:tcMar>
+          </w:tcPr>
+          <w:p>
+            <w:pPr>
+              <w:spacing w:after="0" w:line="255"/>
+            </w:pPr>
+            <w:r>
+              <w:rPr>
+                <w:b/>
+                <w:bCs/>
+                <w:color w:val="1A1A1A"/>
+                <w:sz w:val="19"/>
+                <w:szCs w:val="19"/>
+              </w:rPr>
+              <w:t xml:space="preserve">Thời lượng</w:t>
+            </w:r>
+          </w:p>
+        </w:tc>
+        <w:tc>
+          <w:tcPr>
+            <w:tcW w:type="dxa" w:w="6864"/>
+            <w:shd w:fill="E4EDEC" w:val="clear"/>
+            <w:tcMar>
+              <w:top w:type="dxa" w:w="70"/>
+              <w:left w:type="dxa" w:w="110"/>
+              <w:bottom w:type="dxa" w:w="70"/>
+              <w:right w:type="dxa" w:w="110"/>
+            </w:tcMar>
+          </w:tcPr>
+          <w:p>
+            <w:pPr>
+              <w:spacing w:after="0" w:line="255"/>
+            </w:pPr>
+            <w:r>
+              <w:rPr>
+                <w:b/>
+                <w:bCs/>
+                <w:color w:val="1A1A1A"/>
+                <w:sz w:val="19"/>
+                <w:szCs w:val="19"/>
+              </w:rPr>
+              <w:t xml:space="preserve">Việc</w:t>
+            </w:r>
+          </w:p>
+        </w:tc>
+      </w:tr>
+      <w:tr>
+        <w:tc>
+          <w:tcPr>
+            <w:tcW w:type="dxa" w:w="936"/>
+            <w:tcMar>
+              <w:top w:type="dxa" w:w="70"/>
+              <w:left w:type="dxa" w:w="110"/>
+              <w:bottom w:type="dxa" w:w="70"/>
+              <w:right w:type="dxa" w:w="110"/>
+            </w:tcMar>
+          </w:tcPr>
+          <w:p>
+            <w:pPr>
+              <w:spacing w:after="0" w:line="255"/>
+            </w:pPr>
+            <w:r>
+              <w:rPr>
+                <w:rFonts w:ascii="Consolas" w:cs="Consolas" w:eastAsia="Consolas" w:hAnsi="Consolas"/>
+                <w:b w:val="false"/>
+                <w:bCs w:val="false"/>
+                <w:color w:val="1A1A1A"/>
+                <w:sz w:val="19"/>
+                <w:szCs w:val="19"/>
+              </w:rPr>
+              <w:t xml:space="preserve">1</w:t>
+            </w:r>
+          </w:p>
+        </w:tc>
+        <w:tc>
+          <w:tcPr>
+            <w:tcW w:type="dxa" w:w="1560"/>
+            <w:tcMar>
+              <w:top w:type="dxa" w:w="70"/>
+              <w:left w:type="dxa" w:w="110"/>
+              <w:bottom w:type="dxa" w:w="70"/>
+              <w:right w:type="dxa" w:w="110"/>
+            </w:tcMar>
+          </w:tcPr>
+          <w:p>
+            <w:pPr>
+              <w:spacing w:after="0" w:line="255"/>
+            </w:pPr>
+            <w:r>
+              <w:rPr>
+                <w:b w:val="false"/>
+                <w:bCs w:val="false"/>
+                <w:color w:val="1A1A1A"/>
+                <w:sz w:val="19"/>
+                <w:szCs w:val="19"/>
+              </w:rPr>
+              <w:t xml:space="preserve">70 phút</w:t>
+            </w:r>
+          </w:p>
+        </w:tc>
+        <w:tc>
+          <w:tcPr>
+            <w:tcW w:type="dxa" w:w="6864"/>
+            <w:tcMar>
+              <w:top w:type="dxa" w:w="70"/>
+              <w:left w:type="dxa" w:w="110"/>
+              <w:bottom w:type="dxa" w:w="70"/>
+              <w:right w:type="dxa" w:w="110"/>
+            </w:tcMar>
+          </w:tcPr>
+          <w:p>
+            <w:pPr>
+              <w:spacing w:after="0" w:line="255"/>
+            </w:pPr>
+            <w:r>
+              <w:rPr>
+                <w:b w:val="false"/>
+                <w:bCs w:val="false"/>
+                <w:color w:val="1A1A1A"/>
+                <w:sz w:val="19"/>
+                <w:szCs w:val="19"/>
+              </w:rPr>
+              <w:t xml:space="preserve">Đọc nhanh chương 4 tới 10. Mỗi chương chỉ cần nắm ba điều: vấn đề gì, giải bằng cách nào, kết quả đo ra sao. **Bỏ qua mọi đoạn code** trong các chương này</w:t>
+            </w:r>
+          </w:p>
+        </w:tc>
+      </w:tr>
+      <w:tr>
+        <w:tc>
+          <w:tcPr>
+            <w:tcW w:type="dxa" w:w="936"/>
+            <w:tcMar>
+              <w:top w:type="dxa" w:w="70"/>
+              <w:left w:type="dxa" w:w="110"/>
+              <w:bottom w:type="dxa" w:w="70"/>
+              <w:right w:type="dxa" w:w="110"/>
+            </w:tcMar>
+          </w:tcPr>
+          <w:p>
+            <w:pPr>
+              <w:spacing w:after="0" w:line="255"/>
+            </w:pPr>
+            <w:r>
+              <w:rPr>
+                <w:rFonts w:ascii="Consolas" w:cs="Consolas" w:eastAsia="Consolas" w:hAnsi="Consolas"/>
+                <w:b w:val="false"/>
+                <w:bCs w:val="false"/>
+                <w:color w:val="1A1A1A"/>
+                <w:sz w:val="19"/>
+                <w:szCs w:val="19"/>
+              </w:rPr>
+              <w:t xml:space="preserve">2</w:t>
+            </w:r>
+          </w:p>
+        </w:tc>
+        <w:tc>
+          <w:tcPr>
+            <w:tcW w:type="dxa" w:w="1560"/>
+            <w:tcMar>
+              <w:top w:type="dxa" w:w="70"/>
+              <w:left w:type="dxa" w:w="110"/>
+              <w:bottom w:type="dxa" w:w="70"/>
+              <w:right w:type="dxa" w:w="110"/>
+            </w:tcMar>
+          </w:tcPr>
+          <w:p>
+            <w:pPr>
+              <w:spacing w:after="0" w:line="255"/>
+            </w:pPr>
+            <w:r>
+              <w:rPr>
+                <w:b w:val="false"/>
+                <w:bCs w:val="false"/>
+                <w:color w:val="1A1A1A"/>
+                <w:sz w:val="19"/>
+                <w:szCs w:val="19"/>
+              </w:rPr>
+              <w:t xml:space="preserve">40 phút</w:t>
+            </w:r>
+          </w:p>
+        </w:tc>
+        <w:tc>
+          <w:tcPr>
+            <w:tcW w:type="dxa" w:w="6864"/>
+            <w:tcMar>
+              <w:top w:type="dxa" w:w="70"/>
+              <w:left w:type="dxa" w:w="110"/>
+              <w:bottom w:type="dxa" w:w="70"/>
+              <w:right w:type="dxa" w:w="110"/>
+            </w:tcMar>
+          </w:tcPr>
+          <w:p>
+            <w:pPr>
+              <w:spacing w:after="0" w:line="255"/>
+            </w:pPr>
+            <w:r>
+              <w:rPr>
+                <w:b w:val="false"/>
+                <w:bCs w:val="false"/>
+                <w:color w:val="1A1A1A"/>
+                <w:sz w:val="19"/>
+                <w:szCs w:val="19"/>
+              </w:rPr>
+              <w:t xml:space="preserve">Làm bài tập B.2. Đây là bài tập về hành vi của hệ thống, không phải về code: chạy lệnh, đọc số, so với dự đoán</w:t>
+            </w:r>
+          </w:p>
+        </w:tc>
+      </w:tr>
+      <w:tr>
+        <w:tc>
+          <w:tcPr>
+            <w:tcW w:type="dxa" w:w="936"/>
+            <w:tcMar>
+              <w:top w:type="dxa" w:w="70"/>
+              <w:left w:type="dxa" w:w="110"/>
+              <w:bottom w:type="dxa" w:w="70"/>
+              <w:right w:type="dxa" w:w="110"/>
+            </w:tcMar>
+          </w:tcPr>
+          <w:p>
+            <w:pPr>
+              <w:spacing w:after="0" w:line="255"/>
+            </w:pPr>
+            <w:r>
+              <w:rPr>
+                <w:rFonts w:ascii="Consolas" w:cs="Consolas" w:eastAsia="Consolas" w:hAnsi="Consolas"/>
+                <w:b w:val="false"/>
+                <w:bCs w:val="false"/>
+                <w:color w:val="1A1A1A"/>
+                <w:sz w:val="19"/>
+                <w:szCs w:val="19"/>
+              </w:rPr>
+              <w:t xml:space="preserve">3</w:t>
+            </w:r>
+          </w:p>
+        </w:tc>
+        <w:tc>
+          <w:tcPr>
+            <w:tcW w:type="dxa" w:w="1560"/>
+            <w:tcMar>
+              <w:top w:type="dxa" w:w="70"/>
+              <w:left w:type="dxa" w:w="110"/>
+              <w:bottom w:type="dxa" w:w="70"/>
+              <w:right w:type="dxa" w:w="110"/>
+            </w:tcMar>
+          </w:tcPr>
+          <w:p>
+            <w:pPr>
+              <w:spacing w:after="0" w:line="255"/>
+            </w:pPr>
+            <w:r>
+              <w:rPr>
+                <w:b w:val="false"/>
+                <w:bCs w:val="false"/>
+                <w:color w:val="1A1A1A"/>
+                <w:sz w:val="19"/>
+                <w:szCs w:val="19"/>
+              </w:rPr>
+              <w:t xml:space="preserve">10 phút</w:t>
+            </w:r>
+          </w:p>
+        </w:tc>
+        <w:tc>
+          <w:tcPr>
+            <w:tcW w:type="dxa" w:w="6864"/>
+            <w:tcMar>
+              <w:top w:type="dxa" w:w="70"/>
+              <w:left w:type="dxa" w:w="110"/>
+              <w:bottom w:type="dxa" w:w="70"/>
+              <w:right w:type="dxa" w:w="110"/>
+            </w:tcMar>
+          </w:tcPr>
+          <w:p>
+            <w:pPr>
+              <w:spacing w:after="0" w:line="255"/>
+            </w:pPr>
+            <w:r>
+              <w:rPr>
+                <w:b w:val="false"/>
+                <w:bCs w:val="false"/>
+                <w:color w:val="1A1A1A"/>
+                <w:sz w:val="19"/>
+                <w:szCs w:val="19"/>
+              </w:rPr>
+              <w:t xml:space="preserve">Ghi nhật ký ba dòng</w:t>
+            </w:r>
+          </w:p>
+        </w:tc>
+      </w:tr>
+    </w:tbl>
+    <w:p>
+      <w:pPr>
+        <w:spacing w:after="110"/>
+      </w:pPr>
+    </w:p>
+    <w:p>
+      <w:pPr>
+        <w:pBdr>
+          <w:left w:val="single" w:color="D99A00" w:sz="18" w:space="8"/>
+        </w:pBdr>
+        <w:shd w:fill="FFF6E0" w:val="clear"/>
+        <w:spacing w:after="170" w:before="130" w:line="300"/>
+        <w:ind w:left="200" w:right="200"/>
+        <w:jc w:val="both"/>
+      </w:pPr>
+      <w:r>
+        <w:rPr>
+          <w:b/>
+          <w:bCs/>
+          <w:color w:val="D99A00"/>
+        </w:rPr>
+        <w:t xml:space="preserve">Chưa cần đọc phụ lục A trong hai ngày này. </w:t>
+      </w:r>
+      <w:r>
+        <w:rPr>
+          <w:color w:val="1A1A1A"/>
+        </w:rPr>
+        <w:t xml:space="preserve">Để dành tới lúc bắt tay sửa code, và khi đó cũng chỉ mở đúng hai mục liên quan tới thứ đang làm.</w:t>
+      </w:r>
+    </w:p>
+    <w:p>
+      <w:pPr>
+        <w:pBdr>
+          <w:left w:val="single" w:color="0B5E63" w:sz="18" w:space="8"/>
+        </w:pBdr>
+        <w:shd w:fill="EAF1F0" w:val="clear"/>
+        <w:spacing w:after="170" w:before="130" w:line="300"/>
+        <w:ind w:left="200" w:right="200"/>
+        <w:jc w:val="both"/>
+      </w:pPr>
+      <w:r>
+        <w:rPr>
+          <w:b/>
+          <w:bCs/>
+          <w:color w:val="0B5E63"/>
+        </w:rPr>
+        <w:t xml:space="preserve">Nếu thiếu thời gian: </w:t>
+      </w:r>
+      <w:r>
+        <w:rPr>
+          <w:color w:val="1A1A1A"/>
+        </w:rPr>
+        <w:t xml:space="preserve">bỏ theo thứ tự nhật ký, rồi buổi 3 của ngày thứ nhất. Không bỏ buổi đọc chương 1, 2, 3 và buổi làm B.2, vì hai buổi đó là nền cho mọi thứ sau.</w:t>
       </w:r>
     </w:p>
     <w:p>
